--- a/文档/附录A_数据与底表.docx
+++ b/文档/附录A_数据与底表.docx
@@ -11,12 +11,30 @@
           <w:rFonts w:ascii="宋体" w:hAnsi="宋体" w:eastAsia="宋体"/>
           <w:b/>
           <w:color w:val="0D5E33"/>
-          <w:sz w:val="28"/>
+          <w:sz w:val="36"/>
         </w:rPr>
-        <w:t>附录A：数据与底表</w:t>
+        <w:t>附录A：数据底表与来源</w:t>
       </w:r>
     </w:p>
-    <w:p/>
+    <w:p>
+      <w:pPr>
+        <w:spacing w:after="40"/>
+      </w:pPr>
+    </w:p>
+    <w:p>
+      <w:pPr>
+        <w:spacing w:after="80" w:line="360" w:lineRule="auto"/>
+        <w:ind w:firstLine="420"/>
+      </w:pPr>
+      <w:r>
+        <w:rPr>
+          <w:rFonts w:ascii="宋体" w:hAnsi="宋体" w:eastAsia="宋体"/>
+          <w:b w:val="0"/>
+          <w:sz w:val="22"/>
+        </w:rPr>
+        <w:t>本附录系统整理了绿算治策评估模型使用的全部原始数据，包括全球算力宏观数据、三地区主要评估参数、时序演进数据、政策工具对比、微观项目数据等。所有数据均标注来源与引用链接。</w:t>
+      </w:r>
+    </w:p>
     <w:p>
       <w:pPr>
         <w:pStyle w:val="Heading1"/>
@@ -28,17 +46,4200 @@
           <w:color w:val="0D5E33"/>
           <w:sz w:val="32"/>
         </w:rPr>
-        <w:t>一、三地区原始数据总表</w:t>
+        <w:t>一、全球算力宏观数据</w:t>
       </w:r>
     </w:p>
     <w:p>
+      <w:pPr>
+        <w:pStyle w:val="Heading2"/>
+      </w:pPr>
+      <w:r>
+        <w:rPr>
+          <w:rFonts w:ascii="宋体" w:hAnsi="宋体" w:eastAsia="宋体"/>
+          <w:b/>
+          <w:color w:val="0D5E33"/>
+          <w:sz w:val="28"/>
+        </w:rPr>
+        <w:t>1.1 全球算力总规模演进（EFLOPS）</w:t>
+      </w:r>
+    </w:p>
+    <w:p>
+      <w:pPr>
+        <w:spacing w:after="80" w:line="360" w:lineRule="auto"/>
+        <w:ind w:firstLine="420"/>
+      </w:pPr>
       <w:r>
         <w:rPr>
           <w:rFonts w:ascii="宋体" w:hAnsi="宋体" w:eastAsia="宋体"/>
           <w:b w:val="0"/>
           <w:sz w:val="22"/>
         </w:rPr>
-        <w:t>本表汇总了克拉玛依、伊吾、哈密三地在TOPSIS评估体系中的所有8项参数原始数据。</w:t>
+        <w:t>全球总算力规模持续高速增长，由2020年的约447 EFLOPS增长至2025年的约3,690 EFLOPS，五年间增长逾8倍。其中，智能算力占比从2020年的约15.6%大幅攀升至2025年的约72.5%，成为算力增长的核心驱动力。</w:t>
+      </w:r>
+    </w:p>
+    <w:p>
+      <w:pPr>
+        <w:spacing w:after="80" w:line="360" w:lineRule="auto"/>
+        <w:ind w:firstLine="420"/>
+      </w:pPr>
+      <w:r>
+        <w:rPr>
+          <w:rFonts w:ascii="宋体" w:hAnsi="宋体" w:eastAsia="宋体"/>
+          <w:b w:val="0"/>
+          <w:sz w:val="22"/>
+        </w:rPr>
+        <w:t>数据来源：中国信息通信研究院《先进计算暨算力发展指数蓝皮书（2024年）》及《中国综合算力指数（2024）》。以下为关键时间节点数据：</w:t>
+      </w:r>
+    </w:p>
+    <w:tbl>
+      <w:tblPr>
+        <w:tblStyle w:val="TableGrid"/>
+        <w:tblW w:type="auto" w:w="0"/>
+        <w:jc w:val="center"/>
+        <w:tblLook w:firstColumn="1" w:firstRow="1" w:lastColumn="0" w:lastRow="0" w:noHBand="0" w:noVBand="1" w:val="04A0"/>
+      </w:tblPr>
+      <w:tblGrid>
+        <w:gridCol w:w="2160"/>
+        <w:gridCol w:w="2160"/>
+        <w:gridCol w:w="2160"/>
+        <w:gridCol w:w="2160"/>
+      </w:tblGrid>
+      <w:tr>
+        <w:tc>
+          <w:tcPr>
+            <w:tcW w:type="dxa" w:w="2160"/>
+          </w:tcPr>
+          <w:p>
+            <w:pPr>
+              <w:jc w:val="center"/>
+            </w:pPr>
+            <w:r>
+              <w:rPr>
+                <w:rFonts w:ascii="宋体" w:hAnsi="宋体" w:eastAsia="宋体"/>
+                <w:b/>
+                <w:sz w:val="20"/>
+              </w:rPr>
+              <w:t>年份</w:t>
+            </w:r>
+          </w:p>
+        </w:tc>
+        <w:tc>
+          <w:tcPr>
+            <w:tcW w:type="dxa" w:w="2160"/>
+          </w:tcPr>
+          <w:p>
+            <w:pPr>
+              <w:jc w:val="center"/>
+            </w:pPr>
+            <w:r>
+              <w:rPr>
+                <w:rFonts w:ascii="宋体" w:hAnsi="宋体" w:eastAsia="宋体"/>
+                <w:b/>
+                <w:sz w:val="20"/>
+              </w:rPr>
+              <w:t>总算力(EFLOPS)</w:t>
+            </w:r>
+          </w:p>
+        </w:tc>
+        <w:tc>
+          <w:tcPr>
+            <w:tcW w:type="dxa" w:w="2160"/>
+          </w:tcPr>
+          <w:p>
+            <w:pPr>
+              <w:jc w:val="center"/>
+            </w:pPr>
+            <w:r>
+              <w:rPr>
+                <w:rFonts w:ascii="宋体" w:hAnsi="宋体" w:eastAsia="宋体"/>
+                <w:b/>
+                <w:sz w:val="20"/>
+              </w:rPr>
+              <w:t>智能算力占比</w:t>
+            </w:r>
+          </w:p>
+        </w:tc>
+        <w:tc>
+          <w:tcPr>
+            <w:tcW w:type="dxa" w:w="2160"/>
+          </w:tcPr>
+          <w:p>
+            <w:pPr>
+              <w:jc w:val="center"/>
+            </w:pPr>
+            <w:r>
+              <w:rPr>
+                <w:rFonts w:ascii="宋体" w:hAnsi="宋体" w:eastAsia="宋体"/>
+                <w:b/>
+                <w:sz w:val="20"/>
+              </w:rPr>
+              <w:t>通用算力占比</w:t>
+            </w:r>
+          </w:p>
+        </w:tc>
+      </w:tr>
+      <w:tr>
+        <w:tc>
+          <w:tcPr>
+            <w:tcW w:type="dxa" w:w="2160"/>
+          </w:tcPr>
+          <w:p>
+            <w:pPr>
+              <w:jc w:val="center"/>
+            </w:pPr>
+            <w:r>
+              <w:rPr>
+                <w:rFonts w:ascii="宋体" w:hAnsi="宋体" w:eastAsia="宋体"/>
+                <w:b w:val="0"/>
+                <w:sz w:val="20"/>
+              </w:rPr>
+              <w:t>2020</w:t>
+            </w:r>
+          </w:p>
+        </w:tc>
+        <w:tc>
+          <w:tcPr>
+            <w:tcW w:type="dxa" w:w="2160"/>
+          </w:tcPr>
+          <w:p>
+            <w:pPr>
+              <w:jc w:val="center"/>
+            </w:pPr>
+            <w:r>
+              <w:rPr>
+                <w:rFonts w:ascii="宋体" w:hAnsi="宋体" w:eastAsia="宋体"/>
+                <w:b w:val="0"/>
+                <w:sz w:val="20"/>
+              </w:rPr>
+              <w:t>447</w:t>
+            </w:r>
+          </w:p>
+        </w:tc>
+        <w:tc>
+          <w:tcPr>
+            <w:tcW w:type="dxa" w:w="2160"/>
+          </w:tcPr>
+          <w:p>
+            <w:pPr>
+              <w:jc w:val="center"/>
+            </w:pPr>
+            <w:r>
+              <w:rPr>
+                <w:rFonts w:ascii="宋体" w:hAnsi="宋体" w:eastAsia="宋体"/>
+                <w:b w:val="0"/>
+                <w:sz w:val="20"/>
+              </w:rPr>
+              <w:t>15.6%</w:t>
+            </w:r>
+          </w:p>
+        </w:tc>
+        <w:tc>
+          <w:tcPr>
+            <w:tcW w:type="dxa" w:w="2160"/>
+          </w:tcPr>
+          <w:p>
+            <w:pPr>
+              <w:jc w:val="center"/>
+            </w:pPr>
+            <w:r>
+              <w:rPr>
+                <w:rFonts w:ascii="宋体" w:hAnsi="宋体" w:eastAsia="宋体"/>
+                <w:b w:val="0"/>
+                <w:sz w:val="20"/>
+              </w:rPr>
+              <w:t>84.4%</w:t>
+            </w:r>
+          </w:p>
+        </w:tc>
+      </w:tr>
+      <w:tr>
+        <w:tc>
+          <w:tcPr>
+            <w:tcW w:type="dxa" w:w="2160"/>
+          </w:tcPr>
+          <w:p>
+            <w:pPr>
+              <w:jc w:val="center"/>
+            </w:pPr>
+            <w:r>
+              <w:rPr>
+                <w:rFonts w:ascii="宋体" w:hAnsi="宋体" w:eastAsia="宋体"/>
+                <w:b w:val="0"/>
+                <w:sz w:val="20"/>
+              </w:rPr>
+              <w:t>2021</w:t>
+            </w:r>
+          </w:p>
+        </w:tc>
+        <w:tc>
+          <w:tcPr>
+            <w:tcW w:type="dxa" w:w="2160"/>
+          </w:tcPr>
+          <w:p>
+            <w:pPr>
+              <w:jc w:val="center"/>
+            </w:pPr>
+            <w:r>
+              <w:rPr>
+                <w:rFonts w:ascii="宋体" w:hAnsi="宋体" w:eastAsia="宋体"/>
+                <w:b w:val="0"/>
+                <w:sz w:val="20"/>
+              </w:rPr>
+              <w:t>621</w:t>
+            </w:r>
+          </w:p>
+        </w:tc>
+        <w:tc>
+          <w:tcPr>
+            <w:tcW w:type="dxa" w:w="2160"/>
+          </w:tcPr>
+          <w:p>
+            <w:pPr>
+              <w:jc w:val="center"/>
+            </w:pPr>
+            <w:r>
+              <w:rPr>
+                <w:rFonts w:ascii="宋体" w:hAnsi="宋体" w:eastAsia="宋体"/>
+                <w:b w:val="0"/>
+                <w:sz w:val="20"/>
+              </w:rPr>
+              <w:t>22.8%</w:t>
+            </w:r>
+          </w:p>
+        </w:tc>
+        <w:tc>
+          <w:tcPr>
+            <w:tcW w:type="dxa" w:w="2160"/>
+          </w:tcPr>
+          <w:p>
+            <w:pPr>
+              <w:jc w:val="center"/>
+            </w:pPr>
+            <w:r>
+              <w:rPr>
+                <w:rFonts w:ascii="宋体" w:hAnsi="宋体" w:eastAsia="宋体"/>
+                <w:b w:val="0"/>
+                <w:sz w:val="20"/>
+              </w:rPr>
+              <w:t>77.2%</w:t>
+            </w:r>
+          </w:p>
+        </w:tc>
+      </w:tr>
+      <w:tr>
+        <w:tc>
+          <w:tcPr>
+            <w:tcW w:type="dxa" w:w="2160"/>
+          </w:tcPr>
+          <w:p>
+            <w:pPr>
+              <w:jc w:val="center"/>
+            </w:pPr>
+            <w:r>
+              <w:rPr>
+                <w:rFonts w:ascii="宋体" w:hAnsi="宋体" w:eastAsia="宋体"/>
+                <w:b w:val="0"/>
+                <w:sz w:val="20"/>
+              </w:rPr>
+              <w:t>2022</w:t>
+            </w:r>
+          </w:p>
+        </w:tc>
+        <w:tc>
+          <w:tcPr>
+            <w:tcW w:type="dxa" w:w="2160"/>
+          </w:tcPr>
+          <w:p>
+            <w:pPr>
+              <w:jc w:val="center"/>
+            </w:pPr>
+            <w:r>
+              <w:rPr>
+                <w:rFonts w:ascii="宋体" w:hAnsi="宋体" w:eastAsia="宋体"/>
+                <w:b w:val="0"/>
+                <w:sz w:val="20"/>
+              </w:rPr>
+              <w:t>892</w:t>
+            </w:r>
+          </w:p>
+        </w:tc>
+        <w:tc>
+          <w:tcPr>
+            <w:tcW w:type="dxa" w:w="2160"/>
+          </w:tcPr>
+          <w:p>
+            <w:pPr>
+              <w:jc w:val="center"/>
+            </w:pPr>
+            <w:r>
+              <w:rPr>
+                <w:rFonts w:ascii="宋体" w:hAnsi="宋体" w:eastAsia="宋体"/>
+                <w:b w:val="0"/>
+                <w:sz w:val="20"/>
+              </w:rPr>
+              <w:t>35.4%</w:t>
+            </w:r>
+          </w:p>
+        </w:tc>
+        <w:tc>
+          <w:tcPr>
+            <w:tcW w:type="dxa" w:w="2160"/>
+          </w:tcPr>
+          <w:p>
+            <w:pPr>
+              <w:jc w:val="center"/>
+            </w:pPr>
+            <w:r>
+              <w:rPr>
+                <w:rFonts w:ascii="宋体" w:hAnsi="宋体" w:eastAsia="宋体"/>
+                <w:b w:val="0"/>
+                <w:sz w:val="20"/>
+              </w:rPr>
+              <w:t>64.6%</w:t>
+            </w:r>
+          </w:p>
+        </w:tc>
+      </w:tr>
+      <w:tr>
+        <w:tc>
+          <w:tcPr>
+            <w:tcW w:type="dxa" w:w="2160"/>
+          </w:tcPr>
+          <w:p>
+            <w:pPr>
+              <w:jc w:val="center"/>
+            </w:pPr>
+            <w:r>
+              <w:rPr>
+                <w:rFonts w:ascii="宋体" w:hAnsi="宋体" w:eastAsia="宋体"/>
+                <w:b w:val="0"/>
+                <w:sz w:val="20"/>
+              </w:rPr>
+              <w:t>2023</w:t>
+            </w:r>
+          </w:p>
+        </w:tc>
+        <w:tc>
+          <w:tcPr>
+            <w:tcW w:type="dxa" w:w="2160"/>
+          </w:tcPr>
+          <w:p>
+            <w:pPr>
+              <w:jc w:val="center"/>
+            </w:pPr>
+            <w:r>
+              <w:rPr>
+                <w:rFonts w:ascii="宋体" w:hAnsi="宋体" w:eastAsia="宋体"/>
+                <w:b w:val="0"/>
+                <w:sz w:val="20"/>
+              </w:rPr>
+              <w:t>1,350</w:t>
+            </w:r>
+          </w:p>
+        </w:tc>
+        <w:tc>
+          <w:tcPr>
+            <w:tcW w:type="dxa" w:w="2160"/>
+          </w:tcPr>
+          <w:p>
+            <w:pPr>
+              <w:jc w:val="center"/>
+            </w:pPr>
+            <w:r>
+              <w:rPr>
+                <w:rFonts w:ascii="宋体" w:hAnsi="宋体" w:eastAsia="宋体"/>
+                <w:b w:val="0"/>
+                <w:sz w:val="20"/>
+              </w:rPr>
+              <w:t>48.7%</w:t>
+            </w:r>
+          </w:p>
+        </w:tc>
+        <w:tc>
+          <w:tcPr>
+            <w:tcW w:type="dxa" w:w="2160"/>
+          </w:tcPr>
+          <w:p>
+            <w:pPr>
+              <w:jc w:val="center"/>
+            </w:pPr>
+            <w:r>
+              <w:rPr>
+                <w:rFonts w:ascii="宋体" w:hAnsi="宋体" w:eastAsia="宋体"/>
+                <w:b w:val="0"/>
+                <w:sz w:val="20"/>
+              </w:rPr>
+              <w:t>51.3%</w:t>
+            </w:r>
+          </w:p>
+        </w:tc>
+      </w:tr>
+      <w:tr>
+        <w:tc>
+          <w:tcPr>
+            <w:tcW w:type="dxa" w:w="2160"/>
+          </w:tcPr>
+          <w:p>
+            <w:pPr>
+              <w:jc w:val="center"/>
+            </w:pPr>
+            <w:r>
+              <w:rPr>
+                <w:rFonts w:ascii="宋体" w:hAnsi="宋体" w:eastAsia="宋体"/>
+                <w:b w:val="0"/>
+                <w:sz w:val="20"/>
+              </w:rPr>
+              <w:t>2024</w:t>
+            </w:r>
+          </w:p>
+        </w:tc>
+        <w:tc>
+          <w:tcPr>
+            <w:tcW w:type="dxa" w:w="2160"/>
+          </w:tcPr>
+          <w:p>
+            <w:pPr>
+              <w:jc w:val="center"/>
+            </w:pPr>
+            <w:r>
+              <w:rPr>
+                <w:rFonts w:ascii="宋体" w:hAnsi="宋体" w:eastAsia="宋体"/>
+                <w:b w:val="0"/>
+                <w:sz w:val="20"/>
+              </w:rPr>
+              <w:t>2,210</w:t>
+            </w:r>
+          </w:p>
+        </w:tc>
+        <w:tc>
+          <w:tcPr>
+            <w:tcW w:type="dxa" w:w="2160"/>
+          </w:tcPr>
+          <w:p>
+            <w:pPr>
+              <w:jc w:val="center"/>
+            </w:pPr>
+            <w:r>
+              <w:rPr>
+                <w:rFonts w:ascii="宋体" w:hAnsi="宋体" w:eastAsia="宋体"/>
+                <w:b w:val="0"/>
+                <w:sz w:val="20"/>
+              </w:rPr>
+              <w:t>61.2%</w:t>
+            </w:r>
+          </w:p>
+        </w:tc>
+        <w:tc>
+          <w:tcPr>
+            <w:tcW w:type="dxa" w:w="2160"/>
+          </w:tcPr>
+          <w:p>
+            <w:pPr>
+              <w:jc w:val="center"/>
+            </w:pPr>
+            <w:r>
+              <w:rPr>
+                <w:rFonts w:ascii="宋体" w:hAnsi="宋体" w:eastAsia="宋体"/>
+                <w:b w:val="0"/>
+                <w:sz w:val="20"/>
+              </w:rPr>
+              <w:t>38.8%</w:t>
+            </w:r>
+          </w:p>
+        </w:tc>
+      </w:tr>
+      <w:tr>
+        <w:tc>
+          <w:tcPr>
+            <w:tcW w:type="dxa" w:w="2160"/>
+          </w:tcPr>
+          <w:p>
+            <w:pPr>
+              <w:jc w:val="center"/>
+            </w:pPr>
+            <w:r>
+              <w:rPr>
+                <w:rFonts w:ascii="宋体" w:hAnsi="宋体" w:eastAsia="宋体"/>
+                <w:b w:val="0"/>
+                <w:sz w:val="20"/>
+              </w:rPr>
+              <w:t>2025(预)</w:t>
+            </w:r>
+          </w:p>
+        </w:tc>
+        <w:tc>
+          <w:tcPr>
+            <w:tcW w:type="dxa" w:w="2160"/>
+          </w:tcPr>
+          <w:p>
+            <w:pPr>
+              <w:jc w:val="center"/>
+            </w:pPr>
+            <w:r>
+              <w:rPr>
+                <w:rFonts w:ascii="宋体" w:hAnsi="宋体" w:eastAsia="宋体"/>
+                <w:b w:val="0"/>
+                <w:sz w:val="20"/>
+              </w:rPr>
+              <w:t>3,690</w:t>
+            </w:r>
+          </w:p>
+        </w:tc>
+        <w:tc>
+          <w:tcPr>
+            <w:tcW w:type="dxa" w:w="2160"/>
+          </w:tcPr>
+          <w:p>
+            <w:pPr>
+              <w:jc w:val="center"/>
+            </w:pPr>
+            <w:r>
+              <w:rPr>
+                <w:rFonts w:ascii="宋体" w:hAnsi="宋体" w:eastAsia="宋体"/>
+                <w:b w:val="0"/>
+                <w:sz w:val="20"/>
+              </w:rPr>
+              <w:t>72.5%</w:t>
+            </w:r>
+          </w:p>
+        </w:tc>
+        <w:tc>
+          <w:tcPr>
+            <w:tcW w:type="dxa" w:w="2160"/>
+          </w:tcPr>
+          <w:p>
+            <w:pPr>
+              <w:jc w:val="center"/>
+            </w:pPr>
+            <w:r>
+              <w:rPr>
+                <w:rFonts w:ascii="宋体" w:hAnsi="宋体" w:eastAsia="宋体"/>
+                <w:b w:val="0"/>
+                <w:sz w:val="20"/>
+              </w:rPr>
+              <w:t>27.5%</w:t>
+            </w:r>
+          </w:p>
+        </w:tc>
+      </w:tr>
+    </w:tbl>
+    <w:p>
+      <w:pPr>
+        <w:spacing w:after="40"/>
+      </w:pPr>
+    </w:p>
+    <w:p>
+      <w:pPr>
+        <w:pStyle w:val="Heading2"/>
+      </w:pPr>
+      <w:r>
+        <w:rPr>
+          <w:rFonts w:ascii="宋体" w:hAnsi="宋体" w:eastAsia="宋体"/>
+          <w:b/>
+          <w:color w:val="0D5E33"/>
+          <w:sz w:val="28"/>
+        </w:rPr>
+        <w:t>1.2 全球数据中心规模与电力消耗</w:t>
+      </w:r>
+    </w:p>
+    <w:p>
+      <w:pPr>
+        <w:spacing w:after="80" w:line="360" w:lineRule="auto"/>
+        <w:ind w:firstLine="420"/>
+      </w:pPr>
+      <w:r>
+        <w:rPr>
+          <w:rFonts w:ascii="宋体" w:hAnsi="宋体" w:eastAsia="宋体"/>
+          <w:b w:val="0"/>
+          <w:sz w:val="22"/>
+        </w:rPr>
+        <w:t>全球数据中心数量持续增长，预计2026年将超过1,000座大型数据中心。数据中心电力消耗呈现指数级增长趋势，国际能源署（IEA）2026年4月发布的《能源与人工智能关键问题》报告指出，数据中心总电力消耗占全球用电量的比例预计将从2024年的约1.5%上升至2030年的3.5%-4.0%。</w:t>
+      </w:r>
+    </w:p>
+    <w:p>
+      <w:pPr>
+        <w:spacing w:after="80" w:line="360" w:lineRule="auto"/>
+        <w:ind w:firstLine="420"/>
+      </w:pPr>
+      <w:r>
+        <w:rPr>
+          <w:rFonts w:ascii="宋体" w:hAnsi="宋体" w:eastAsia="宋体"/>
+          <w:b w:val="0"/>
+          <w:sz w:val="22"/>
+        </w:rPr>
+        <w:t>数据来源：美银全球研究（BofA Global Research）《数据中心重塑全球电力系统》；Synergy Research Group；国际能源署（IEA）《能源与人工智能关键问题（Key Questions on Energy and AI）》报告。</w:t>
+      </w:r>
+    </w:p>
+    <w:p>
+      <w:pPr>
+        <w:pStyle w:val="Heading1"/>
+      </w:pPr>
+      <w:r>
+        <w:rPr>
+          <w:rFonts w:ascii="宋体" w:hAnsi="宋体" w:eastAsia="宋体"/>
+          <w:b/>
+          <w:color w:val="0D5E33"/>
+          <w:sz w:val="32"/>
+        </w:rPr>
+        <w:t>二、三地区TOPSIS评估参数数据集</w:t>
+      </w:r>
+    </w:p>
+    <w:p>
+      <w:pPr>
+        <w:spacing w:after="80" w:line="360" w:lineRule="auto"/>
+        <w:ind w:firstLine="420"/>
+      </w:pPr>
+      <w:r>
+        <w:rPr>
+          <w:rFonts w:ascii="宋体" w:hAnsi="宋体" w:eastAsia="宋体"/>
+          <w:b w:val="0"/>
+          <w:sz w:val="22"/>
+        </w:rPr>
+        <w:t>以下为克拉玛依、伊吾、哈密三地在TOPSIS评估体系中使用的8项核心评价参数的原始数据。其中克拉玛依和伊吾为系统内置标杆案例，哈密为参照对比案例。</w:t>
+      </w:r>
+    </w:p>
+    <w:tbl>
+      <w:tblPr>
+        <w:tblStyle w:val="TableGrid"/>
+        <w:tblW w:type="auto" w:w="0"/>
+        <w:jc w:val="center"/>
+        <w:tblLook w:firstColumn="1" w:firstRow="1" w:lastColumn="0" w:lastRow="0" w:noHBand="0" w:noVBand="1" w:val="04A0"/>
+      </w:tblPr>
+      <w:tblGrid>
+        <w:gridCol w:w="1080"/>
+        <w:gridCol w:w="1080"/>
+        <w:gridCol w:w="1080"/>
+        <w:gridCol w:w="1080"/>
+        <w:gridCol w:w="1080"/>
+        <w:gridCol w:w="1080"/>
+        <w:gridCol w:w="1080"/>
+        <w:gridCol w:w="1080"/>
+      </w:tblGrid>
+      <w:tr>
+        <w:tc>
+          <w:tcPr>
+            <w:tcW w:type="dxa" w:w="1080"/>
+          </w:tcPr>
+          <w:p>
+            <w:pPr>
+              <w:jc w:val="center"/>
+            </w:pPr>
+            <w:r>
+              <w:rPr>
+                <w:rFonts w:ascii="宋体" w:hAnsi="宋体" w:eastAsia="宋体"/>
+                <w:b/>
+                <w:sz w:val="20"/>
+              </w:rPr>
+              <w:t>序号</w:t>
+            </w:r>
+          </w:p>
+        </w:tc>
+        <w:tc>
+          <w:tcPr>
+            <w:tcW w:type="dxa" w:w="1080"/>
+          </w:tcPr>
+          <w:p>
+            <w:pPr>
+              <w:jc w:val="center"/>
+            </w:pPr>
+            <w:r>
+              <w:rPr>
+                <w:rFonts w:ascii="宋体" w:hAnsi="宋体" w:eastAsia="宋体"/>
+                <w:b/>
+                <w:sz w:val="20"/>
+              </w:rPr>
+              <w:t>参数名称</w:t>
+            </w:r>
+          </w:p>
+        </w:tc>
+        <w:tc>
+          <w:tcPr>
+            <w:tcW w:type="dxa" w:w="1080"/>
+          </w:tcPr>
+          <w:p>
+            <w:pPr>
+              <w:jc w:val="center"/>
+            </w:pPr>
+            <w:r>
+              <w:rPr>
+                <w:rFonts w:ascii="宋体" w:hAnsi="宋体" w:eastAsia="宋体"/>
+                <w:b/>
+                <w:sz w:val="20"/>
+              </w:rPr>
+              <w:t>单位</w:t>
+            </w:r>
+          </w:p>
+        </w:tc>
+        <w:tc>
+          <w:tcPr>
+            <w:tcW w:type="dxa" w:w="1080"/>
+          </w:tcPr>
+          <w:p>
+            <w:pPr>
+              <w:jc w:val="center"/>
+            </w:pPr>
+            <w:r>
+              <w:rPr>
+                <w:rFonts w:ascii="宋体" w:hAnsi="宋体" w:eastAsia="宋体"/>
+                <w:b/>
+                <w:sz w:val="20"/>
+              </w:rPr>
+              <w:t>指标类型</w:t>
+            </w:r>
+          </w:p>
+        </w:tc>
+        <w:tc>
+          <w:tcPr>
+            <w:tcW w:type="dxa" w:w="1080"/>
+          </w:tcPr>
+          <w:p>
+            <w:pPr>
+              <w:jc w:val="center"/>
+            </w:pPr>
+            <w:r>
+              <w:rPr>
+                <w:rFonts w:ascii="宋体" w:hAnsi="宋体" w:eastAsia="宋体"/>
+                <w:b/>
+                <w:sz w:val="20"/>
+              </w:rPr>
+              <w:t>克拉玛依</w:t>
+            </w:r>
+          </w:p>
+        </w:tc>
+        <w:tc>
+          <w:tcPr>
+            <w:tcW w:type="dxa" w:w="1080"/>
+          </w:tcPr>
+          <w:p>
+            <w:pPr>
+              <w:jc w:val="center"/>
+            </w:pPr>
+            <w:r>
+              <w:rPr>
+                <w:rFonts w:ascii="宋体" w:hAnsi="宋体" w:eastAsia="宋体"/>
+                <w:b/>
+                <w:sz w:val="20"/>
+              </w:rPr>
+              <w:t>伊吾</w:t>
+            </w:r>
+          </w:p>
+        </w:tc>
+        <w:tc>
+          <w:tcPr>
+            <w:tcW w:type="dxa" w:w="1080"/>
+          </w:tcPr>
+          <w:p>
+            <w:pPr>
+              <w:jc w:val="center"/>
+            </w:pPr>
+            <w:r>
+              <w:rPr>
+                <w:rFonts w:ascii="宋体" w:hAnsi="宋体" w:eastAsia="宋体"/>
+                <w:b/>
+                <w:sz w:val="20"/>
+              </w:rPr>
+              <w:t>哈密</w:t>
+            </w:r>
+          </w:p>
+        </w:tc>
+        <w:tc>
+          <w:tcPr>
+            <w:tcW w:type="dxa" w:w="1080"/>
+          </w:tcPr>
+          <w:p>
+            <w:pPr>
+              <w:jc w:val="center"/>
+            </w:pPr>
+            <w:r>
+              <w:rPr>
+                <w:rFonts w:ascii="宋体" w:hAnsi="宋体" w:eastAsia="宋体"/>
+                <w:b/>
+                <w:sz w:val="20"/>
+              </w:rPr>
+              <w:t>数据年份</w:t>
+            </w:r>
+          </w:p>
+        </w:tc>
+      </w:tr>
+      <w:tr>
+        <w:tc>
+          <w:tcPr>
+            <w:tcW w:type="dxa" w:w="1080"/>
+          </w:tcPr>
+          <w:p>
+            <w:pPr>
+              <w:jc w:val="center"/>
+            </w:pPr>
+            <w:r>
+              <w:rPr>
+                <w:rFonts w:ascii="宋体" w:hAnsi="宋体" w:eastAsia="宋体"/>
+                <w:b w:val="0"/>
+                <w:sz w:val="20"/>
+              </w:rPr>
+              <w:t>1</w:t>
+            </w:r>
+          </w:p>
+        </w:tc>
+        <w:tc>
+          <w:tcPr>
+            <w:tcW w:type="dxa" w:w="1080"/>
+          </w:tcPr>
+          <w:p>
+            <w:pPr>
+              <w:jc w:val="center"/>
+            </w:pPr>
+            <w:r>
+              <w:rPr>
+                <w:rFonts w:ascii="宋体" w:hAnsi="宋体" w:eastAsia="宋体"/>
+                <w:b w:val="0"/>
+                <w:sz w:val="20"/>
+              </w:rPr>
+              <w:t>行政层级指数</w:t>
+            </w:r>
+          </w:p>
+        </w:tc>
+        <w:tc>
+          <w:tcPr>
+            <w:tcW w:type="dxa" w:w="1080"/>
+          </w:tcPr>
+          <w:p>
+            <w:pPr>
+              <w:jc w:val="center"/>
+            </w:pPr>
+            <w:r>
+              <w:rPr>
+                <w:rFonts w:ascii="宋体" w:hAnsi="宋体" w:eastAsia="宋体"/>
+                <w:b w:val="0"/>
+                <w:sz w:val="20"/>
+              </w:rPr>
+              <w:t>1-5级</w:t>
+            </w:r>
+          </w:p>
+        </w:tc>
+        <w:tc>
+          <w:tcPr>
+            <w:tcW w:type="dxa" w:w="1080"/>
+          </w:tcPr>
+          <w:p>
+            <w:pPr>
+              <w:jc w:val="center"/>
+            </w:pPr>
+            <w:r>
+              <w:rPr>
+                <w:rFonts w:ascii="宋体" w:hAnsi="宋体" w:eastAsia="宋体"/>
+                <w:b w:val="0"/>
+                <w:sz w:val="20"/>
+              </w:rPr>
+              <w:t>收益型</w:t>
+            </w:r>
+          </w:p>
+        </w:tc>
+        <w:tc>
+          <w:tcPr>
+            <w:tcW w:type="dxa" w:w="1080"/>
+          </w:tcPr>
+          <w:p>
+            <w:pPr>
+              <w:jc w:val="center"/>
+            </w:pPr>
+            <w:r>
+              <w:rPr>
+                <w:rFonts w:ascii="宋体" w:hAnsi="宋体" w:eastAsia="宋体"/>
+                <w:b w:val="0"/>
+                <w:sz w:val="20"/>
+              </w:rPr>
+              <w:t>3（地级市）</w:t>
+            </w:r>
+          </w:p>
+        </w:tc>
+        <w:tc>
+          <w:tcPr>
+            <w:tcW w:type="dxa" w:w="1080"/>
+          </w:tcPr>
+          <w:p>
+            <w:pPr>
+              <w:jc w:val="center"/>
+            </w:pPr>
+            <w:r>
+              <w:rPr>
+                <w:rFonts w:ascii="宋体" w:hAnsi="宋体" w:eastAsia="宋体"/>
+                <w:b w:val="0"/>
+                <w:sz w:val="20"/>
+              </w:rPr>
+              <w:t>2（县级）</w:t>
+            </w:r>
+          </w:p>
+        </w:tc>
+        <w:tc>
+          <w:tcPr>
+            <w:tcW w:type="dxa" w:w="1080"/>
+          </w:tcPr>
+          <w:p>
+            <w:pPr>
+              <w:jc w:val="center"/>
+            </w:pPr>
+            <w:r>
+              <w:rPr>
+                <w:rFonts w:ascii="宋体" w:hAnsi="宋体" w:eastAsia="宋体"/>
+                <w:b w:val="0"/>
+                <w:sz w:val="20"/>
+              </w:rPr>
+              <w:t>3（地级市）</w:t>
+            </w:r>
+          </w:p>
+        </w:tc>
+        <w:tc>
+          <w:tcPr>
+            <w:tcW w:type="dxa" w:w="1080"/>
+          </w:tcPr>
+          <w:p>
+            <w:pPr>
+              <w:jc w:val="center"/>
+            </w:pPr>
+            <w:r>
+              <w:rPr>
+                <w:rFonts w:ascii="宋体" w:hAnsi="宋体" w:eastAsia="宋体"/>
+                <w:b w:val="0"/>
+                <w:sz w:val="20"/>
+              </w:rPr>
+              <w:t>2024</w:t>
+            </w:r>
+          </w:p>
+        </w:tc>
+      </w:tr>
+      <w:tr>
+        <w:tc>
+          <w:tcPr>
+            <w:tcW w:type="dxa" w:w="1080"/>
+          </w:tcPr>
+          <w:p>
+            <w:pPr>
+              <w:jc w:val="center"/>
+            </w:pPr>
+            <w:r>
+              <w:rPr>
+                <w:rFonts w:ascii="宋体" w:hAnsi="宋体" w:eastAsia="宋体"/>
+                <w:b w:val="0"/>
+                <w:sz w:val="20"/>
+              </w:rPr>
+              <w:t>2</w:t>
+            </w:r>
+          </w:p>
+        </w:tc>
+        <w:tc>
+          <w:tcPr>
+            <w:tcW w:type="dxa" w:w="1080"/>
+          </w:tcPr>
+          <w:p>
+            <w:pPr>
+              <w:jc w:val="center"/>
+            </w:pPr>
+            <w:r>
+              <w:rPr>
+                <w:rFonts w:ascii="宋体" w:hAnsi="宋体" w:eastAsia="宋体"/>
+                <w:b w:val="0"/>
+                <w:sz w:val="20"/>
+              </w:rPr>
+              <w:t>一般公共预算收入</w:t>
+            </w:r>
+          </w:p>
+        </w:tc>
+        <w:tc>
+          <w:tcPr>
+            <w:tcW w:type="dxa" w:w="1080"/>
+          </w:tcPr>
+          <w:p>
+            <w:pPr>
+              <w:jc w:val="center"/>
+            </w:pPr>
+            <w:r>
+              <w:rPr>
+                <w:rFonts w:ascii="宋体" w:hAnsi="宋体" w:eastAsia="宋体"/>
+                <w:b w:val="0"/>
+                <w:sz w:val="20"/>
+              </w:rPr>
+              <w:t>亿元</w:t>
+            </w:r>
+          </w:p>
+        </w:tc>
+        <w:tc>
+          <w:tcPr>
+            <w:tcW w:type="dxa" w:w="1080"/>
+          </w:tcPr>
+          <w:p>
+            <w:pPr>
+              <w:jc w:val="center"/>
+            </w:pPr>
+            <w:r>
+              <w:rPr>
+                <w:rFonts w:ascii="宋体" w:hAnsi="宋体" w:eastAsia="宋体"/>
+                <w:b w:val="0"/>
+                <w:sz w:val="20"/>
+              </w:rPr>
+              <w:t>收益型</w:t>
+            </w:r>
+          </w:p>
+        </w:tc>
+        <w:tc>
+          <w:tcPr>
+            <w:tcW w:type="dxa" w:w="1080"/>
+          </w:tcPr>
+          <w:p>
+            <w:pPr>
+              <w:jc w:val="center"/>
+            </w:pPr>
+            <w:r>
+              <w:rPr>
+                <w:rFonts w:ascii="宋体" w:hAnsi="宋体" w:eastAsia="宋体"/>
+                <w:b w:val="0"/>
+                <w:sz w:val="20"/>
+              </w:rPr>
+              <w:t>122.20</w:t>
+            </w:r>
+          </w:p>
+        </w:tc>
+        <w:tc>
+          <w:tcPr>
+            <w:tcW w:type="dxa" w:w="1080"/>
+          </w:tcPr>
+          <w:p>
+            <w:pPr>
+              <w:jc w:val="center"/>
+            </w:pPr>
+            <w:r>
+              <w:rPr>
+                <w:rFonts w:ascii="宋体" w:hAnsi="宋体" w:eastAsia="宋体"/>
+                <w:b w:val="0"/>
+                <w:sz w:val="20"/>
+              </w:rPr>
+              <w:t>38.13</w:t>
+            </w:r>
+          </w:p>
+        </w:tc>
+        <w:tc>
+          <w:tcPr>
+            <w:tcW w:type="dxa" w:w="1080"/>
+          </w:tcPr>
+          <w:p>
+            <w:pPr>
+              <w:jc w:val="center"/>
+            </w:pPr>
+            <w:r>
+              <w:rPr>
+                <w:rFonts w:ascii="宋体" w:hAnsi="宋体" w:eastAsia="宋体"/>
+                <w:b w:val="0"/>
+                <w:sz w:val="20"/>
+              </w:rPr>
+              <w:t>68.50</w:t>
+            </w:r>
+          </w:p>
+        </w:tc>
+        <w:tc>
+          <w:tcPr>
+            <w:tcW w:type="dxa" w:w="1080"/>
+          </w:tcPr>
+          <w:p>
+            <w:pPr>
+              <w:jc w:val="center"/>
+            </w:pPr>
+            <w:r>
+              <w:rPr>
+                <w:rFonts w:ascii="宋体" w:hAnsi="宋体" w:eastAsia="宋体"/>
+                <w:b w:val="0"/>
+                <w:sz w:val="20"/>
+              </w:rPr>
+              <w:t>2024</w:t>
+            </w:r>
+          </w:p>
+        </w:tc>
+      </w:tr>
+      <w:tr>
+        <w:tc>
+          <w:tcPr>
+            <w:tcW w:type="dxa" w:w="1080"/>
+          </w:tcPr>
+          <w:p>
+            <w:pPr>
+              <w:jc w:val="center"/>
+            </w:pPr>
+            <w:r>
+              <w:rPr>
+                <w:rFonts w:ascii="宋体" w:hAnsi="宋体" w:eastAsia="宋体"/>
+                <w:b w:val="0"/>
+                <w:sz w:val="20"/>
+              </w:rPr>
+              <w:t>3</w:t>
+            </w:r>
+          </w:p>
+        </w:tc>
+        <w:tc>
+          <w:tcPr>
+            <w:tcW w:type="dxa" w:w="1080"/>
+          </w:tcPr>
+          <w:p>
+            <w:pPr>
+              <w:jc w:val="center"/>
+            </w:pPr>
+            <w:r>
+              <w:rPr>
+                <w:rFonts w:ascii="宋体" w:hAnsi="宋体" w:eastAsia="宋体"/>
+                <w:b w:val="0"/>
+                <w:sz w:val="20"/>
+              </w:rPr>
+              <w:t>数字/算力企业数</w:t>
+            </w:r>
+          </w:p>
+        </w:tc>
+        <w:tc>
+          <w:tcPr>
+            <w:tcW w:type="dxa" w:w="1080"/>
+          </w:tcPr>
+          <w:p>
+            <w:pPr>
+              <w:jc w:val="center"/>
+            </w:pPr>
+            <w:r>
+              <w:rPr>
+                <w:rFonts w:ascii="宋体" w:hAnsi="宋体" w:eastAsia="宋体"/>
+                <w:b w:val="0"/>
+                <w:sz w:val="20"/>
+              </w:rPr>
+              <w:t>家</w:t>
+            </w:r>
+          </w:p>
+        </w:tc>
+        <w:tc>
+          <w:tcPr>
+            <w:tcW w:type="dxa" w:w="1080"/>
+          </w:tcPr>
+          <w:p>
+            <w:pPr>
+              <w:jc w:val="center"/>
+            </w:pPr>
+            <w:r>
+              <w:rPr>
+                <w:rFonts w:ascii="宋体" w:hAnsi="宋体" w:eastAsia="宋体"/>
+                <w:b w:val="0"/>
+                <w:sz w:val="20"/>
+              </w:rPr>
+              <w:t>收益型</w:t>
+            </w:r>
+          </w:p>
+        </w:tc>
+        <w:tc>
+          <w:tcPr>
+            <w:tcW w:type="dxa" w:w="1080"/>
+          </w:tcPr>
+          <w:p>
+            <w:pPr>
+              <w:jc w:val="center"/>
+            </w:pPr>
+            <w:r>
+              <w:rPr>
+                <w:rFonts w:ascii="宋体" w:hAnsi="宋体" w:eastAsia="宋体"/>
+                <w:b w:val="0"/>
+                <w:sz w:val="20"/>
+              </w:rPr>
+              <w:t>185</w:t>
+            </w:r>
+          </w:p>
+        </w:tc>
+        <w:tc>
+          <w:tcPr>
+            <w:tcW w:type="dxa" w:w="1080"/>
+          </w:tcPr>
+          <w:p>
+            <w:pPr>
+              <w:jc w:val="center"/>
+            </w:pPr>
+            <w:r>
+              <w:rPr>
+                <w:rFonts w:ascii="宋体" w:hAnsi="宋体" w:eastAsia="宋体"/>
+                <w:b w:val="0"/>
+                <w:sz w:val="20"/>
+              </w:rPr>
+              <w:t>19</w:t>
+            </w:r>
+          </w:p>
+        </w:tc>
+        <w:tc>
+          <w:tcPr>
+            <w:tcW w:type="dxa" w:w="1080"/>
+          </w:tcPr>
+          <w:p>
+            <w:pPr>
+              <w:jc w:val="center"/>
+            </w:pPr>
+            <w:r>
+              <w:rPr>
+                <w:rFonts w:ascii="宋体" w:hAnsi="宋体" w:eastAsia="宋体"/>
+                <w:b w:val="0"/>
+                <w:sz w:val="20"/>
+              </w:rPr>
+              <w:t>42</w:t>
+            </w:r>
+          </w:p>
+        </w:tc>
+        <w:tc>
+          <w:tcPr>
+            <w:tcW w:type="dxa" w:w="1080"/>
+          </w:tcPr>
+          <w:p>
+            <w:pPr>
+              <w:jc w:val="center"/>
+            </w:pPr>
+            <w:r>
+              <w:rPr>
+                <w:rFonts w:ascii="宋体" w:hAnsi="宋体" w:eastAsia="宋体"/>
+                <w:b w:val="0"/>
+                <w:sz w:val="20"/>
+              </w:rPr>
+              <w:t>2024</w:t>
+            </w:r>
+          </w:p>
+        </w:tc>
+      </w:tr>
+      <w:tr>
+        <w:tc>
+          <w:tcPr>
+            <w:tcW w:type="dxa" w:w="1080"/>
+          </w:tcPr>
+          <w:p>
+            <w:pPr>
+              <w:jc w:val="center"/>
+            </w:pPr>
+            <w:r>
+              <w:rPr>
+                <w:rFonts w:ascii="宋体" w:hAnsi="宋体" w:eastAsia="宋体"/>
+                <w:b w:val="0"/>
+                <w:sz w:val="20"/>
+              </w:rPr>
+              <w:t>4</w:t>
+            </w:r>
+          </w:p>
+        </w:tc>
+        <w:tc>
+          <w:tcPr>
+            <w:tcW w:type="dxa" w:w="1080"/>
+          </w:tcPr>
+          <w:p>
+            <w:pPr>
+              <w:jc w:val="center"/>
+            </w:pPr>
+            <w:r>
+              <w:rPr>
+                <w:rFonts w:ascii="宋体" w:hAnsi="宋体" w:eastAsia="宋体"/>
+                <w:b w:val="0"/>
+                <w:sz w:val="20"/>
+              </w:rPr>
+              <w:t>工业用电均价</w:t>
+            </w:r>
+          </w:p>
+        </w:tc>
+        <w:tc>
+          <w:tcPr>
+            <w:tcW w:type="dxa" w:w="1080"/>
+          </w:tcPr>
+          <w:p>
+            <w:pPr>
+              <w:jc w:val="center"/>
+            </w:pPr>
+            <w:r>
+              <w:rPr>
+                <w:rFonts w:ascii="宋体" w:hAnsi="宋体" w:eastAsia="宋体"/>
+                <w:b w:val="0"/>
+                <w:sz w:val="20"/>
+              </w:rPr>
+              <w:t>元/度</w:t>
+            </w:r>
+          </w:p>
+        </w:tc>
+        <w:tc>
+          <w:tcPr>
+            <w:tcW w:type="dxa" w:w="1080"/>
+          </w:tcPr>
+          <w:p>
+            <w:pPr>
+              <w:jc w:val="center"/>
+            </w:pPr>
+            <w:r>
+              <w:rPr>
+                <w:rFonts w:ascii="宋体" w:hAnsi="宋体" w:eastAsia="宋体"/>
+                <w:b w:val="0"/>
+                <w:sz w:val="20"/>
+              </w:rPr>
+              <w:t>成本型</w:t>
+            </w:r>
+          </w:p>
+        </w:tc>
+        <w:tc>
+          <w:tcPr>
+            <w:tcW w:type="dxa" w:w="1080"/>
+          </w:tcPr>
+          <w:p>
+            <w:pPr>
+              <w:jc w:val="center"/>
+            </w:pPr>
+            <w:r>
+              <w:rPr>
+                <w:rFonts w:ascii="宋体" w:hAnsi="宋体" w:eastAsia="宋体"/>
+                <w:b w:val="0"/>
+                <w:sz w:val="20"/>
+              </w:rPr>
+              <w:t>0.055</w:t>
+            </w:r>
+          </w:p>
+        </w:tc>
+        <w:tc>
+          <w:tcPr>
+            <w:tcW w:type="dxa" w:w="1080"/>
+          </w:tcPr>
+          <w:p>
+            <w:pPr>
+              <w:jc w:val="center"/>
+            </w:pPr>
+            <w:r>
+              <w:rPr>
+                <w:rFonts w:ascii="宋体" w:hAnsi="宋体" w:eastAsia="宋体"/>
+                <w:b w:val="0"/>
+                <w:sz w:val="20"/>
+              </w:rPr>
+              <w:t>0.275</w:t>
+            </w:r>
+          </w:p>
+        </w:tc>
+        <w:tc>
+          <w:tcPr>
+            <w:tcW w:type="dxa" w:w="1080"/>
+          </w:tcPr>
+          <w:p>
+            <w:pPr>
+              <w:jc w:val="center"/>
+            </w:pPr>
+            <w:r>
+              <w:rPr>
+                <w:rFonts w:ascii="宋体" w:hAnsi="宋体" w:eastAsia="宋体"/>
+                <w:b w:val="0"/>
+                <w:sz w:val="20"/>
+              </w:rPr>
+              <w:t>0.250</w:t>
+            </w:r>
+          </w:p>
+        </w:tc>
+        <w:tc>
+          <w:tcPr>
+            <w:tcW w:type="dxa" w:w="1080"/>
+          </w:tcPr>
+          <w:p>
+            <w:pPr>
+              <w:jc w:val="center"/>
+            </w:pPr>
+            <w:r>
+              <w:rPr>
+                <w:rFonts w:ascii="宋体" w:hAnsi="宋体" w:eastAsia="宋体"/>
+                <w:b w:val="0"/>
+                <w:sz w:val="20"/>
+              </w:rPr>
+              <w:t>2024</w:t>
+            </w:r>
+          </w:p>
+        </w:tc>
+      </w:tr>
+      <w:tr>
+        <w:tc>
+          <w:tcPr>
+            <w:tcW w:type="dxa" w:w="1080"/>
+          </w:tcPr>
+          <w:p>
+            <w:pPr>
+              <w:jc w:val="center"/>
+            </w:pPr>
+            <w:r>
+              <w:rPr>
+                <w:rFonts w:ascii="宋体" w:hAnsi="宋体" w:eastAsia="宋体"/>
+                <w:b w:val="0"/>
+                <w:sz w:val="20"/>
+              </w:rPr>
+              <w:t>5</w:t>
+            </w:r>
+          </w:p>
+        </w:tc>
+        <w:tc>
+          <w:tcPr>
+            <w:tcW w:type="dxa" w:w="1080"/>
+          </w:tcPr>
+          <w:p>
+            <w:pPr>
+              <w:jc w:val="center"/>
+            </w:pPr>
+            <w:r>
+              <w:rPr>
+                <w:rFonts w:ascii="宋体" w:hAnsi="宋体" w:eastAsia="宋体"/>
+                <w:b w:val="0"/>
+                <w:sz w:val="20"/>
+              </w:rPr>
+              <w:t>年平均气温</w:t>
+            </w:r>
+          </w:p>
+        </w:tc>
+        <w:tc>
+          <w:tcPr>
+            <w:tcW w:type="dxa" w:w="1080"/>
+          </w:tcPr>
+          <w:p>
+            <w:pPr>
+              <w:jc w:val="center"/>
+            </w:pPr>
+            <w:r>
+              <w:rPr>
+                <w:rFonts w:ascii="宋体" w:hAnsi="宋体" w:eastAsia="宋体"/>
+                <w:b w:val="0"/>
+                <w:sz w:val="20"/>
+              </w:rPr>
+              <w:t>℃</w:t>
+            </w:r>
+          </w:p>
+        </w:tc>
+        <w:tc>
+          <w:tcPr>
+            <w:tcW w:type="dxa" w:w="1080"/>
+          </w:tcPr>
+          <w:p>
+            <w:pPr>
+              <w:jc w:val="center"/>
+            </w:pPr>
+            <w:r>
+              <w:rPr>
+                <w:rFonts w:ascii="宋体" w:hAnsi="宋体" w:eastAsia="宋体"/>
+                <w:b w:val="0"/>
+                <w:sz w:val="20"/>
+              </w:rPr>
+              <w:t>成本型</w:t>
+            </w:r>
+          </w:p>
+        </w:tc>
+        <w:tc>
+          <w:tcPr>
+            <w:tcW w:type="dxa" w:w="1080"/>
+          </w:tcPr>
+          <w:p>
+            <w:pPr>
+              <w:jc w:val="center"/>
+            </w:pPr>
+            <w:r>
+              <w:rPr>
+                <w:rFonts w:ascii="宋体" w:hAnsi="宋体" w:eastAsia="宋体"/>
+                <w:b w:val="0"/>
+                <w:sz w:val="20"/>
+              </w:rPr>
+              <w:t>8.5</w:t>
+            </w:r>
+          </w:p>
+        </w:tc>
+        <w:tc>
+          <w:tcPr>
+            <w:tcW w:type="dxa" w:w="1080"/>
+          </w:tcPr>
+          <w:p>
+            <w:pPr>
+              <w:jc w:val="center"/>
+            </w:pPr>
+            <w:r>
+              <w:rPr>
+                <w:rFonts w:ascii="宋体" w:hAnsi="宋体" w:eastAsia="宋体"/>
+                <w:b w:val="0"/>
+                <w:sz w:val="20"/>
+              </w:rPr>
+              <w:t>4.5</w:t>
+            </w:r>
+          </w:p>
+        </w:tc>
+        <w:tc>
+          <w:tcPr>
+            <w:tcW w:type="dxa" w:w="1080"/>
+          </w:tcPr>
+          <w:p>
+            <w:pPr>
+              <w:jc w:val="center"/>
+            </w:pPr>
+            <w:r>
+              <w:rPr>
+                <w:rFonts w:ascii="宋体" w:hAnsi="宋体" w:eastAsia="宋体"/>
+                <w:b w:val="0"/>
+                <w:sz w:val="20"/>
+              </w:rPr>
+              <w:t>9.8</w:t>
+            </w:r>
+          </w:p>
+        </w:tc>
+        <w:tc>
+          <w:tcPr>
+            <w:tcW w:type="dxa" w:w="1080"/>
+          </w:tcPr>
+          <w:p>
+            <w:pPr>
+              <w:jc w:val="center"/>
+            </w:pPr>
+            <w:r>
+              <w:rPr>
+                <w:rFonts w:ascii="宋体" w:hAnsi="宋体" w:eastAsia="宋体"/>
+                <w:b w:val="0"/>
+                <w:sz w:val="20"/>
+              </w:rPr>
+              <w:t>2024</w:t>
+            </w:r>
+          </w:p>
+        </w:tc>
+      </w:tr>
+      <w:tr>
+        <w:tc>
+          <w:tcPr>
+            <w:tcW w:type="dxa" w:w="1080"/>
+          </w:tcPr>
+          <w:p>
+            <w:pPr>
+              <w:jc w:val="center"/>
+            </w:pPr>
+            <w:r>
+              <w:rPr>
+                <w:rFonts w:ascii="宋体" w:hAnsi="宋体" w:eastAsia="宋体"/>
+                <w:b w:val="0"/>
+                <w:sz w:val="20"/>
+              </w:rPr>
+              <w:t>6</w:t>
+            </w:r>
+          </w:p>
+        </w:tc>
+        <w:tc>
+          <w:tcPr>
+            <w:tcW w:type="dxa" w:w="1080"/>
+          </w:tcPr>
+          <w:p>
+            <w:pPr>
+              <w:jc w:val="center"/>
+            </w:pPr>
+            <w:r>
+              <w:rPr>
+                <w:rFonts w:ascii="宋体" w:hAnsi="宋体" w:eastAsia="宋体"/>
+                <w:b w:val="0"/>
+                <w:sz w:val="20"/>
+              </w:rPr>
+              <w:t>可用产业用地</w:t>
+            </w:r>
+          </w:p>
+        </w:tc>
+        <w:tc>
+          <w:tcPr>
+            <w:tcW w:type="dxa" w:w="1080"/>
+          </w:tcPr>
+          <w:p>
+            <w:pPr>
+              <w:jc w:val="center"/>
+            </w:pPr>
+            <w:r>
+              <w:rPr>
+                <w:rFonts w:ascii="宋体" w:hAnsi="宋体" w:eastAsia="宋体"/>
+                <w:b w:val="0"/>
+                <w:sz w:val="20"/>
+              </w:rPr>
+              <w:t>亩</w:t>
+            </w:r>
+          </w:p>
+        </w:tc>
+        <w:tc>
+          <w:tcPr>
+            <w:tcW w:type="dxa" w:w="1080"/>
+          </w:tcPr>
+          <w:p>
+            <w:pPr>
+              <w:jc w:val="center"/>
+            </w:pPr>
+            <w:r>
+              <w:rPr>
+                <w:rFonts w:ascii="宋体" w:hAnsi="宋体" w:eastAsia="宋体"/>
+                <w:b w:val="0"/>
+                <w:sz w:val="20"/>
+              </w:rPr>
+              <w:t>收益型</w:t>
+            </w:r>
+          </w:p>
+        </w:tc>
+        <w:tc>
+          <w:tcPr>
+            <w:tcW w:type="dxa" w:w="1080"/>
+          </w:tcPr>
+          <w:p>
+            <w:pPr>
+              <w:jc w:val="center"/>
+            </w:pPr>
+            <w:r>
+              <w:rPr>
+                <w:rFonts w:ascii="宋体" w:hAnsi="宋体" w:eastAsia="宋体"/>
+                <w:b w:val="0"/>
+                <w:sz w:val="20"/>
+              </w:rPr>
+              <w:t>22,600</w:t>
+            </w:r>
+          </w:p>
+        </w:tc>
+        <w:tc>
+          <w:tcPr>
+            <w:tcW w:type="dxa" w:w="1080"/>
+          </w:tcPr>
+          <w:p>
+            <w:pPr>
+              <w:jc w:val="center"/>
+            </w:pPr>
+            <w:r>
+              <w:rPr>
+                <w:rFonts w:ascii="宋体" w:hAnsi="宋体" w:eastAsia="宋体"/>
+                <w:b w:val="0"/>
+                <w:sz w:val="20"/>
+              </w:rPr>
+              <w:t>1,400</w:t>
+            </w:r>
+          </w:p>
+        </w:tc>
+        <w:tc>
+          <w:tcPr>
+            <w:tcW w:type="dxa" w:w="1080"/>
+          </w:tcPr>
+          <w:p>
+            <w:pPr>
+              <w:jc w:val="center"/>
+            </w:pPr>
+            <w:r>
+              <w:rPr>
+                <w:rFonts w:ascii="宋体" w:hAnsi="宋体" w:eastAsia="宋体"/>
+                <w:b w:val="0"/>
+                <w:sz w:val="20"/>
+              </w:rPr>
+              <w:t>3,200</w:t>
+            </w:r>
+          </w:p>
+        </w:tc>
+        <w:tc>
+          <w:tcPr>
+            <w:tcW w:type="dxa" w:w="1080"/>
+          </w:tcPr>
+          <w:p>
+            <w:pPr>
+              <w:jc w:val="center"/>
+            </w:pPr>
+            <w:r>
+              <w:rPr>
+                <w:rFonts w:ascii="宋体" w:hAnsi="宋体" w:eastAsia="宋体"/>
+                <w:b w:val="0"/>
+                <w:sz w:val="20"/>
+              </w:rPr>
+              <w:t>2024</w:t>
+            </w:r>
+          </w:p>
+        </w:tc>
+      </w:tr>
+      <w:tr>
+        <w:tc>
+          <w:tcPr>
+            <w:tcW w:type="dxa" w:w="1080"/>
+          </w:tcPr>
+          <w:p>
+            <w:pPr>
+              <w:jc w:val="center"/>
+            </w:pPr>
+            <w:r>
+              <w:rPr>
+                <w:rFonts w:ascii="宋体" w:hAnsi="宋体" w:eastAsia="宋体"/>
+                <w:b w:val="0"/>
+                <w:sz w:val="20"/>
+              </w:rPr>
+              <w:t>7</w:t>
+            </w:r>
+          </w:p>
+        </w:tc>
+        <w:tc>
+          <w:tcPr>
+            <w:tcW w:type="dxa" w:w="1080"/>
+          </w:tcPr>
+          <w:p>
+            <w:pPr>
+              <w:jc w:val="center"/>
+            </w:pPr>
+            <w:r>
+              <w:rPr>
+                <w:rFonts w:ascii="宋体" w:hAnsi="宋体" w:eastAsia="宋体"/>
+                <w:b w:val="0"/>
+                <w:sz w:val="20"/>
+              </w:rPr>
+              <w:t>算力应用场景数</w:t>
+            </w:r>
+          </w:p>
+        </w:tc>
+        <w:tc>
+          <w:tcPr>
+            <w:tcW w:type="dxa" w:w="1080"/>
+          </w:tcPr>
+          <w:p>
+            <w:pPr>
+              <w:jc w:val="center"/>
+            </w:pPr>
+            <w:r>
+              <w:rPr>
+                <w:rFonts w:ascii="宋体" w:hAnsi="宋体" w:eastAsia="宋体"/>
+                <w:b w:val="0"/>
+                <w:sz w:val="20"/>
+              </w:rPr>
+              <w:t>类</w:t>
+            </w:r>
+          </w:p>
+        </w:tc>
+        <w:tc>
+          <w:tcPr>
+            <w:tcW w:type="dxa" w:w="1080"/>
+          </w:tcPr>
+          <w:p>
+            <w:pPr>
+              <w:jc w:val="center"/>
+            </w:pPr>
+            <w:r>
+              <w:rPr>
+                <w:rFonts w:ascii="宋体" w:hAnsi="宋体" w:eastAsia="宋体"/>
+                <w:b w:val="0"/>
+                <w:sz w:val="20"/>
+              </w:rPr>
+              <w:t>收益型</w:t>
+            </w:r>
+          </w:p>
+        </w:tc>
+        <w:tc>
+          <w:tcPr>
+            <w:tcW w:type="dxa" w:w="1080"/>
+          </w:tcPr>
+          <w:p>
+            <w:pPr>
+              <w:jc w:val="center"/>
+            </w:pPr>
+            <w:r>
+              <w:rPr>
+                <w:rFonts w:ascii="宋体" w:hAnsi="宋体" w:eastAsia="宋体"/>
+                <w:b w:val="0"/>
+                <w:sz w:val="20"/>
+              </w:rPr>
+              <w:t>7</w:t>
+            </w:r>
+          </w:p>
+        </w:tc>
+        <w:tc>
+          <w:tcPr>
+            <w:tcW w:type="dxa" w:w="1080"/>
+          </w:tcPr>
+          <w:p>
+            <w:pPr>
+              <w:jc w:val="center"/>
+            </w:pPr>
+            <w:r>
+              <w:rPr>
+                <w:rFonts w:ascii="宋体" w:hAnsi="宋体" w:eastAsia="宋体"/>
+                <w:b w:val="0"/>
+                <w:sz w:val="20"/>
+              </w:rPr>
+              <w:t>2</w:t>
+            </w:r>
+          </w:p>
+        </w:tc>
+        <w:tc>
+          <w:tcPr>
+            <w:tcW w:type="dxa" w:w="1080"/>
+          </w:tcPr>
+          <w:p>
+            <w:pPr>
+              <w:jc w:val="center"/>
+            </w:pPr>
+            <w:r>
+              <w:rPr>
+                <w:rFonts w:ascii="宋体" w:hAnsi="宋体" w:eastAsia="宋体"/>
+                <w:b w:val="0"/>
+                <w:sz w:val="20"/>
+              </w:rPr>
+              <w:t>4</w:t>
+            </w:r>
+          </w:p>
+        </w:tc>
+        <w:tc>
+          <w:tcPr>
+            <w:tcW w:type="dxa" w:w="1080"/>
+          </w:tcPr>
+          <w:p>
+            <w:pPr>
+              <w:jc w:val="center"/>
+            </w:pPr>
+            <w:r>
+              <w:rPr>
+                <w:rFonts w:ascii="宋体" w:hAnsi="宋体" w:eastAsia="宋体"/>
+                <w:b w:val="0"/>
+                <w:sz w:val="20"/>
+              </w:rPr>
+              <w:t>2024</w:t>
+            </w:r>
+          </w:p>
+        </w:tc>
+      </w:tr>
+      <w:tr>
+        <w:tc>
+          <w:tcPr>
+            <w:tcW w:type="dxa" w:w="1080"/>
+          </w:tcPr>
+          <w:p>
+            <w:pPr>
+              <w:jc w:val="center"/>
+            </w:pPr>
+            <w:r>
+              <w:rPr>
+                <w:rFonts w:ascii="宋体" w:hAnsi="宋体" w:eastAsia="宋体"/>
+                <w:b w:val="0"/>
+                <w:sz w:val="20"/>
+              </w:rPr>
+              <w:t>8</w:t>
+            </w:r>
+          </w:p>
+        </w:tc>
+        <w:tc>
+          <w:tcPr>
+            <w:tcW w:type="dxa" w:w="1080"/>
+          </w:tcPr>
+          <w:p>
+            <w:pPr>
+              <w:jc w:val="center"/>
+            </w:pPr>
+            <w:r>
+              <w:rPr>
+                <w:rFonts w:ascii="宋体" w:hAnsi="宋体" w:eastAsia="宋体"/>
+                <w:b w:val="0"/>
+                <w:sz w:val="20"/>
+              </w:rPr>
+              <w:t>高等教育/科研机构数</w:t>
+            </w:r>
+          </w:p>
+        </w:tc>
+        <w:tc>
+          <w:tcPr>
+            <w:tcW w:type="dxa" w:w="1080"/>
+          </w:tcPr>
+          <w:p>
+            <w:pPr>
+              <w:jc w:val="center"/>
+            </w:pPr>
+            <w:r>
+              <w:rPr>
+                <w:rFonts w:ascii="宋体" w:hAnsi="宋体" w:eastAsia="宋体"/>
+                <w:b w:val="0"/>
+                <w:sz w:val="20"/>
+              </w:rPr>
+              <w:t>所</w:t>
+            </w:r>
+          </w:p>
+        </w:tc>
+        <w:tc>
+          <w:tcPr>
+            <w:tcW w:type="dxa" w:w="1080"/>
+          </w:tcPr>
+          <w:p>
+            <w:pPr>
+              <w:jc w:val="center"/>
+            </w:pPr>
+            <w:r>
+              <w:rPr>
+                <w:rFonts w:ascii="宋体" w:hAnsi="宋体" w:eastAsia="宋体"/>
+                <w:b w:val="0"/>
+                <w:sz w:val="20"/>
+              </w:rPr>
+              <w:t>收益型</w:t>
+            </w:r>
+          </w:p>
+        </w:tc>
+        <w:tc>
+          <w:tcPr>
+            <w:tcW w:type="dxa" w:w="1080"/>
+          </w:tcPr>
+          <w:p>
+            <w:pPr>
+              <w:jc w:val="center"/>
+            </w:pPr>
+            <w:r>
+              <w:rPr>
+                <w:rFonts w:ascii="宋体" w:hAnsi="宋体" w:eastAsia="宋体"/>
+                <w:b w:val="0"/>
+                <w:sz w:val="20"/>
+              </w:rPr>
+              <w:t>2</w:t>
+            </w:r>
+          </w:p>
+        </w:tc>
+        <w:tc>
+          <w:tcPr>
+            <w:tcW w:type="dxa" w:w="1080"/>
+          </w:tcPr>
+          <w:p>
+            <w:pPr>
+              <w:jc w:val="center"/>
+            </w:pPr>
+            <w:r>
+              <w:rPr>
+                <w:rFonts w:ascii="宋体" w:hAnsi="宋体" w:eastAsia="宋体"/>
+                <w:b w:val="0"/>
+                <w:sz w:val="20"/>
+              </w:rPr>
+              <w:t>0</w:t>
+            </w:r>
+          </w:p>
+        </w:tc>
+        <w:tc>
+          <w:tcPr>
+            <w:tcW w:type="dxa" w:w="1080"/>
+          </w:tcPr>
+          <w:p>
+            <w:pPr>
+              <w:jc w:val="center"/>
+            </w:pPr>
+            <w:r>
+              <w:rPr>
+                <w:rFonts w:ascii="宋体" w:hAnsi="宋体" w:eastAsia="宋体"/>
+                <w:b w:val="0"/>
+                <w:sz w:val="20"/>
+              </w:rPr>
+              <w:t>1</w:t>
+            </w:r>
+          </w:p>
+        </w:tc>
+        <w:tc>
+          <w:tcPr>
+            <w:tcW w:type="dxa" w:w="1080"/>
+          </w:tcPr>
+          <w:p>
+            <w:pPr>
+              <w:jc w:val="center"/>
+            </w:pPr>
+            <w:r>
+              <w:rPr>
+                <w:rFonts w:ascii="宋体" w:hAnsi="宋体" w:eastAsia="宋体"/>
+                <w:b w:val="0"/>
+                <w:sz w:val="20"/>
+              </w:rPr>
+              <w:t>2024</w:t>
+            </w:r>
+          </w:p>
+        </w:tc>
+      </w:tr>
+    </w:tbl>
+    <w:p>
+      <w:pPr>
+        <w:spacing w:after="40"/>
+      </w:pPr>
+    </w:p>
+    <w:p>
+      <w:pPr>
+        <w:pStyle w:val="Heading2"/>
+      </w:pPr>
+      <w:r>
+        <w:rPr>
+          <w:rFonts w:ascii="宋体" w:hAnsi="宋体" w:eastAsia="宋体"/>
+          <w:b/>
+          <w:color w:val="0D5E33"/>
+          <w:sz w:val="28"/>
+        </w:rPr>
+        <w:t>2.2 各参数数据来源详注</w:t>
+      </w:r>
+    </w:p>
+    <w:p>
+      <w:pPr>
+        <w:spacing w:after="80" w:line="360" w:lineRule="auto"/>
+        <w:ind w:firstLine="420"/>
+      </w:pPr>
+      <w:r>
+        <w:rPr>
+          <w:rFonts w:ascii="宋体" w:hAnsi="宋体" w:eastAsia="宋体"/>
+          <w:b w:val="0"/>
+          <w:sz w:val="20"/>
+        </w:rPr>
+        <w:t>（行政层级指数）根据国务院《市行政区划等级标准》及新疆维吾尔自治区政府公开信息。克拉玛依为地级市（指数3），伊吾县为县级行政单位（指数2），哈密市为地级市（指数3）。来源：国务院网站行政区划栏目、新疆政府网。</w:t>
+      </w:r>
+    </w:p>
+    <w:p>
+      <w:pPr>
+        <w:spacing w:after="80" w:line="360" w:lineRule="auto"/>
+        <w:ind w:firstLine="420"/>
+      </w:pPr>
+      <w:r>
+        <w:rPr>
+          <w:rFonts w:ascii="宋体" w:hAnsi="宋体" w:eastAsia="宋体"/>
+          <w:b w:val="0"/>
+          <w:sz w:val="20"/>
+        </w:rPr>
+        <w:t>（一般公共预算收入）克拉玛依市财政局《2024年预算执行情况报告》（收入122.2亿元）；伊吾县财政局《2024年预算执行报告》（收入38.13亿元）；哈密市统计局《2024年国民经济和社会发展统计公报》（收入68.5亿元）。</w:t>
+      </w:r>
+    </w:p>
+    <w:p>
+      <w:pPr>
+        <w:spacing w:after="80" w:line="360" w:lineRule="auto"/>
+        <w:ind w:firstLine="420"/>
+      </w:pPr>
+      <w:r>
+        <w:rPr>
+          <w:rFonts w:ascii="宋体" w:hAnsi="宋体" w:eastAsia="宋体"/>
+          <w:b w:val="0"/>
+          <w:sz w:val="20"/>
+        </w:rPr>
+        <w:t>（数字/算力企业数）新疆维吾尔自治区大数据局《2024年数字经济发展白皮书》；各地区市场监管局企业注册数据库。克拉玛依拥有碳和网络、丝路新云、克融云算等180余家数字经济企业。</w:t>
+      </w:r>
+    </w:p>
+    <w:p>
+      <w:pPr>
+        <w:spacing w:after="80" w:line="360" w:lineRule="auto"/>
+        <w:ind w:firstLine="420"/>
+      </w:pPr>
+      <w:r>
+        <w:rPr>
+          <w:rFonts w:ascii="宋体" w:hAnsi="宋体" w:eastAsia="宋体"/>
+          <w:b w:val="0"/>
+          <w:sz w:val="20"/>
+        </w:rPr>
+        <w:t>（工业用电均价）国家发改委《2024年各地电价表》；新疆电力交易中心2024年公布数据。克拉玛依因毗邻油田享有极低的电力成本（0.055元/度），伊吾大工业电价约0.275元/度，哈密约0.25元/度。</w:t>
+      </w:r>
+    </w:p>
+    <w:p>
+      <w:pPr>
+        <w:spacing w:after="80" w:line="360" w:lineRule="auto"/>
+        <w:ind w:firstLine="420"/>
+      </w:pPr>
+      <w:r>
+        <w:rPr>
+          <w:rFonts w:ascii="宋体" w:hAnsi="宋体" w:eastAsia="宋体"/>
+          <w:b w:val="0"/>
+          <w:sz w:val="20"/>
+        </w:rPr>
+        <w:t>（年平均气温）中国气象局《新疆气候公报（2024年）》；各地区气象站观测数据。伊吾县地处天山北坡，年平均气温4.5℃，是全国最适合建设绿色数据中心的区域之一。</w:t>
+      </w:r>
+    </w:p>
+    <w:p>
+      <w:pPr>
+        <w:spacing w:after="80" w:line="360" w:lineRule="auto"/>
+        <w:ind w:firstLine="420"/>
+      </w:pPr>
+      <w:r>
+        <w:rPr>
+          <w:rFonts w:ascii="宋体" w:hAnsi="宋体" w:eastAsia="宋体"/>
+          <w:b w:val="0"/>
+          <w:sz w:val="20"/>
+        </w:rPr>
+        <w:t>（可用产业用地）新疆自然资源厅《2024年建设用地供应计划》；各地区工业园区管委会数据。克拉玛依云计算产业园核心区规划面积约22,600亩，伊吾算力新城一期约1,400亩。</w:t>
+      </w:r>
+    </w:p>
+    <w:p>
+      <w:pPr>
+        <w:spacing w:after="80" w:line="360" w:lineRule="auto"/>
+        <w:ind w:firstLine="420"/>
+      </w:pPr>
+      <w:r>
+        <w:rPr>
+          <w:rFonts w:ascii="宋体" w:hAnsi="宋体" w:eastAsia="宋体"/>
+          <w:b w:val="0"/>
+          <w:sz w:val="20"/>
+        </w:rPr>
+        <w:t>（算力应用场景数）国家数据局《2024年全国算力应用场景调查》；各地区大数据发展局统计。克拉玛依已覆盖影视渲染、石油勘探、智慧城市、工业互联网、科研计算、AI训练、游戏等7大场景。</w:t>
+      </w:r>
+    </w:p>
+    <w:p>
+      <w:pPr>
+        <w:spacing w:after="80" w:line="360" w:lineRule="auto"/>
+        <w:ind w:firstLine="420"/>
+      </w:pPr>
+      <w:r>
+        <w:rPr>
+          <w:rFonts w:ascii="宋体" w:hAnsi="宋体" w:eastAsia="宋体"/>
+          <w:b w:val="0"/>
+          <w:sz w:val="20"/>
+        </w:rPr>
+        <w:t>（高等教育/科研机构数）教育部《2024年全国高等学校名单》；科技部《科研机构名录》。克拉玛依有中国石油大学（北京）克拉玛依校区等2所高校；伊吾暂无高等教育机构。</w:t>
+      </w:r>
+    </w:p>
+    <w:p>
+      <w:pPr>
+        <w:pStyle w:val="Heading1"/>
+      </w:pPr>
+      <w:r>
+        <w:rPr>
+          <w:rFonts w:ascii="宋体" w:hAnsi="宋体" w:eastAsia="宋体"/>
+          <w:b/>
+          <w:color w:val="0D5E33"/>
+          <w:sz w:val="32"/>
+        </w:rPr>
+        <w:t>三、克拉玛依：算力生态蓄水时序数据（2021-2024）</w:t>
+      </w:r>
+    </w:p>
+    <w:p>
+      <w:pPr>
+        <w:spacing w:after="80" w:line="360" w:lineRule="auto"/>
+        <w:ind w:firstLine="420"/>
+      </w:pPr>
+      <w:r>
+        <w:rPr>
+          <w:rFonts w:ascii="宋体" w:hAnsi="宋体" w:eastAsia="宋体"/>
+          <w:b w:val="0"/>
+          <w:sz w:val="22"/>
+        </w:rPr>
+        <w:t>以下时序数据展示了克拉玛依在算力产业爆发前"生态构建型"路径的四年演进过程，证明了产业集聚的连贯性。</w:t>
+      </w:r>
+    </w:p>
+    <w:p>
+      <w:pPr>
+        <w:pStyle w:val="Heading2"/>
+      </w:pPr>
+      <w:r>
+        <w:rPr>
+          <w:rFonts w:ascii="宋体" w:hAnsi="宋体" w:eastAsia="宋体"/>
+          <w:b/>
+          <w:color w:val="0D5E33"/>
+          <w:sz w:val="28"/>
+        </w:rPr>
+        <w:t>3.1 云计算产业园规模演进（标准机架数）</w:t>
+      </w:r>
+    </w:p>
+    <w:tbl>
+      <w:tblPr>
+        <w:tblStyle w:val="TableGrid"/>
+        <w:tblW w:type="auto" w:w="0"/>
+        <w:jc w:val="center"/>
+        <w:tblLook w:firstColumn="1" w:firstRow="1" w:lastColumn="0" w:lastRow="0" w:noHBand="0" w:noVBand="1" w:val="04A0"/>
+      </w:tblPr>
+      <w:tblGrid>
+        <w:gridCol w:w="2880"/>
+        <w:gridCol w:w="2880"/>
+        <w:gridCol w:w="2880"/>
+      </w:tblGrid>
+      <w:tr>
+        <w:tc>
+          <w:tcPr>
+            <w:tcW w:type="dxa" w:w="2880"/>
+          </w:tcPr>
+          <w:p>
+            <w:pPr>
+              <w:jc w:val="center"/>
+            </w:pPr>
+            <w:r>
+              <w:rPr>
+                <w:rFonts w:ascii="宋体" w:hAnsi="宋体" w:eastAsia="宋体"/>
+                <w:b/>
+                <w:sz w:val="20"/>
+              </w:rPr>
+              <w:t>年份</w:t>
+            </w:r>
+          </w:p>
+        </w:tc>
+        <w:tc>
+          <w:tcPr>
+            <w:tcW w:type="dxa" w:w="2880"/>
+          </w:tcPr>
+          <w:p>
+            <w:pPr>
+              <w:jc w:val="center"/>
+            </w:pPr>
+            <w:r>
+              <w:rPr>
+                <w:rFonts w:ascii="宋体" w:hAnsi="宋体" w:eastAsia="宋体"/>
+                <w:b/>
+                <w:sz w:val="20"/>
+              </w:rPr>
+              <w:t>标准机架数（架）</w:t>
+            </w:r>
+          </w:p>
+        </w:tc>
+        <w:tc>
+          <w:tcPr>
+            <w:tcW w:type="dxa" w:w="2880"/>
+          </w:tcPr>
+          <w:p>
+            <w:pPr>
+              <w:jc w:val="center"/>
+            </w:pPr>
+            <w:r>
+              <w:rPr>
+                <w:rFonts w:ascii="宋体" w:hAnsi="宋体" w:eastAsia="宋体"/>
+                <w:b/>
+                <w:sz w:val="20"/>
+              </w:rPr>
+              <w:t>同比增长率</w:t>
+            </w:r>
+          </w:p>
+        </w:tc>
+      </w:tr>
+      <w:tr>
+        <w:tc>
+          <w:tcPr>
+            <w:tcW w:type="dxa" w:w="2880"/>
+          </w:tcPr>
+          <w:p>
+            <w:pPr>
+              <w:jc w:val="center"/>
+            </w:pPr>
+            <w:r>
+              <w:rPr>
+                <w:rFonts w:ascii="宋体" w:hAnsi="宋体" w:eastAsia="宋体"/>
+                <w:b w:val="0"/>
+                <w:sz w:val="20"/>
+              </w:rPr>
+              <w:t>2021</w:t>
+            </w:r>
+          </w:p>
+        </w:tc>
+        <w:tc>
+          <w:tcPr>
+            <w:tcW w:type="dxa" w:w="2880"/>
+          </w:tcPr>
+          <w:p>
+            <w:pPr>
+              <w:jc w:val="center"/>
+            </w:pPr>
+            <w:r>
+              <w:rPr>
+                <w:rFonts w:ascii="宋体" w:hAnsi="宋体" w:eastAsia="宋体"/>
+                <w:b w:val="0"/>
+                <w:sz w:val="20"/>
+              </w:rPr>
+              <w:t>8,000</w:t>
+            </w:r>
+          </w:p>
+        </w:tc>
+        <w:tc>
+          <w:tcPr>
+            <w:tcW w:type="dxa" w:w="2880"/>
+          </w:tcPr>
+          <w:p>
+            <w:pPr>
+              <w:jc w:val="center"/>
+            </w:pPr>
+            <w:r>
+              <w:rPr>
+                <w:rFonts w:ascii="宋体" w:hAnsi="宋体" w:eastAsia="宋体"/>
+                <w:b w:val="0"/>
+                <w:sz w:val="20"/>
+              </w:rPr>
+              <w:t>—</w:t>
+            </w:r>
+          </w:p>
+        </w:tc>
+      </w:tr>
+      <w:tr>
+        <w:tc>
+          <w:tcPr>
+            <w:tcW w:type="dxa" w:w="2880"/>
+          </w:tcPr>
+          <w:p>
+            <w:pPr>
+              <w:jc w:val="center"/>
+            </w:pPr>
+            <w:r>
+              <w:rPr>
+                <w:rFonts w:ascii="宋体" w:hAnsi="宋体" w:eastAsia="宋体"/>
+                <w:b w:val="0"/>
+                <w:sz w:val="20"/>
+              </w:rPr>
+              <w:t>2022</w:t>
+            </w:r>
+          </w:p>
+        </w:tc>
+        <w:tc>
+          <w:tcPr>
+            <w:tcW w:type="dxa" w:w="2880"/>
+          </w:tcPr>
+          <w:p>
+            <w:pPr>
+              <w:jc w:val="center"/>
+            </w:pPr>
+            <w:r>
+              <w:rPr>
+                <w:rFonts w:ascii="宋体" w:hAnsi="宋体" w:eastAsia="宋体"/>
+                <w:b w:val="0"/>
+                <w:sz w:val="20"/>
+              </w:rPr>
+              <w:t>12,500</w:t>
+            </w:r>
+          </w:p>
+        </w:tc>
+        <w:tc>
+          <w:tcPr>
+            <w:tcW w:type="dxa" w:w="2880"/>
+          </w:tcPr>
+          <w:p>
+            <w:pPr>
+              <w:jc w:val="center"/>
+            </w:pPr>
+            <w:r>
+              <w:rPr>
+                <w:rFonts w:ascii="宋体" w:hAnsi="宋体" w:eastAsia="宋体"/>
+                <w:b w:val="0"/>
+                <w:sz w:val="20"/>
+              </w:rPr>
+              <w:t>56.3%</w:t>
+            </w:r>
+          </w:p>
+        </w:tc>
+      </w:tr>
+      <w:tr>
+        <w:tc>
+          <w:tcPr>
+            <w:tcW w:type="dxa" w:w="2880"/>
+          </w:tcPr>
+          <w:p>
+            <w:pPr>
+              <w:jc w:val="center"/>
+            </w:pPr>
+            <w:r>
+              <w:rPr>
+                <w:rFonts w:ascii="宋体" w:hAnsi="宋体" w:eastAsia="宋体"/>
+                <w:b w:val="0"/>
+                <w:sz w:val="20"/>
+              </w:rPr>
+              <w:t>2023</w:t>
+            </w:r>
+          </w:p>
+        </w:tc>
+        <w:tc>
+          <w:tcPr>
+            <w:tcW w:type="dxa" w:w="2880"/>
+          </w:tcPr>
+          <w:p>
+            <w:pPr>
+              <w:jc w:val="center"/>
+            </w:pPr>
+            <w:r>
+              <w:rPr>
+                <w:rFonts w:ascii="宋体" w:hAnsi="宋体" w:eastAsia="宋体"/>
+                <w:b w:val="0"/>
+                <w:sz w:val="20"/>
+              </w:rPr>
+              <w:t>20,000</w:t>
+            </w:r>
+          </w:p>
+        </w:tc>
+        <w:tc>
+          <w:tcPr>
+            <w:tcW w:type="dxa" w:w="2880"/>
+          </w:tcPr>
+          <w:p>
+            <w:pPr>
+              <w:jc w:val="center"/>
+            </w:pPr>
+            <w:r>
+              <w:rPr>
+                <w:rFonts w:ascii="宋体" w:hAnsi="宋体" w:eastAsia="宋体"/>
+                <w:b w:val="0"/>
+                <w:sz w:val="20"/>
+              </w:rPr>
+              <w:t>60.0%</w:t>
+            </w:r>
+          </w:p>
+        </w:tc>
+      </w:tr>
+      <w:tr>
+        <w:tc>
+          <w:tcPr>
+            <w:tcW w:type="dxa" w:w="2880"/>
+          </w:tcPr>
+          <w:p>
+            <w:pPr>
+              <w:jc w:val="center"/>
+            </w:pPr>
+            <w:r>
+              <w:rPr>
+                <w:rFonts w:ascii="宋体" w:hAnsi="宋体" w:eastAsia="宋体"/>
+                <w:b w:val="0"/>
+                <w:sz w:val="20"/>
+              </w:rPr>
+              <w:t>2024</w:t>
+            </w:r>
+          </w:p>
+        </w:tc>
+        <w:tc>
+          <w:tcPr>
+            <w:tcW w:type="dxa" w:w="2880"/>
+          </w:tcPr>
+          <w:p>
+            <w:pPr>
+              <w:jc w:val="center"/>
+            </w:pPr>
+            <w:r>
+              <w:rPr>
+                <w:rFonts w:ascii="宋体" w:hAnsi="宋体" w:eastAsia="宋体"/>
+                <w:b w:val="0"/>
+                <w:sz w:val="20"/>
+              </w:rPr>
+              <w:t>35,000</w:t>
+            </w:r>
+          </w:p>
+        </w:tc>
+        <w:tc>
+          <w:tcPr>
+            <w:tcW w:type="dxa" w:w="2880"/>
+          </w:tcPr>
+          <w:p>
+            <w:pPr>
+              <w:jc w:val="center"/>
+            </w:pPr>
+            <w:r>
+              <w:rPr>
+                <w:rFonts w:ascii="宋体" w:hAnsi="宋体" w:eastAsia="宋体"/>
+                <w:b w:val="0"/>
+                <w:sz w:val="20"/>
+              </w:rPr>
+              <w:t>75.0%</w:t>
+            </w:r>
+          </w:p>
+        </w:tc>
+      </w:tr>
+    </w:tbl>
+    <w:p>
+      <w:pPr>
+        <w:spacing w:after="80" w:line="360" w:lineRule="auto"/>
+        <w:ind w:firstLine="420"/>
+      </w:pPr>
+      <w:r>
+        <w:rPr>
+          <w:rFonts w:ascii="宋体" w:hAnsi="宋体" w:eastAsia="宋体"/>
+          <w:b w:val="0"/>
+          <w:sz w:val="20"/>
+        </w:rPr>
+        <w:t>数据来源：克拉玛依市人民政府《政府工作报告》（2022-2025年）、克拉玛依市工信局《云计算产业发展白皮书》。</w:t>
+      </w:r>
+    </w:p>
+    <w:p>
+      <w:pPr>
+        <w:pStyle w:val="Heading2"/>
+      </w:pPr>
+      <w:r>
+        <w:rPr>
+          <w:rFonts w:ascii="宋体" w:hAnsi="宋体" w:eastAsia="宋体"/>
+          <w:b/>
+          <w:color w:val="0D5E33"/>
+          <w:sz w:val="28"/>
+        </w:rPr>
+        <w:t>3.2 核心产业集聚度演进（园区入驻企业数）</w:t>
+      </w:r>
+    </w:p>
+    <w:tbl>
+      <w:tblPr>
+        <w:tblStyle w:val="TableGrid"/>
+        <w:tblW w:type="auto" w:w="0"/>
+        <w:jc w:val="center"/>
+        <w:tblLook w:firstColumn="1" w:firstRow="1" w:lastColumn="0" w:lastRow="0" w:noHBand="0" w:noVBand="1" w:val="04A0"/>
+      </w:tblPr>
+      <w:tblGrid>
+        <w:gridCol w:w="2880"/>
+        <w:gridCol w:w="2880"/>
+        <w:gridCol w:w="2880"/>
+      </w:tblGrid>
+      <w:tr>
+        <w:tc>
+          <w:tcPr>
+            <w:tcW w:type="dxa" w:w="2880"/>
+          </w:tcPr>
+          <w:p>
+            <w:pPr>
+              <w:jc w:val="center"/>
+            </w:pPr>
+            <w:r>
+              <w:rPr>
+                <w:rFonts w:ascii="宋体" w:hAnsi="宋体" w:eastAsia="宋体"/>
+                <w:b/>
+                <w:sz w:val="20"/>
+              </w:rPr>
+              <w:t>年份</w:t>
+            </w:r>
+          </w:p>
+        </w:tc>
+        <w:tc>
+          <w:tcPr>
+            <w:tcW w:type="dxa" w:w="2880"/>
+          </w:tcPr>
+          <w:p>
+            <w:pPr>
+              <w:jc w:val="center"/>
+            </w:pPr>
+            <w:r>
+              <w:rPr>
+                <w:rFonts w:ascii="宋体" w:hAnsi="宋体" w:eastAsia="宋体"/>
+                <w:b/>
+                <w:sz w:val="20"/>
+              </w:rPr>
+              <w:t>入驻企业数（家）</w:t>
+            </w:r>
+          </w:p>
+        </w:tc>
+        <w:tc>
+          <w:tcPr>
+            <w:tcW w:type="dxa" w:w="2880"/>
+          </w:tcPr>
+          <w:p>
+            <w:pPr>
+              <w:jc w:val="center"/>
+            </w:pPr>
+            <w:r>
+              <w:rPr>
+                <w:rFonts w:ascii="宋体" w:hAnsi="宋体" w:eastAsia="宋体"/>
+                <w:b/>
+                <w:sz w:val="20"/>
+              </w:rPr>
+              <w:t>累计数字经济产值（亿元）</w:t>
+            </w:r>
+          </w:p>
+        </w:tc>
+      </w:tr>
+      <w:tr>
+        <w:tc>
+          <w:tcPr>
+            <w:tcW w:type="dxa" w:w="2880"/>
+          </w:tcPr>
+          <w:p>
+            <w:pPr>
+              <w:jc w:val="center"/>
+            </w:pPr>
+            <w:r>
+              <w:rPr>
+                <w:rFonts w:ascii="宋体" w:hAnsi="宋体" w:eastAsia="宋体"/>
+                <w:b w:val="0"/>
+                <w:sz w:val="20"/>
+              </w:rPr>
+              <w:t>2021</w:t>
+            </w:r>
+          </w:p>
+        </w:tc>
+        <w:tc>
+          <w:tcPr>
+            <w:tcW w:type="dxa" w:w="2880"/>
+          </w:tcPr>
+          <w:p>
+            <w:pPr>
+              <w:jc w:val="center"/>
+            </w:pPr>
+            <w:r>
+              <w:rPr>
+                <w:rFonts w:ascii="宋体" w:hAnsi="宋体" w:eastAsia="宋体"/>
+                <w:b w:val="0"/>
+                <w:sz w:val="20"/>
+              </w:rPr>
+              <w:t>42</w:t>
+            </w:r>
+          </w:p>
+        </w:tc>
+        <w:tc>
+          <w:tcPr>
+            <w:tcW w:type="dxa" w:w="2880"/>
+          </w:tcPr>
+          <w:p>
+            <w:pPr>
+              <w:jc w:val="center"/>
+            </w:pPr>
+            <w:r>
+              <w:rPr>
+                <w:rFonts w:ascii="宋体" w:hAnsi="宋体" w:eastAsia="宋体"/>
+                <w:b w:val="0"/>
+                <w:sz w:val="20"/>
+              </w:rPr>
+              <w:t>16.5</w:t>
+            </w:r>
+          </w:p>
+        </w:tc>
+      </w:tr>
+      <w:tr>
+        <w:tc>
+          <w:tcPr>
+            <w:tcW w:type="dxa" w:w="2880"/>
+          </w:tcPr>
+          <w:p>
+            <w:pPr>
+              <w:jc w:val="center"/>
+            </w:pPr>
+            <w:r>
+              <w:rPr>
+                <w:rFonts w:ascii="宋体" w:hAnsi="宋体" w:eastAsia="宋体"/>
+                <w:b w:val="0"/>
+                <w:sz w:val="20"/>
+              </w:rPr>
+              <w:t>2022</w:t>
+            </w:r>
+          </w:p>
+        </w:tc>
+        <w:tc>
+          <w:tcPr>
+            <w:tcW w:type="dxa" w:w="2880"/>
+          </w:tcPr>
+          <w:p>
+            <w:pPr>
+              <w:jc w:val="center"/>
+            </w:pPr>
+            <w:r>
+              <w:rPr>
+                <w:rFonts w:ascii="宋体" w:hAnsi="宋体" w:eastAsia="宋体"/>
+                <w:b w:val="0"/>
+                <w:sz w:val="20"/>
+              </w:rPr>
+              <w:t>67</w:t>
+            </w:r>
+          </w:p>
+        </w:tc>
+        <w:tc>
+          <w:tcPr>
+            <w:tcW w:type="dxa" w:w="2880"/>
+          </w:tcPr>
+          <w:p>
+            <w:pPr>
+              <w:jc w:val="center"/>
+            </w:pPr>
+            <w:r>
+              <w:rPr>
+                <w:rFonts w:ascii="宋体" w:hAnsi="宋体" w:eastAsia="宋体"/>
+                <w:b w:val="0"/>
+                <w:sz w:val="20"/>
+              </w:rPr>
+              <w:t>34.8</w:t>
+            </w:r>
+          </w:p>
+        </w:tc>
+      </w:tr>
+      <w:tr>
+        <w:tc>
+          <w:tcPr>
+            <w:tcW w:type="dxa" w:w="2880"/>
+          </w:tcPr>
+          <w:p>
+            <w:pPr>
+              <w:jc w:val="center"/>
+            </w:pPr>
+            <w:r>
+              <w:rPr>
+                <w:rFonts w:ascii="宋体" w:hAnsi="宋体" w:eastAsia="宋体"/>
+                <w:b w:val="0"/>
+                <w:sz w:val="20"/>
+              </w:rPr>
+              <w:t>2023</w:t>
+            </w:r>
+          </w:p>
+        </w:tc>
+        <w:tc>
+          <w:tcPr>
+            <w:tcW w:type="dxa" w:w="2880"/>
+          </w:tcPr>
+          <w:p>
+            <w:pPr>
+              <w:jc w:val="center"/>
+            </w:pPr>
+            <w:r>
+              <w:rPr>
+                <w:rFonts w:ascii="宋体" w:hAnsi="宋体" w:eastAsia="宋体"/>
+                <w:b w:val="0"/>
+                <w:sz w:val="20"/>
+              </w:rPr>
+              <w:t>120</w:t>
+            </w:r>
+          </w:p>
+        </w:tc>
+        <w:tc>
+          <w:tcPr>
+            <w:tcW w:type="dxa" w:w="2880"/>
+          </w:tcPr>
+          <w:p>
+            <w:pPr>
+              <w:jc w:val="center"/>
+            </w:pPr>
+            <w:r>
+              <w:rPr>
+                <w:rFonts w:ascii="宋体" w:hAnsi="宋体" w:eastAsia="宋体"/>
+                <w:b w:val="0"/>
+                <w:sz w:val="20"/>
+              </w:rPr>
+              <w:t>78.2</w:t>
+            </w:r>
+          </w:p>
+        </w:tc>
+      </w:tr>
+      <w:tr>
+        <w:tc>
+          <w:tcPr>
+            <w:tcW w:type="dxa" w:w="2880"/>
+          </w:tcPr>
+          <w:p>
+            <w:pPr>
+              <w:jc w:val="center"/>
+            </w:pPr>
+            <w:r>
+              <w:rPr>
+                <w:rFonts w:ascii="宋体" w:hAnsi="宋体" w:eastAsia="宋体"/>
+                <w:b w:val="0"/>
+                <w:sz w:val="20"/>
+              </w:rPr>
+              <w:t>2024</w:t>
+            </w:r>
+          </w:p>
+        </w:tc>
+        <w:tc>
+          <w:tcPr>
+            <w:tcW w:type="dxa" w:w="2880"/>
+          </w:tcPr>
+          <w:p>
+            <w:pPr>
+              <w:jc w:val="center"/>
+            </w:pPr>
+            <w:r>
+              <w:rPr>
+                <w:rFonts w:ascii="宋体" w:hAnsi="宋体" w:eastAsia="宋体"/>
+                <w:b w:val="0"/>
+                <w:sz w:val="20"/>
+              </w:rPr>
+              <w:t>185</w:t>
+            </w:r>
+          </w:p>
+        </w:tc>
+        <w:tc>
+          <w:tcPr>
+            <w:tcW w:type="dxa" w:w="2880"/>
+          </w:tcPr>
+          <w:p>
+            <w:pPr>
+              <w:jc w:val="center"/>
+            </w:pPr>
+            <w:r>
+              <w:rPr>
+                <w:rFonts w:ascii="宋体" w:hAnsi="宋体" w:eastAsia="宋体"/>
+                <w:b w:val="0"/>
+                <w:sz w:val="20"/>
+              </w:rPr>
+              <w:t>156.0</w:t>
+            </w:r>
+          </w:p>
+        </w:tc>
+      </w:tr>
+    </w:tbl>
+    <w:p>
+      <w:pPr>
+        <w:spacing w:after="80" w:line="360" w:lineRule="auto"/>
+        <w:ind w:firstLine="420"/>
+      </w:pPr>
+      <w:r>
+        <w:rPr>
+          <w:rFonts w:ascii="宋体" w:hAnsi="宋体" w:eastAsia="宋体"/>
+          <w:b w:val="0"/>
+          <w:sz w:val="20"/>
+        </w:rPr>
+        <w:t>数据来源：克拉玛依市工信局、云计算产业园区管委会年度报告。</w:t>
+      </w:r>
+    </w:p>
+    <w:p>
+      <w:pPr>
+        <w:pStyle w:val="Heading2"/>
+      </w:pPr>
+      <w:r>
+        <w:rPr>
+          <w:rFonts w:ascii="宋体" w:hAnsi="宋体" w:eastAsia="宋体"/>
+          <w:b/>
+          <w:color w:val="0D5E33"/>
+          <w:sz w:val="28"/>
+        </w:rPr>
+        <w:t>3.3 政府投资与社会资本乘数效应</w:t>
+      </w:r>
+    </w:p>
+    <w:p>
+      <w:pPr>
+        <w:spacing w:after="80" w:line="360" w:lineRule="auto"/>
+        <w:ind w:firstLine="420"/>
+      </w:pPr>
+      <w:r>
+        <w:rPr>
+          <w:rFonts w:ascii="宋体" w:hAnsi="宋体" w:eastAsia="宋体"/>
+          <w:b w:val="0"/>
+          <w:sz w:val="22"/>
+        </w:rPr>
+        <w:t>克拉玛依市政府在算力产业领域累计投入约200亿元公共资本（含产业基金50亿元、基础设施150亿元），带动社会资本投资约2,000亿元，政府投入乘数效应约10倍。其中，2024年上海推介会签约36个项目，签约金额143.73亿元。</w:t>
+      </w:r>
+    </w:p>
+    <w:p>
+      <w:pPr>
+        <w:spacing w:after="80" w:line="360" w:lineRule="auto"/>
+        <w:ind w:firstLine="420"/>
+      </w:pPr>
+      <w:r>
+        <w:rPr>
+          <w:rFonts w:ascii="宋体" w:hAnsi="宋体" w:eastAsia="宋体"/>
+          <w:b w:val="0"/>
+          <w:sz w:val="20"/>
+        </w:rPr>
+        <w:t>数据来源：克拉玛依市政府工作报告（2024）；上海市政府合作交流办（2025年专栏）；中国日报网。</w:t>
+      </w:r>
+    </w:p>
+    <w:p>
+      <w:pPr>
+        <w:pStyle w:val="Heading1"/>
+      </w:pPr>
+      <w:r>
+        <w:rPr>
+          <w:rFonts w:ascii="宋体" w:hAnsi="宋体" w:eastAsia="宋体"/>
+          <w:b/>
+          <w:color w:val="0D5E33"/>
+          <w:sz w:val="32"/>
+        </w:rPr>
+        <w:t>四、哈密（含伊吾县）：资源蓄水时序数据（2021-2024）</w:t>
+      </w:r>
+    </w:p>
+    <w:p>
+      <w:pPr>
+        <w:spacing w:after="80" w:line="360" w:lineRule="auto"/>
+        <w:ind w:firstLine="420"/>
+      </w:pPr>
+      <w:r>
+        <w:rPr>
+          <w:rFonts w:ascii="宋体" w:hAnsi="宋体" w:eastAsia="宋体"/>
+          <w:b w:val="0"/>
+          <w:sz w:val="22"/>
+        </w:rPr>
+        <w:t>以下时序数据展示了哈密伊吾在算力生态"从零起步"的背景下，依靠新能源装机暴增走"资源转化型"路径的演进过程。</w:t>
+      </w:r>
+    </w:p>
+    <w:p>
+      <w:pPr>
+        <w:pStyle w:val="Heading2"/>
+      </w:pPr>
+      <w:r>
+        <w:rPr>
+          <w:rFonts w:ascii="宋体" w:hAnsi="宋体" w:eastAsia="宋体"/>
+          <w:b/>
+          <w:color w:val="0D5E33"/>
+          <w:sz w:val="28"/>
+        </w:rPr>
+        <w:t>4.1 新能源并网装机总规模演进（风电+光伏）</w:t>
+      </w:r>
+    </w:p>
+    <w:tbl>
+      <w:tblPr>
+        <w:tblStyle w:val="TableGrid"/>
+        <w:tblW w:type="auto" w:w="0"/>
+        <w:jc w:val="center"/>
+        <w:tblLook w:firstColumn="1" w:firstRow="1" w:lastColumn="0" w:lastRow="0" w:noHBand="0" w:noVBand="1" w:val="04A0"/>
+      </w:tblPr>
+      <w:tblGrid>
+        <w:gridCol w:w="2880"/>
+        <w:gridCol w:w="2880"/>
+        <w:gridCol w:w="2880"/>
+      </w:tblGrid>
+      <w:tr>
+        <w:tc>
+          <w:tcPr>
+            <w:tcW w:type="dxa" w:w="2880"/>
+          </w:tcPr>
+          <w:p>
+            <w:pPr>
+              <w:jc w:val="center"/>
+            </w:pPr>
+            <w:r>
+              <w:rPr>
+                <w:rFonts w:ascii="宋体" w:hAnsi="宋体" w:eastAsia="宋体"/>
+                <w:b/>
+                <w:sz w:val="20"/>
+              </w:rPr>
+              <w:t>年份</w:t>
+            </w:r>
+          </w:p>
+        </w:tc>
+        <w:tc>
+          <w:tcPr>
+            <w:tcW w:type="dxa" w:w="2880"/>
+          </w:tcPr>
+          <w:p>
+            <w:pPr>
+              <w:jc w:val="center"/>
+            </w:pPr>
+            <w:r>
+              <w:rPr>
+                <w:rFonts w:ascii="宋体" w:hAnsi="宋体" w:eastAsia="宋体"/>
+                <w:b/>
+                <w:sz w:val="20"/>
+              </w:rPr>
+              <w:t>新能源装机（万千瓦）</w:t>
+            </w:r>
+          </w:p>
+        </w:tc>
+        <w:tc>
+          <w:tcPr>
+            <w:tcW w:type="dxa" w:w="2880"/>
+          </w:tcPr>
+          <w:p>
+            <w:pPr>
+              <w:jc w:val="center"/>
+            </w:pPr>
+            <w:r>
+              <w:rPr>
+                <w:rFonts w:ascii="宋体" w:hAnsi="宋体" w:eastAsia="宋体"/>
+                <w:b/>
+                <w:sz w:val="20"/>
+              </w:rPr>
+              <w:t>同比增长率</w:t>
+            </w:r>
+          </w:p>
+        </w:tc>
+      </w:tr>
+      <w:tr>
+        <w:tc>
+          <w:tcPr>
+            <w:tcW w:type="dxa" w:w="2880"/>
+          </w:tcPr>
+          <w:p>
+            <w:pPr>
+              <w:jc w:val="center"/>
+            </w:pPr>
+            <w:r>
+              <w:rPr>
+                <w:rFonts w:ascii="宋体" w:hAnsi="宋体" w:eastAsia="宋体"/>
+                <w:b w:val="0"/>
+                <w:sz w:val="20"/>
+              </w:rPr>
+              <w:t>2021</w:t>
+            </w:r>
+          </w:p>
+        </w:tc>
+        <w:tc>
+          <w:tcPr>
+            <w:tcW w:type="dxa" w:w="2880"/>
+          </w:tcPr>
+          <w:p>
+            <w:pPr>
+              <w:jc w:val="center"/>
+            </w:pPr>
+            <w:r>
+              <w:rPr>
+                <w:rFonts w:ascii="宋体" w:hAnsi="宋体" w:eastAsia="宋体"/>
+                <w:b w:val="0"/>
+                <w:sz w:val="20"/>
+              </w:rPr>
+              <w:t>1,820</w:t>
+            </w:r>
+          </w:p>
+        </w:tc>
+        <w:tc>
+          <w:tcPr>
+            <w:tcW w:type="dxa" w:w="2880"/>
+          </w:tcPr>
+          <w:p>
+            <w:pPr>
+              <w:jc w:val="center"/>
+            </w:pPr>
+            <w:r>
+              <w:rPr>
+                <w:rFonts w:ascii="宋体" w:hAnsi="宋体" w:eastAsia="宋体"/>
+                <w:b w:val="0"/>
+                <w:sz w:val="20"/>
+              </w:rPr>
+              <w:t>—</w:t>
+            </w:r>
+          </w:p>
+        </w:tc>
+      </w:tr>
+      <w:tr>
+        <w:tc>
+          <w:tcPr>
+            <w:tcW w:type="dxa" w:w="2880"/>
+          </w:tcPr>
+          <w:p>
+            <w:pPr>
+              <w:jc w:val="center"/>
+            </w:pPr>
+            <w:r>
+              <w:rPr>
+                <w:rFonts w:ascii="宋体" w:hAnsi="宋体" w:eastAsia="宋体"/>
+                <w:b w:val="0"/>
+                <w:sz w:val="20"/>
+              </w:rPr>
+              <w:t>2022</w:t>
+            </w:r>
+          </w:p>
+        </w:tc>
+        <w:tc>
+          <w:tcPr>
+            <w:tcW w:type="dxa" w:w="2880"/>
+          </w:tcPr>
+          <w:p>
+            <w:pPr>
+              <w:jc w:val="center"/>
+            </w:pPr>
+            <w:r>
+              <w:rPr>
+                <w:rFonts w:ascii="宋体" w:hAnsi="宋体" w:eastAsia="宋体"/>
+                <w:b w:val="0"/>
+                <w:sz w:val="20"/>
+              </w:rPr>
+              <w:t>2,450</w:t>
+            </w:r>
+          </w:p>
+        </w:tc>
+        <w:tc>
+          <w:tcPr>
+            <w:tcW w:type="dxa" w:w="2880"/>
+          </w:tcPr>
+          <w:p>
+            <w:pPr>
+              <w:jc w:val="center"/>
+            </w:pPr>
+            <w:r>
+              <w:rPr>
+                <w:rFonts w:ascii="宋体" w:hAnsi="宋体" w:eastAsia="宋体"/>
+                <w:b w:val="0"/>
+                <w:sz w:val="20"/>
+              </w:rPr>
+              <w:t>34.6%</w:t>
+            </w:r>
+          </w:p>
+        </w:tc>
+      </w:tr>
+      <w:tr>
+        <w:tc>
+          <w:tcPr>
+            <w:tcW w:type="dxa" w:w="2880"/>
+          </w:tcPr>
+          <w:p>
+            <w:pPr>
+              <w:jc w:val="center"/>
+            </w:pPr>
+            <w:r>
+              <w:rPr>
+                <w:rFonts w:ascii="宋体" w:hAnsi="宋体" w:eastAsia="宋体"/>
+                <w:b w:val="0"/>
+                <w:sz w:val="20"/>
+              </w:rPr>
+              <w:t>2023</w:t>
+            </w:r>
+          </w:p>
+        </w:tc>
+        <w:tc>
+          <w:tcPr>
+            <w:tcW w:type="dxa" w:w="2880"/>
+          </w:tcPr>
+          <w:p>
+            <w:pPr>
+              <w:jc w:val="center"/>
+            </w:pPr>
+            <w:r>
+              <w:rPr>
+                <w:rFonts w:ascii="宋体" w:hAnsi="宋体" w:eastAsia="宋体"/>
+                <w:b w:val="0"/>
+                <w:sz w:val="20"/>
+              </w:rPr>
+              <w:t>3,380</w:t>
+            </w:r>
+          </w:p>
+        </w:tc>
+        <w:tc>
+          <w:tcPr>
+            <w:tcW w:type="dxa" w:w="2880"/>
+          </w:tcPr>
+          <w:p>
+            <w:pPr>
+              <w:jc w:val="center"/>
+            </w:pPr>
+            <w:r>
+              <w:rPr>
+                <w:rFonts w:ascii="宋体" w:hAnsi="宋体" w:eastAsia="宋体"/>
+                <w:b w:val="0"/>
+                <w:sz w:val="20"/>
+              </w:rPr>
+              <w:t>38.0%</w:t>
+            </w:r>
+          </w:p>
+        </w:tc>
+      </w:tr>
+      <w:tr>
+        <w:tc>
+          <w:tcPr>
+            <w:tcW w:type="dxa" w:w="2880"/>
+          </w:tcPr>
+          <w:p>
+            <w:pPr>
+              <w:jc w:val="center"/>
+            </w:pPr>
+            <w:r>
+              <w:rPr>
+                <w:rFonts w:ascii="宋体" w:hAnsi="宋体" w:eastAsia="宋体"/>
+                <w:b w:val="0"/>
+                <w:sz w:val="20"/>
+              </w:rPr>
+              <w:t>2024</w:t>
+            </w:r>
+          </w:p>
+        </w:tc>
+        <w:tc>
+          <w:tcPr>
+            <w:tcW w:type="dxa" w:w="2880"/>
+          </w:tcPr>
+          <w:p>
+            <w:pPr>
+              <w:jc w:val="center"/>
+            </w:pPr>
+            <w:r>
+              <w:rPr>
+                <w:rFonts w:ascii="宋体" w:hAnsi="宋体" w:eastAsia="宋体"/>
+                <w:b w:val="0"/>
+                <w:sz w:val="20"/>
+              </w:rPr>
+              <w:t>4,760</w:t>
+            </w:r>
+          </w:p>
+        </w:tc>
+        <w:tc>
+          <w:tcPr>
+            <w:tcW w:type="dxa" w:w="2880"/>
+          </w:tcPr>
+          <w:p>
+            <w:pPr>
+              <w:jc w:val="center"/>
+            </w:pPr>
+            <w:r>
+              <w:rPr>
+                <w:rFonts w:ascii="宋体" w:hAnsi="宋体" w:eastAsia="宋体"/>
+                <w:b w:val="0"/>
+                <w:sz w:val="20"/>
+              </w:rPr>
+              <w:t>40.8%</w:t>
+            </w:r>
+          </w:p>
+        </w:tc>
+      </w:tr>
+    </w:tbl>
+    <w:p>
+      <w:pPr>
+        <w:spacing w:after="80" w:line="360" w:lineRule="auto"/>
+        <w:ind w:firstLine="420"/>
+      </w:pPr>
+      <w:r>
+        <w:rPr>
+          <w:rFonts w:ascii="宋体" w:hAnsi="宋体" w:eastAsia="宋体"/>
+          <w:b w:val="0"/>
+          <w:sz w:val="20"/>
+        </w:rPr>
+        <w:t>数据来源：哈密市统计局《哈密市国民经济和社会发展统计公报》（2021-2024年）；国网哈密供电公司。</w:t>
+      </w:r>
+    </w:p>
+    <w:p>
+      <w:pPr>
+        <w:pStyle w:val="Heading2"/>
+      </w:pPr>
+      <w:r>
+        <w:rPr>
+          <w:rFonts w:ascii="宋体" w:hAnsi="宋体" w:eastAsia="宋体"/>
+          <w:b/>
+          <w:color w:val="0D5E33"/>
+          <w:sz w:val="28"/>
+        </w:rPr>
+        <w:t>4.2 新能源发电量演进（亿千瓦时）</w:t>
+      </w:r>
+    </w:p>
+    <w:tbl>
+      <w:tblPr>
+        <w:tblStyle w:val="TableGrid"/>
+        <w:tblW w:type="auto" w:w="0"/>
+        <w:jc w:val="center"/>
+        <w:tblLook w:firstColumn="1" w:firstRow="1" w:lastColumn="0" w:lastRow="0" w:noHBand="0" w:noVBand="1" w:val="04A0"/>
+      </w:tblPr>
+      <w:tblGrid>
+        <w:gridCol w:w="2880"/>
+        <w:gridCol w:w="2880"/>
+        <w:gridCol w:w="2880"/>
+      </w:tblGrid>
+      <w:tr>
+        <w:tc>
+          <w:tcPr>
+            <w:tcW w:type="dxa" w:w="2880"/>
+          </w:tcPr>
+          <w:p>
+            <w:pPr>
+              <w:jc w:val="center"/>
+            </w:pPr>
+            <w:r>
+              <w:rPr>
+                <w:rFonts w:ascii="宋体" w:hAnsi="宋体" w:eastAsia="宋体"/>
+                <w:b/>
+                <w:sz w:val="20"/>
+              </w:rPr>
+              <w:t>年份</w:t>
+            </w:r>
+          </w:p>
+        </w:tc>
+        <w:tc>
+          <w:tcPr>
+            <w:tcW w:type="dxa" w:w="2880"/>
+          </w:tcPr>
+          <w:p>
+            <w:pPr>
+              <w:jc w:val="center"/>
+            </w:pPr>
+            <w:r>
+              <w:rPr>
+                <w:rFonts w:ascii="宋体" w:hAnsi="宋体" w:eastAsia="宋体"/>
+                <w:b/>
+                <w:sz w:val="20"/>
+              </w:rPr>
+              <w:t>新能源发电量（亿千瓦时）</w:t>
+            </w:r>
+          </w:p>
+        </w:tc>
+        <w:tc>
+          <w:tcPr>
+            <w:tcW w:type="dxa" w:w="2880"/>
+          </w:tcPr>
+          <w:p>
+            <w:pPr>
+              <w:jc w:val="center"/>
+            </w:pPr>
+            <w:r>
+              <w:rPr>
+                <w:rFonts w:ascii="宋体" w:hAnsi="宋体" w:eastAsia="宋体"/>
+                <w:b/>
+                <w:sz w:val="20"/>
+              </w:rPr>
+              <w:t>同比增长率</w:t>
+            </w:r>
+          </w:p>
+        </w:tc>
+      </w:tr>
+      <w:tr>
+        <w:tc>
+          <w:tcPr>
+            <w:tcW w:type="dxa" w:w="2880"/>
+          </w:tcPr>
+          <w:p>
+            <w:pPr>
+              <w:jc w:val="center"/>
+            </w:pPr>
+            <w:r>
+              <w:rPr>
+                <w:rFonts w:ascii="宋体" w:hAnsi="宋体" w:eastAsia="宋体"/>
+                <w:b w:val="0"/>
+                <w:sz w:val="20"/>
+              </w:rPr>
+              <w:t>2021</w:t>
+            </w:r>
+          </w:p>
+        </w:tc>
+        <w:tc>
+          <w:tcPr>
+            <w:tcW w:type="dxa" w:w="2880"/>
+          </w:tcPr>
+          <w:p>
+            <w:pPr>
+              <w:jc w:val="center"/>
+            </w:pPr>
+            <w:r>
+              <w:rPr>
+                <w:rFonts w:ascii="宋体" w:hAnsi="宋体" w:eastAsia="宋体"/>
+                <w:b w:val="0"/>
+                <w:sz w:val="20"/>
+              </w:rPr>
+              <w:t>342</w:t>
+            </w:r>
+          </w:p>
+        </w:tc>
+        <w:tc>
+          <w:tcPr>
+            <w:tcW w:type="dxa" w:w="2880"/>
+          </w:tcPr>
+          <w:p>
+            <w:pPr>
+              <w:jc w:val="center"/>
+            </w:pPr>
+            <w:r>
+              <w:rPr>
+                <w:rFonts w:ascii="宋体" w:hAnsi="宋体" w:eastAsia="宋体"/>
+                <w:b w:val="0"/>
+                <w:sz w:val="20"/>
+              </w:rPr>
+              <w:t>—</w:t>
+            </w:r>
+          </w:p>
+        </w:tc>
+      </w:tr>
+      <w:tr>
+        <w:tc>
+          <w:tcPr>
+            <w:tcW w:type="dxa" w:w="2880"/>
+          </w:tcPr>
+          <w:p>
+            <w:pPr>
+              <w:jc w:val="center"/>
+            </w:pPr>
+            <w:r>
+              <w:rPr>
+                <w:rFonts w:ascii="宋体" w:hAnsi="宋体" w:eastAsia="宋体"/>
+                <w:b w:val="0"/>
+                <w:sz w:val="20"/>
+              </w:rPr>
+              <w:t>2022</w:t>
+            </w:r>
+          </w:p>
+        </w:tc>
+        <w:tc>
+          <w:tcPr>
+            <w:tcW w:type="dxa" w:w="2880"/>
+          </w:tcPr>
+          <w:p>
+            <w:pPr>
+              <w:jc w:val="center"/>
+            </w:pPr>
+            <w:r>
+              <w:rPr>
+                <w:rFonts w:ascii="宋体" w:hAnsi="宋体" w:eastAsia="宋体"/>
+                <w:b w:val="0"/>
+                <w:sz w:val="20"/>
+              </w:rPr>
+              <w:t>468</w:t>
+            </w:r>
+          </w:p>
+        </w:tc>
+        <w:tc>
+          <w:tcPr>
+            <w:tcW w:type="dxa" w:w="2880"/>
+          </w:tcPr>
+          <w:p>
+            <w:pPr>
+              <w:jc w:val="center"/>
+            </w:pPr>
+            <w:r>
+              <w:rPr>
+                <w:rFonts w:ascii="宋体" w:hAnsi="宋体" w:eastAsia="宋体"/>
+                <w:b w:val="0"/>
+                <w:sz w:val="20"/>
+              </w:rPr>
+              <w:t>36.8%</w:t>
+            </w:r>
+          </w:p>
+        </w:tc>
+      </w:tr>
+      <w:tr>
+        <w:tc>
+          <w:tcPr>
+            <w:tcW w:type="dxa" w:w="2880"/>
+          </w:tcPr>
+          <w:p>
+            <w:pPr>
+              <w:jc w:val="center"/>
+            </w:pPr>
+            <w:r>
+              <w:rPr>
+                <w:rFonts w:ascii="宋体" w:hAnsi="宋体" w:eastAsia="宋体"/>
+                <w:b w:val="0"/>
+                <w:sz w:val="20"/>
+              </w:rPr>
+              <w:t>2023</w:t>
+            </w:r>
+          </w:p>
+        </w:tc>
+        <w:tc>
+          <w:tcPr>
+            <w:tcW w:type="dxa" w:w="2880"/>
+          </w:tcPr>
+          <w:p>
+            <w:pPr>
+              <w:jc w:val="center"/>
+            </w:pPr>
+            <w:r>
+              <w:rPr>
+                <w:rFonts w:ascii="宋体" w:hAnsi="宋体" w:eastAsia="宋体"/>
+                <w:b w:val="0"/>
+                <w:sz w:val="20"/>
+              </w:rPr>
+              <w:t>635</w:t>
+            </w:r>
+          </w:p>
+        </w:tc>
+        <w:tc>
+          <w:tcPr>
+            <w:tcW w:type="dxa" w:w="2880"/>
+          </w:tcPr>
+          <w:p>
+            <w:pPr>
+              <w:jc w:val="center"/>
+            </w:pPr>
+            <w:r>
+              <w:rPr>
+                <w:rFonts w:ascii="宋体" w:hAnsi="宋体" w:eastAsia="宋体"/>
+                <w:b w:val="0"/>
+                <w:sz w:val="20"/>
+              </w:rPr>
+              <w:t>35.7%</w:t>
+            </w:r>
+          </w:p>
+        </w:tc>
+      </w:tr>
+      <w:tr>
+        <w:tc>
+          <w:tcPr>
+            <w:tcW w:type="dxa" w:w="2880"/>
+          </w:tcPr>
+          <w:p>
+            <w:pPr>
+              <w:jc w:val="center"/>
+            </w:pPr>
+            <w:r>
+              <w:rPr>
+                <w:rFonts w:ascii="宋体" w:hAnsi="宋体" w:eastAsia="宋体"/>
+                <w:b w:val="0"/>
+                <w:sz w:val="20"/>
+              </w:rPr>
+              <w:t>2024</w:t>
+            </w:r>
+          </w:p>
+        </w:tc>
+        <w:tc>
+          <w:tcPr>
+            <w:tcW w:type="dxa" w:w="2880"/>
+          </w:tcPr>
+          <w:p>
+            <w:pPr>
+              <w:jc w:val="center"/>
+            </w:pPr>
+            <w:r>
+              <w:rPr>
+                <w:rFonts w:ascii="宋体" w:hAnsi="宋体" w:eastAsia="宋体"/>
+                <w:b w:val="0"/>
+                <w:sz w:val="20"/>
+              </w:rPr>
+              <w:t>890</w:t>
+            </w:r>
+          </w:p>
+        </w:tc>
+        <w:tc>
+          <w:tcPr>
+            <w:tcW w:type="dxa" w:w="2880"/>
+          </w:tcPr>
+          <w:p>
+            <w:pPr>
+              <w:jc w:val="center"/>
+            </w:pPr>
+            <w:r>
+              <w:rPr>
+                <w:rFonts w:ascii="宋体" w:hAnsi="宋体" w:eastAsia="宋体"/>
+                <w:b w:val="0"/>
+                <w:sz w:val="20"/>
+              </w:rPr>
+              <w:t>40.2%</w:t>
+            </w:r>
+          </w:p>
+        </w:tc>
+      </w:tr>
+    </w:tbl>
+    <w:p>
+      <w:pPr>
+        <w:spacing w:after="80" w:line="360" w:lineRule="auto"/>
+        <w:ind w:firstLine="420"/>
+      </w:pPr>
+      <w:r>
+        <w:rPr>
+          <w:rFonts w:ascii="宋体" w:hAnsi="宋体" w:eastAsia="宋体"/>
+          <w:b w:val="0"/>
+          <w:sz w:val="20"/>
+        </w:rPr>
+        <w:t>数据来源：国网哈密供电公司电力交易数据；哈密市统计局。</w:t>
+      </w:r>
+    </w:p>
+    <w:p>
+      <w:pPr>
+        <w:spacing w:after="80" w:line="360" w:lineRule="auto"/>
+        <w:ind w:firstLine="420"/>
+      </w:pPr>
+      <w:r>
+        <w:rPr>
+          <w:rFonts w:ascii="宋体" w:hAnsi="宋体" w:eastAsia="宋体"/>
+          <w:b w:val="0"/>
+          <w:sz w:val="20"/>
+        </w:rPr>
+        <w:t>注：发电量的激增直接对应了必须就地消纳的巨大压力，这是伊吾选择"重资产基建、绿电直供"路径的根本驱动力。</w:t>
+      </w:r>
+    </w:p>
+    <w:p>
+      <w:pPr>
+        <w:pStyle w:val="Heading1"/>
+      </w:pPr>
+      <w:r>
+        <w:rPr>
+          <w:rFonts w:ascii="宋体" w:hAnsi="宋体" w:eastAsia="宋体"/>
+          <w:b/>
+          <w:color w:val="0D5E33"/>
+          <w:sz w:val="32"/>
+        </w:rPr>
+        <w:t>五、双城政策工具箱全量对比</w:t>
+      </w:r>
+    </w:p>
+    <w:tbl>
+      <w:tblPr>
+        <w:tblStyle w:val="TableGrid"/>
+        <w:tblW w:type="auto" w:w="0"/>
+        <w:jc w:val="center"/>
+        <w:tblLook w:firstColumn="1" w:firstRow="1" w:lastColumn="0" w:lastRow="0" w:noHBand="0" w:noVBand="1" w:val="04A0"/>
+      </w:tblPr>
+      <w:tblGrid>
+        <w:gridCol w:w="2880"/>
+        <w:gridCol w:w="2880"/>
+        <w:gridCol w:w="2880"/>
+      </w:tblGrid>
+      <w:tr>
+        <w:tc>
+          <w:tcPr>
+            <w:tcW w:type="dxa" w:w="2880"/>
+          </w:tcPr>
+          <w:p>
+            <w:pPr>
+              <w:jc w:val="center"/>
+            </w:pPr>
+            <w:r>
+              <w:rPr>
+                <w:rFonts w:ascii="宋体" w:hAnsi="宋体" w:eastAsia="宋体"/>
+                <w:b/>
+                <w:sz w:val="20"/>
+              </w:rPr>
+              <w:t>政策类型</w:t>
+            </w:r>
+          </w:p>
+        </w:tc>
+        <w:tc>
+          <w:tcPr>
+            <w:tcW w:type="dxa" w:w="2880"/>
+          </w:tcPr>
+          <w:p>
+            <w:pPr>
+              <w:jc w:val="center"/>
+            </w:pPr>
+            <w:r>
+              <w:rPr>
+                <w:rFonts w:ascii="宋体" w:hAnsi="宋体" w:eastAsia="宋体"/>
+                <w:b/>
+                <w:sz w:val="20"/>
+              </w:rPr>
+              <w:t>克拉玛依</w:t>
+            </w:r>
+          </w:p>
+        </w:tc>
+        <w:tc>
+          <w:tcPr>
+            <w:tcW w:type="dxa" w:w="2880"/>
+          </w:tcPr>
+          <w:p>
+            <w:pPr>
+              <w:jc w:val="center"/>
+            </w:pPr>
+            <w:r>
+              <w:rPr>
+                <w:rFonts w:ascii="宋体" w:hAnsi="宋体" w:eastAsia="宋体"/>
+                <w:b/>
+                <w:sz w:val="20"/>
+              </w:rPr>
+              <w:t>伊吾/哈密</w:t>
+            </w:r>
+          </w:p>
+        </w:tc>
+      </w:tr>
+      <w:tr>
+        <w:tc>
+          <w:tcPr>
+            <w:tcW w:type="dxa" w:w="2880"/>
+          </w:tcPr>
+          <w:p>
+            <w:pPr>
+              <w:jc w:val="center"/>
+            </w:pPr>
+            <w:r>
+              <w:rPr>
+                <w:rFonts w:ascii="宋体" w:hAnsi="宋体" w:eastAsia="宋体"/>
+                <w:b w:val="0"/>
+                <w:sz w:val="20"/>
+              </w:rPr>
+              <w:t>产业基金</w:t>
+            </w:r>
+          </w:p>
+        </w:tc>
+        <w:tc>
+          <w:tcPr>
+            <w:tcW w:type="dxa" w:w="2880"/>
+          </w:tcPr>
+          <w:p>
+            <w:pPr>
+              <w:jc w:val="center"/>
+            </w:pPr>
+            <w:r>
+              <w:rPr>
+                <w:rFonts w:ascii="宋体" w:hAnsi="宋体" w:eastAsia="宋体"/>
+                <w:b w:val="0"/>
+                <w:sz w:val="20"/>
+              </w:rPr>
+              <w:t>50亿元数字经济产业基金</w:t>
+            </w:r>
+          </w:p>
+        </w:tc>
+        <w:tc>
+          <w:tcPr>
+            <w:tcW w:type="dxa" w:w="2880"/>
+          </w:tcPr>
+          <w:p>
+            <w:pPr>
+              <w:jc w:val="center"/>
+            </w:pPr>
+            <w:r>
+              <w:rPr>
+                <w:rFonts w:ascii="宋体" w:hAnsi="宋体" w:eastAsia="宋体"/>
+                <w:b w:val="0"/>
+                <w:sz w:val="20"/>
+              </w:rPr>
+              <w:t>无专项基金</w:t>
+            </w:r>
+          </w:p>
+        </w:tc>
+      </w:tr>
+      <w:tr>
+        <w:tc>
+          <w:tcPr>
+            <w:tcW w:type="dxa" w:w="2880"/>
+          </w:tcPr>
+          <w:p>
+            <w:pPr>
+              <w:jc w:val="center"/>
+            </w:pPr>
+            <w:r>
+              <w:rPr>
+                <w:rFonts w:ascii="宋体" w:hAnsi="宋体" w:eastAsia="宋体"/>
+                <w:b w:val="0"/>
+                <w:sz w:val="20"/>
+              </w:rPr>
+              <w:t>算力补贴</w:t>
+            </w:r>
+          </w:p>
+        </w:tc>
+        <w:tc>
+          <w:tcPr>
+            <w:tcW w:type="dxa" w:w="2880"/>
+          </w:tcPr>
+          <w:p>
+            <w:pPr>
+              <w:jc w:val="center"/>
+            </w:pPr>
+            <w:r>
+              <w:rPr>
+                <w:rFonts w:ascii="宋体" w:hAnsi="宋体" w:eastAsia="宋体"/>
+                <w:b w:val="0"/>
+                <w:sz w:val="20"/>
+              </w:rPr>
+              <w:t>算力券1,000万元/年</w:t>
+            </w:r>
+          </w:p>
+        </w:tc>
+        <w:tc>
+          <w:tcPr>
+            <w:tcW w:type="dxa" w:w="2880"/>
+          </w:tcPr>
+          <w:p>
+            <w:pPr>
+              <w:jc w:val="center"/>
+            </w:pPr>
+            <w:r>
+              <w:rPr>
+                <w:rFonts w:ascii="宋体" w:hAnsi="宋体" w:eastAsia="宋体"/>
+                <w:b w:val="0"/>
+                <w:sz w:val="20"/>
+              </w:rPr>
+              <w:t>工业电价补贴（约0.08元/度）</w:t>
+            </w:r>
+          </w:p>
+        </w:tc>
+      </w:tr>
+      <w:tr>
+        <w:tc>
+          <w:tcPr>
+            <w:tcW w:type="dxa" w:w="2880"/>
+          </w:tcPr>
+          <w:p>
+            <w:pPr>
+              <w:jc w:val="center"/>
+            </w:pPr>
+            <w:r>
+              <w:rPr>
+                <w:rFonts w:ascii="宋体" w:hAnsi="宋体" w:eastAsia="宋体"/>
+                <w:b w:val="0"/>
+                <w:sz w:val="20"/>
+              </w:rPr>
+              <w:t>税收优惠</w:t>
+            </w:r>
+          </w:p>
+        </w:tc>
+        <w:tc>
+          <w:tcPr>
+            <w:tcW w:type="dxa" w:w="2880"/>
+          </w:tcPr>
+          <w:p>
+            <w:pPr>
+              <w:jc w:val="center"/>
+            </w:pPr>
+            <w:r>
+              <w:rPr>
+                <w:rFonts w:ascii="宋体" w:hAnsi="宋体" w:eastAsia="宋体"/>
+                <w:b w:val="0"/>
+                <w:sz w:val="20"/>
+              </w:rPr>
+              <w:t>企业所得税"三免三减半"</w:t>
+            </w:r>
+          </w:p>
+        </w:tc>
+        <w:tc>
+          <w:tcPr>
+            <w:tcW w:type="dxa" w:w="2880"/>
+          </w:tcPr>
+          <w:p>
+            <w:pPr>
+              <w:jc w:val="center"/>
+            </w:pPr>
+            <w:r>
+              <w:rPr>
+                <w:rFonts w:ascii="宋体" w:hAnsi="宋体" w:eastAsia="宋体"/>
+                <w:b w:val="0"/>
+                <w:sz w:val="20"/>
+              </w:rPr>
+              <w:t>西部大开发15%税率</w:t>
+            </w:r>
+          </w:p>
+        </w:tc>
+      </w:tr>
+      <w:tr>
+        <w:tc>
+          <w:tcPr>
+            <w:tcW w:type="dxa" w:w="2880"/>
+          </w:tcPr>
+          <w:p>
+            <w:pPr>
+              <w:jc w:val="center"/>
+            </w:pPr>
+            <w:r>
+              <w:rPr>
+                <w:rFonts w:ascii="宋体" w:hAnsi="宋体" w:eastAsia="宋体"/>
+                <w:b w:val="0"/>
+                <w:sz w:val="20"/>
+              </w:rPr>
+              <w:t>人才政策</w:t>
+            </w:r>
+          </w:p>
+        </w:tc>
+        <w:tc>
+          <w:tcPr>
+            <w:tcW w:type="dxa" w:w="2880"/>
+          </w:tcPr>
+          <w:p>
+            <w:pPr>
+              <w:jc w:val="center"/>
+            </w:pPr>
+            <w:r>
+              <w:rPr>
+                <w:rFonts w:ascii="宋体" w:hAnsi="宋体" w:eastAsia="宋体"/>
+                <w:b w:val="0"/>
+                <w:sz w:val="20"/>
+              </w:rPr>
+              <w:t>高层次人才引进补贴+住房保障</w:t>
+            </w:r>
+          </w:p>
+        </w:tc>
+        <w:tc>
+          <w:tcPr>
+            <w:tcW w:type="dxa" w:w="2880"/>
+          </w:tcPr>
+          <w:p>
+            <w:pPr>
+              <w:jc w:val="center"/>
+            </w:pPr>
+            <w:r>
+              <w:rPr>
+                <w:rFonts w:ascii="宋体" w:hAnsi="宋体" w:eastAsia="宋体"/>
+                <w:b w:val="0"/>
+                <w:sz w:val="20"/>
+              </w:rPr>
+              <w:t>暂无专项人才政策</w:t>
+            </w:r>
+          </w:p>
+        </w:tc>
+      </w:tr>
+      <w:tr>
+        <w:tc>
+          <w:tcPr>
+            <w:tcW w:type="dxa" w:w="2880"/>
+          </w:tcPr>
+          <w:p>
+            <w:pPr>
+              <w:jc w:val="center"/>
+            </w:pPr>
+            <w:r>
+              <w:rPr>
+                <w:rFonts w:ascii="宋体" w:hAnsi="宋体" w:eastAsia="宋体"/>
+                <w:b w:val="0"/>
+                <w:sz w:val="20"/>
+              </w:rPr>
+              <w:t>基建投入</w:t>
+            </w:r>
+          </w:p>
+        </w:tc>
+        <w:tc>
+          <w:tcPr>
+            <w:tcW w:type="dxa" w:w="2880"/>
+          </w:tcPr>
+          <w:p>
+            <w:pPr>
+              <w:jc w:val="center"/>
+            </w:pPr>
+            <w:r>
+              <w:rPr>
+                <w:rFonts w:ascii="宋体" w:hAnsi="宋体" w:eastAsia="宋体"/>
+                <w:b w:val="0"/>
+                <w:sz w:val="20"/>
+              </w:rPr>
+              <w:t>云计算产业园二期扩建（投资80亿）</w:t>
+            </w:r>
+          </w:p>
+        </w:tc>
+        <w:tc>
+          <w:tcPr>
+            <w:tcW w:type="dxa" w:w="2880"/>
+          </w:tcPr>
+          <w:p>
+            <w:pPr>
+              <w:jc w:val="center"/>
+            </w:pPr>
+            <w:r>
+              <w:rPr>
+                <w:rFonts w:ascii="宋体" w:hAnsi="宋体" w:eastAsia="宋体"/>
+                <w:b w:val="0"/>
+                <w:sz w:val="20"/>
+              </w:rPr>
+              <w:t>220kV变电站（3.8亿）+三网合一（9,700万）</w:t>
+            </w:r>
+          </w:p>
+        </w:tc>
+      </w:tr>
+      <w:tr>
+        <w:tc>
+          <w:tcPr>
+            <w:tcW w:type="dxa" w:w="2880"/>
+          </w:tcPr>
+          <w:p>
+            <w:pPr>
+              <w:jc w:val="center"/>
+            </w:pPr>
+            <w:r>
+              <w:rPr>
+                <w:rFonts w:ascii="宋体" w:hAnsi="宋体" w:eastAsia="宋体"/>
+                <w:b w:val="0"/>
+                <w:sz w:val="20"/>
+              </w:rPr>
+              <w:t>场景开放</w:t>
+            </w:r>
+          </w:p>
+        </w:tc>
+        <w:tc>
+          <w:tcPr>
+            <w:tcW w:type="dxa" w:w="2880"/>
+          </w:tcPr>
+          <w:p>
+            <w:pPr>
+              <w:jc w:val="center"/>
+            </w:pPr>
+            <w:r>
+              <w:rPr>
+                <w:rFonts w:ascii="宋体" w:hAnsi="宋体" w:eastAsia="宋体"/>
+                <w:b w:val="0"/>
+                <w:sz w:val="20"/>
+              </w:rPr>
+              <w:t>开放3000+部影视渲染场景</w:t>
+            </w:r>
+          </w:p>
+        </w:tc>
+        <w:tc>
+          <w:tcPr>
+            <w:tcW w:type="dxa" w:w="2880"/>
+          </w:tcPr>
+          <w:p>
+            <w:pPr>
+              <w:jc w:val="center"/>
+            </w:pPr>
+            <w:r>
+              <w:rPr>
+                <w:rFonts w:ascii="宋体" w:hAnsi="宋体" w:eastAsia="宋体"/>
+                <w:b w:val="0"/>
+                <w:sz w:val="20"/>
+              </w:rPr>
+              <w:t>无规模性场景开放</w:t>
+            </w:r>
+          </w:p>
+        </w:tc>
+      </w:tr>
+      <w:tr>
+        <w:tc>
+          <w:tcPr>
+            <w:tcW w:type="dxa" w:w="2880"/>
+          </w:tcPr>
+          <w:p>
+            <w:pPr>
+              <w:jc w:val="center"/>
+            </w:pPr>
+            <w:r>
+              <w:rPr>
+                <w:rFonts w:ascii="宋体" w:hAnsi="宋体" w:eastAsia="宋体"/>
+                <w:b w:val="0"/>
+                <w:sz w:val="20"/>
+              </w:rPr>
+              <w:t>跨区域合作</w:t>
+            </w:r>
+          </w:p>
+        </w:tc>
+        <w:tc>
+          <w:tcPr>
+            <w:tcW w:type="dxa" w:w="2880"/>
+          </w:tcPr>
+          <w:p>
+            <w:pPr>
+              <w:jc w:val="center"/>
+            </w:pPr>
+            <w:r>
+              <w:rPr>
+                <w:rFonts w:ascii="宋体" w:hAnsi="宋体" w:eastAsia="宋体"/>
+                <w:b w:val="0"/>
+                <w:sz w:val="20"/>
+              </w:rPr>
+              <w:t>一带一路算力枢纽节点</w:t>
+            </w:r>
+          </w:p>
+        </w:tc>
+        <w:tc>
+          <w:tcPr>
+            <w:tcW w:type="dxa" w:w="2880"/>
+          </w:tcPr>
+          <w:p>
+            <w:pPr>
+              <w:jc w:val="center"/>
+            </w:pPr>
+            <w:r>
+              <w:rPr>
+                <w:rFonts w:ascii="宋体" w:hAnsi="宋体" w:eastAsia="宋体"/>
+                <w:b w:val="0"/>
+                <w:sz w:val="20"/>
+              </w:rPr>
+              <w:t>疆算入渝（重庆）产能交换协议</w:t>
+            </w:r>
+          </w:p>
+        </w:tc>
+      </w:tr>
+      <w:tr>
+        <w:tc>
+          <w:tcPr>
+            <w:tcW w:type="dxa" w:w="2880"/>
+          </w:tcPr>
+          <w:p>
+            <w:pPr>
+              <w:jc w:val="center"/>
+            </w:pPr>
+            <w:r>
+              <w:rPr>
+                <w:rFonts w:ascii="宋体" w:hAnsi="宋体" w:eastAsia="宋体"/>
+                <w:b w:val="0"/>
+                <w:sz w:val="20"/>
+              </w:rPr>
+              <w:t>绿电直供</w:t>
+            </w:r>
+          </w:p>
+        </w:tc>
+        <w:tc>
+          <w:tcPr>
+            <w:tcW w:type="dxa" w:w="2880"/>
+          </w:tcPr>
+          <w:p>
+            <w:pPr>
+              <w:jc w:val="center"/>
+            </w:pPr>
+            <w:r>
+              <w:rPr>
+                <w:rFonts w:ascii="宋体" w:hAnsi="宋体" w:eastAsia="宋体"/>
+                <w:b w:val="0"/>
+                <w:sz w:val="20"/>
+              </w:rPr>
+              <w:t>规划中</w:t>
+            </w:r>
+          </w:p>
+        </w:tc>
+        <w:tc>
+          <w:tcPr>
+            <w:tcW w:type="dxa" w:w="2880"/>
+          </w:tcPr>
+          <w:p>
+            <w:pPr>
+              <w:jc w:val="center"/>
+            </w:pPr>
+            <w:r>
+              <w:rPr>
+                <w:rFonts w:ascii="宋体" w:hAnsi="宋体" w:eastAsia="宋体"/>
+                <w:b w:val="0"/>
+                <w:sz w:val="20"/>
+              </w:rPr>
+              <w:t>已实现风光储一体化直供</w:t>
+            </w:r>
+          </w:p>
+        </w:tc>
+      </w:tr>
+      <w:tr>
+        <w:tc>
+          <w:tcPr>
+            <w:tcW w:type="dxa" w:w="2880"/>
+          </w:tcPr>
+          <w:p>
+            <w:pPr>
+              <w:jc w:val="center"/>
+            </w:pPr>
+            <w:r>
+              <w:rPr>
+                <w:rFonts w:ascii="宋体" w:hAnsi="宋体" w:eastAsia="宋体"/>
+                <w:b w:val="0"/>
+                <w:sz w:val="20"/>
+              </w:rPr>
+              <w:t>数据中心PUE</w:t>
+            </w:r>
+          </w:p>
+        </w:tc>
+        <w:tc>
+          <w:tcPr>
+            <w:tcW w:type="dxa" w:w="2880"/>
+          </w:tcPr>
+          <w:p>
+            <w:pPr>
+              <w:jc w:val="center"/>
+            </w:pPr>
+            <w:r>
+              <w:rPr>
+                <w:rFonts w:ascii="宋体" w:hAnsi="宋体" w:eastAsia="宋体"/>
+                <w:b w:val="0"/>
+                <w:sz w:val="20"/>
+              </w:rPr>
+              <w:t>1.08（液冷技术）</w:t>
+            </w:r>
+          </w:p>
+        </w:tc>
+        <w:tc>
+          <w:tcPr>
+            <w:tcW w:type="dxa" w:w="2880"/>
+          </w:tcPr>
+          <w:p>
+            <w:pPr>
+              <w:jc w:val="center"/>
+            </w:pPr>
+            <w:r>
+              <w:rPr>
+                <w:rFonts w:ascii="宋体" w:hAnsi="宋体" w:eastAsia="宋体"/>
+                <w:b w:val="0"/>
+                <w:sz w:val="20"/>
+              </w:rPr>
+              <w:t>1.15-1.2（风冷+自然冷却）</w:t>
+            </w:r>
+          </w:p>
+        </w:tc>
+      </w:tr>
+      <w:tr>
+        <w:tc>
+          <w:tcPr>
+            <w:tcW w:type="dxa" w:w="2880"/>
+          </w:tcPr>
+          <w:p>
+            <w:pPr>
+              <w:jc w:val="center"/>
+            </w:pPr>
+            <w:r>
+              <w:rPr>
+                <w:rFonts w:ascii="宋体" w:hAnsi="宋体" w:eastAsia="宋体"/>
+                <w:b w:val="0"/>
+                <w:sz w:val="20"/>
+              </w:rPr>
+              <w:t>算力规模（2025目标）</w:t>
+            </w:r>
+          </w:p>
+        </w:tc>
+        <w:tc>
+          <w:tcPr>
+            <w:tcW w:type="dxa" w:w="2880"/>
+          </w:tcPr>
+          <w:p>
+            <w:pPr>
+              <w:jc w:val="center"/>
+            </w:pPr>
+            <w:r>
+              <w:rPr>
+                <w:rFonts w:ascii="宋体" w:hAnsi="宋体" w:eastAsia="宋体"/>
+                <w:b w:val="0"/>
+                <w:sz w:val="20"/>
+              </w:rPr>
+              <w:t>10万P</w:t>
+            </w:r>
+          </w:p>
+        </w:tc>
+        <w:tc>
+          <w:tcPr>
+            <w:tcW w:type="dxa" w:w="2880"/>
+          </w:tcPr>
+          <w:p>
+            <w:pPr>
+              <w:jc w:val="center"/>
+            </w:pPr>
+            <w:r>
+              <w:rPr>
+                <w:rFonts w:ascii="宋体" w:hAnsi="宋体" w:eastAsia="宋体"/>
+                <w:b w:val="0"/>
+                <w:sz w:val="20"/>
+              </w:rPr>
+              <w:t>2万P+</w:t>
+            </w:r>
+          </w:p>
+        </w:tc>
+      </w:tr>
+    </w:tbl>
+    <w:p>
+      <w:pPr>
+        <w:spacing w:after="80" w:line="360" w:lineRule="auto"/>
+        <w:ind w:firstLine="420"/>
+      </w:pPr>
+      <w:r>
+        <w:rPr>
+          <w:rFonts w:ascii="宋体" w:hAnsi="宋体" w:eastAsia="宋体"/>
+          <w:b w:val="0"/>
+          <w:sz w:val="20"/>
+        </w:rPr>
+        <w:t>数据来源：克拉玛依市人民政府（2025.02.13）《绿色算力扶持政策》；哈密市人民政府官网；百度百科·哈密(伊吾)算力创新示范区词条。</w:t>
+      </w:r>
+    </w:p>
+    <w:p>
+      <w:pPr>
+        <w:pStyle w:val="Heading1"/>
+      </w:pPr>
+      <w:r>
+        <w:rPr>
+          <w:rFonts w:ascii="宋体" w:hAnsi="宋体" w:eastAsia="宋体"/>
+          <w:b/>
+          <w:color w:val="0D5E33"/>
+          <w:sz w:val="32"/>
+        </w:rPr>
+        <w:t>六、微观落地项目数据</w:t>
+      </w:r>
+    </w:p>
+    <w:p>
+      <w:pPr>
+        <w:pStyle w:val="Heading2"/>
+      </w:pPr>
+      <w:r>
+        <w:rPr>
+          <w:rFonts w:ascii="宋体" w:hAnsi="宋体" w:eastAsia="宋体"/>
+          <w:b/>
+          <w:color w:val="0D5E33"/>
+          <w:sz w:val="28"/>
+        </w:rPr>
+        <w:t>6.1 克拉玛依重点企业/项目</w:t>
       </w:r>
     </w:p>
     <w:tbl>
@@ -68,9 +4269,9 @@
               <w:rPr>
                 <w:rFonts w:ascii="宋体" w:hAnsi="宋体" w:eastAsia="宋体"/>
                 <w:b/>
-                <w:sz w:val="22"/>
+                <w:sz w:val="20"/>
               </w:rPr>
-              <w:t>参数名称</w:t>
+              <w:t>企业/项目</w:t>
             </w:r>
           </w:p>
         </w:tc>
@@ -86,9 +4287,9 @@
               <w:rPr>
                 <w:rFonts w:ascii="宋体" w:hAnsi="宋体" w:eastAsia="宋体"/>
                 <w:b/>
-                <w:sz w:val="22"/>
+                <w:sz w:val="20"/>
               </w:rPr>
-              <w:t>克拉玛依</w:t>
+              <w:t>投资额</w:t>
             </w:r>
           </w:p>
         </w:tc>
@@ -104,9 +4305,9 @@
               <w:rPr>
                 <w:rFonts w:ascii="宋体" w:hAnsi="宋体" w:eastAsia="宋体"/>
                 <w:b/>
-                <w:sz w:val="22"/>
+                <w:sz w:val="20"/>
               </w:rPr>
-              <w:t>伊吾</w:t>
+              <w:t>算力规模</w:t>
             </w:r>
           </w:p>
         </w:tc>
@@ -122,9 +4323,9 @@
               <w:rPr>
                 <w:rFonts w:ascii="宋体" w:hAnsi="宋体" w:eastAsia="宋体"/>
                 <w:b/>
-                <w:sz w:val="22"/>
+                <w:sz w:val="20"/>
               </w:rPr>
-              <w:t>哈密</w:t>
+              <w:t>业务类型</w:t>
             </w:r>
           </w:p>
         </w:tc>
@@ -140,9 +4341,9 @@
               <w:rPr>
                 <w:rFonts w:ascii="宋体" w:hAnsi="宋体" w:eastAsia="宋体"/>
                 <w:b/>
-                <w:sz w:val="22"/>
+                <w:sz w:val="20"/>
               </w:rPr>
-              <w:t>指标类型</w:t>
+              <w:t>来源</w:t>
             </w:r>
           </w:p>
         </w:tc>
@@ -160,9 +4361,9 @@
               <w:rPr>
                 <w:rFonts w:ascii="宋体" w:hAnsi="宋体" w:eastAsia="宋体"/>
                 <w:b w:val="0"/>
-                <w:sz w:val="22"/>
+                <w:sz w:val="20"/>
               </w:rPr>
-              <w:t>行政层级指数（1-5）</w:t>
+              <w:t>碳和网络</w:t>
             </w:r>
           </w:p>
         </w:tc>
@@ -178,9 +4379,9 @@
               <w:rPr>
                 <w:rFonts w:ascii="宋体" w:hAnsi="宋体" w:eastAsia="宋体"/>
                 <w:b w:val="0"/>
-                <w:sz w:val="22"/>
+                <w:sz w:val="20"/>
               </w:rPr>
-              <w:t>3</w:t>
+              <w:t>30亿元</w:t>
             </w:r>
           </w:p>
         </w:tc>
@@ -196,9 +4397,9 @@
               <w:rPr>
                 <w:rFonts w:ascii="宋体" w:hAnsi="宋体" w:eastAsia="宋体"/>
                 <w:b w:val="0"/>
-                <w:sz w:val="22"/>
+                <w:sz w:val="20"/>
               </w:rPr>
-              <w:t>2</w:t>
+              <w:t>3,000P</w:t>
             </w:r>
           </w:p>
         </w:tc>
@@ -214,9 +4415,9 @@
               <w:rPr>
                 <w:rFonts w:ascii="宋体" w:hAnsi="宋体" w:eastAsia="宋体"/>
                 <w:b w:val="0"/>
-                <w:sz w:val="22"/>
+                <w:sz w:val="20"/>
               </w:rPr>
-              <w:t>3</w:t>
+              <w:t>AI算力服务</w:t>
             </w:r>
           </w:p>
         </w:tc>
@@ -232,9 +4433,9 @@
               <w:rPr>
                 <w:rFonts w:ascii="宋体" w:hAnsi="宋体" w:eastAsia="宋体"/>
                 <w:b w:val="0"/>
-                <w:sz w:val="22"/>
+                <w:sz w:val="20"/>
               </w:rPr>
-              <w:t>收益型</w:t>
+              <w:t>企业官网</w:t>
             </w:r>
           </w:p>
         </w:tc>
@@ -252,9 +4453,9 @@
               <w:rPr>
                 <w:rFonts w:ascii="宋体" w:hAnsi="宋体" w:eastAsia="宋体"/>
                 <w:b w:val="0"/>
-                <w:sz w:val="22"/>
+                <w:sz w:val="20"/>
               </w:rPr>
-              <w:t>一般公共预算收入（亿元）</w:t>
+              <w:t>丝路新云</w:t>
             </w:r>
           </w:p>
         </w:tc>
@@ -270,9 +4471,9 @@
               <w:rPr>
                 <w:rFonts w:ascii="宋体" w:hAnsi="宋体" w:eastAsia="宋体"/>
                 <w:b w:val="0"/>
-                <w:sz w:val="22"/>
+                <w:sz w:val="20"/>
               </w:rPr>
-              <w:t>122.20</w:t>
+              <w:t>45亿元</w:t>
             </w:r>
           </w:p>
         </w:tc>
@@ -288,9 +4489,9 @@
               <w:rPr>
                 <w:rFonts w:ascii="宋体" w:hAnsi="宋体" w:eastAsia="宋体"/>
                 <w:b w:val="0"/>
-                <w:sz w:val="22"/>
+                <w:sz w:val="20"/>
               </w:rPr>
-              <w:t>38.13</w:t>
+              <w:t>5,000P</w:t>
             </w:r>
           </w:p>
         </w:tc>
@@ -306,9 +4507,9 @@
               <w:rPr>
                 <w:rFonts w:ascii="宋体" w:hAnsi="宋体" w:eastAsia="宋体"/>
                 <w:b w:val="0"/>
-                <w:sz w:val="22"/>
+                <w:sz w:val="20"/>
               </w:rPr>
-              <w:t>68.50</w:t>
+              <w:t>影视渲染+AI训练</w:t>
             </w:r>
           </w:p>
         </w:tc>
@@ -324,9 +4525,9 @@
               <w:rPr>
                 <w:rFonts w:ascii="宋体" w:hAnsi="宋体" w:eastAsia="宋体"/>
                 <w:b w:val="0"/>
-                <w:sz w:val="22"/>
+                <w:sz w:val="20"/>
               </w:rPr>
-              <w:t>收益型</w:t>
+              <w:t>克拉玛依日报</w:t>
             </w:r>
           </w:p>
         </w:tc>
@@ -344,9 +4545,9 @@
               <w:rPr>
                 <w:rFonts w:ascii="宋体" w:hAnsi="宋体" w:eastAsia="宋体"/>
                 <w:b w:val="0"/>
-                <w:sz w:val="22"/>
+                <w:sz w:val="20"/>
               </w:rPr>
-              <w:t>数字/算力企业数</w:t>
+              <w:t>克融云算</w:t>
             </w:r>
           </w:p>
         </w:tc>
@@ -362,9 +4563,9 @@
               <w:rPr>
                 <w:rFonts w:ascii="宋体" w:hAnsi="宋体" w:eastAsia="宋体"/>
                 <w:b w:val="0"/>
-                <w:sz w:val="22"/>
+                <w:sz w:val="20"/>
               </w:rPr>
-              <w:t>185</w:t>
+              <w:t>18亿元</w:t>
             </w:r>
           </w:p>
         </w:tc>
@@ -380,9 +4581,9 @@
               <w:rPr>
                 <w:rFonts w:ascii="宋体" w:hAnsi="宋体" w:eastAsia="宋体"/>
                 <w:b w:val="0"/>
-                <w:sz w:val="22"/>
+                <w:sz w:val="20"/>
               </w:rPr>
-              <w:t>19</w:t>
+              <w:t>1,200P</w:t>
             </w:r>
           </w:p>
         </w:tc>
@@ -398,9 +4599,9 @@
               <w:rPr>
                 <w:rFonts w:ascii="宋体" w:hAnsi="宋体" w:eastAsia="宋体"/>
                 <w:b w:val="0"/>
-                <w:sz w:val="22"/>
+                <w:sz w:val="20"/>
               </w:rPr>
-              <w:t>42</w:t>
+              <w:t>云服务+数据存储</w:t>
             </w:r>
           </w:p>
         </w:tc>
@@ -416,9 +4617,9 @@
               <w:rPr>
                 <w:rFonts w:ascii="宋体" w:hAnsi="宋体" w:eastAsia="宋体"/>
                 <w:b w:val="0"/>
-                <w:sz w:val="22"/>
+                <w:sz w:val="20"/>
               </w:rPr>
-              <w:t>收益型</w:t>
+              <w:t>云计算产业园</w:t>
             </w:r>
           </w:p>
         </w:tc>
@@ -436,9 +4637,9 @@
               <w:rPr>
                 <w:rFonts w:ascii="宋体" w:hAnsi="宋体" w:eastAsia="宋体"/>
                 <w:b w:val="0"/>
-                <w:sz w:val="22"/>
+                <w:sz w:val="20"/>
               </w:rPr>
-              <w:t>工业用电均价（元/度）</w:t>
+              <w:t>华为云（克拉玛依节点）</w:t>
             </w:r>
           </w:p>
         </w:tc>
@@ -454,9 +4655,9 @@
               <w:rPr>
                 <w:rFonts w:ascii="宋体" w:hAnsi="宋体" w:eastAsia="宋体"/>
                 <w:b w:val="0"/>
-                <w:sz w:val="22"/>
+                <w:sz w:val="20"/>
               </w:rPr>
-              <w:t>0.055</w:t>
+              <w:t>25亿元</w:t>
             </w:r>
           </w:p>
         </w:tc>
@@ -472,9 +4673,9 @@
               <w:rPr>
                 <w:rFonts w:ascii="宋体" w:hAnsi="宋体" w:eastAsia="宋体"/>
                 <w:b w:val="0"/>
-                <w:sz w:val="22"/>
+                <w:sz w:val="20"/>
               </w:rPr>
-              <w:t>0.275</w:t>
+              <w:t>2,500P</w:t>
             </w:r>
           </w:p>
         </w:tc>
@@ -490,9 +4691,9 @@
               <w:rPr>
                 <w:rFonts w:ascii="宋体" w:hAnsi="宋体" w:eastAsia="宋体"/>
                 <w:b w:val="0"/>
-                <w:sz w:val="22"/>
+                <w:sz w:val="20"/>
               </w:rPr>
-              <w:t>0.250</w:t>
+              <w:t>混合云+AI</w:t>
             </w:r>
           </w:p>
         </w:tc>
@@ -508,9 +4709,9 @@
               <w:rPr>
                 <w:rFonts w:ascii="宋体" w:hAnsi="宋体" w:eastAsia="宋体"/>
                 <w:b w:val="0"/>
-                <w:sz w:val="22"/>
+                <w:sz w:val="20"/>
               </w:rPr>
-              <w:t>成本型</w:t>
+              <w:t>华为官网</w:t>
             </w:r>
           </w:p>
         </w:tc>
@@ -528,9 +4729,9 @@
               <w:rPr>
                 <w:rFonts w:ascii="宋体" w:hAnsi="宋体" w:eastAsia="宋体"/>
                 <w:b w:val="0"/>
-                <w:sz w:val="22"/>
+                <w:sz w:val="20"/>
               </w:rPr>
-              <w:t>年平均气温（℃）</w:t>
+              <w:t>中国石油数据中心</w:t>
             </w:r>
           </w:p>
         </w:tc>
@@ -546,9 +4747,9 @@
               <w:rPr>
                 <w:rFonts w:ascii="宋体" w:hAnsi="宋体" w:eastAsia="宋体"/>
                 <w:b w:val="0"/>
-                <w:sz w:val="22"/>
+                <w:sz w:val="20"/>
               </w:rPr>
-              <w:t>8.5</w:t>
+              <w:t>12亿元</w:t>
             </w:r>
           </w:p>
         </w:tc>
@@ -564,9 +4765,9 @@
               <w:rPr>
                 <w:rFonts w:ascii="宋体" w:hAnsi="宋体" w:eastAsia="宋体"/>
                 <w:b w:val="0"/>
-                <w:sz w:val="22"/>
+                <w:sz w:val="20"/>
               </w:rPr>
-              <w:t>4.5</w:t>
+              <w:t>800P</w:t>
             </w:r>
           </w:p>
         </w:tc>
@@ -582,9 +4783,9 @@
               <w:rPr>
                 <w:rFonts w:ascii="宋体" w:hAnsi="宋体" w:eastAsia="宋体"/>
                 <w:b w:val="0"/>
-                <w:sz w:val="22"/>
+                <w:sz w:val="20"/>
               </w:rPr>
-              <w:t>9.8</w:t>
+              <w:t>石油勘探算力</w:t>
             </w:r>
           </w:p>
         </w:tc>
@@ -600,9 +4801,135 @@
               <w:rPr>
                 <w:rFonts w:ascii="宋体" w:hAnsi="宋体" w:eastAsia="宋体"/>
                 <w:b w:val="0"/>
-                <w:sz w:val="22"/>
+                <w:sz w:val="20"/>
               </w:rPr>
-              <w:t>成本型</w:t>
+              <w:t>中石油公告</w:t>
+            </w:r>
+          </w:p>
+        </w:tc>
+      </w:tr>
+    </w:tbl>
+    <w:p>
+      <w:pPr>
+        <w:spacing w:after="40"/>
+      </w:pPr>
+    </w:p>
+    <w:p>
+      <w:pPr>
+        <w:pStyle w:val="Heading2"/>
+      </w:pPr>
+      <w:r>
+        <w:rPr>
+          <w:rFonts w:ascii="宋体" w:hAnsi="宋体" w:eastAsia="宋体"/>
+          <w:b/>
+          <w:color w:val="0D5E33"/>
+          <w:sz w:val="28"/>
+        </w:rPr>
+        <w:t>6.2 哈密伊吾重点企业/项目</w:t>
+      </w:r>
+    </w:p>
+    <w:tbl>
+      <w:tblPr>
+        <w:tblStyle w:val="TableGrid"/>
+        <w:tblW w:type="auto" w:w="0"/>
+        <w:jc w:val="center"/>
+        <w:tblLook w:firstColumn="1" w:firstRow="1" w:lastColumn="0" w:lastRow="0" w:noHBand="0" w:noVBand="1" w:val="04A0"/>
+      </w:tblPr>
+      <w:tblGrid>
+        <w:gridCol w:w="1728"/>
+        <w:gridCol w:w="1728"/>
+        <w:gridCol w:w="1728"/>
+        <w:gridCol w:w="1728"/>
+        <w:gridCol w:w="1728"/>
+      </w:tblGrid>
+      <w:tr>
+        <w:tc>
+          <w:tcPr>
+            <w:tcW w:type="dxa" w:w="1728"/>
+          </w:tcPr>
+          <w:p>
+            <w:pPr>
+              <w:jc w:val="center"/>
+            </w:pPr>
+            <w:r>
+              <w:rPr>
+                <w:rFonts w:ascii="宋体" w:hAnsi="宋体" w:eastAsia="宋体"/>
+                <w:b/>
+                <w:sz w:val="20"/>
+              </w:rPr>
+              <w:t>企业/项目</w:t>
+            </w:r>
+          </w:p>
+        </w:tc>
+        <w:tc>
+          <w:tcPr>
+            <w:tcW w:type="dxa" w:w="1728"/>
+          </w:tcPr>
+          <w:p>
+            <w:pPr>
+              <w:jc w:val="center"/>
+            </w:pPr>
+            <w:r>
+              <w:rPr>
+                <w:rFonts w:ascii="宋体" w:hAnsi="宋体" w:eastAsia="宋体"/>
+                <w:b/>
+                <w:sz w:val="20"/>
+              </w:rPr>
+              <w:t>投资额</w:t>
+            </w:r>
+          </w:p>
+        </w:tc>
+        <w:tc>
+          <w:tcPr>
+            <w:tcW w:type="dxa" w:w="1728"/>
+          </w:tcPr>
+          <w:p>
+            <w:pPr>
+              <w:jc w:val="center"/>
+            </w:pPr>
+            <w:r>
+              <w:rPr>
+                <w:rFonts w:ascii="宋体" w:hAnsi="宋体" w:eastAsia="宋体"/>
+                <w:b/>
+                <w:sz w:val="20"/>
+              </w:rPr>
+              <w:t>算力规模</w:t>
+            </w:r>
+          </w:p>
+        </w:tc>
+        <w:tc>
+          <w:tcPr>
+            <w:tcW w:type="dxa" w:w="1728"/>
+          </w:tcPr>
+          <w:p>
+            <w:pPr>
+              <w:jc w:val="center"/>
+            </w:pPr>
+            <w:r>
+              <w:rPr>
+                <w:rFonts w:ascii="宋体" w:hAnsi="宋体" w:eastAsia="宋体"/>
+                <w:b/>
+                <w:sz w:val="20"/>
+              </w:rPr>
+              <w:t>业务类型</w:t>
+            </w:r>
+          </w:p>
+        </w:tc>
+        <w:tc>
+          <w:tcPr>
+            <w:tcW w:type="dxa" w:w="1728"/>
+          </w:tcPr>
+          <w:p>
+            <w:pPr>
+              <w:jc w:val="center"/>
+            </w:pPr>
+            <w:r>
+              <w:rPr>
+                <w:rFonts w:ascii="宋体" w:hAnsi="宋体" w:eastAsia="宋体"/>
+                <w:b/>
+                <w:sz w:val="20"/>
+              </w:rPr>
+              <w:t>来源</w:t>
             </w:r>
           </w:p>
         </w:tc>
@@ -620,9 +4947,9 @@
               <w:rPr>
                 <w:rFonts w:ascii="宋体" w:hAnsi="宋体" w:eastAsia="宋体"/>
                 <w:b w:val="0"/>
-                <w:sz w:val="22"/>
+                <w:sz w:val="20"/>
               </w:rPr>
-              <w:t>可用产业用地（亩）</w:t>
+              <w:t>1500P智算中心（一期）</w:t>
             </w:r>
           </w:p>
         </w:tc>
@@ -638,9 +4965,9 @@
               <w:rPr>
                 <w:rFonts w:ascii="宋体" w:hAnsi="宋体" w:eastAsia="宋体"/>
                 <w:b w:val="0"/>
-                <w:sz w:val="22"/>
+                <w:sz w:val="20"/>
               </w:rPr>
-              <w:t>22600</w:t>
+              <w:t>—</w:t>
             </w:r>
           </w:p>
         </w:tc>
@@ -656,9 +4983,9 @@
               <w:rPr>
                 <w:rFonts w:ascii="宋体" w:hAnsi="宋体" w:eastAsia="宋体"/>
                 <w:b w:val="0"/>
-                <w:sz w:val="22"/>
+                <w:sz w:val="20"/>
               </w:rPr>
-              <w:t>1400</w:t>
+              <w:t>750P</w:t>
             </w:r>
           </w:p>
         </w:tc>
@@ -674,9 +5001,9 @@
               <w:rPr>
                 <w:rFonts w:ascii="宋体" w:hAnsi="宋体" w:eastAsia="宋体"/>
                 <w:b w:val="0"/>
-                <w:sz w:val="22"/>
+                <w:sz w:val="20"/>
               </w:rPr>
-              <w:t>3200</w:t>
+              <w:t>基础设施</w:t>
             </w:r>
           </w:p>
         </w:tc>
@@ -692,9 +5019,9 @@
               <w:rPr>
                 <w:rFonts w:ascii="宋体" w:hAnsi="宋体" w:eastAsia="宋体"/>
                 <w:b w:val="0"/>
-                <w:sz w:val="22"/>
+                <w:sz w:val="20"/>
               </w:rPr>
-              <w:t>收益型</w:t>
+              <w:t>哈密市政府</w:t>
             </w:r>
           </w:p>
         </w:tc>
@@ -712,9 +5039,9 @@
               <w:rPr>
                 <w:rFonts w:ascii="宋体" w:hAnsi="宋体" w:eastAsia="宋体"/>
                 <w:b w:val="0"/>
-                <w:sz w:val="22"/>
+                <w:sz w:val="20"/>
               </w:rPr>
-              <w:t>算力应用场景数（类）</w:t>
+              <w:t>1500P智算中心（二期）</w:t>
             </w:r>
           </w:p>
         </w:tc>
@@ -730,9 +5057,9 @@
               <w:rPr>
                 <w:rFonts w:ascii="宋体" w:hAnsi="宋体" w:eastAsia="宋体"/>
                 <w:b w:val="0"/>
-                <w:sz w:val="22"/>
+                <w:sz w:val="20"/>
               </w:rPr>
-              <w:t>7</w:t>
+              <w:t>—</w:t>
             </w:r>
           </w:p>
         </w:tc>
@@ -748,9 +5075,9 @@
               <w:rPr>
                 <w:rFonts w:ascii="宋体" w:hAnsi="宋体" w:eastAsia="宋体"/>
                 <w:b w:val="0"/>
-                <w:sz w:val="22"/>
+                <w:sz w:val="20"/>
               </w:rPr>
-              <w:t>2</w:t>
+              <w:t>750P</w:t>
             </w:r>
           </w:p>
         </w:tc>
@@ -766,9 +5093,9 @@
               <w:rPr>
                 <w:rFonts w:ascii="宋体" w:hAnsi="宋体" w:eastAsia="宋体"/>
                 <w:b w:val="0"/>
-                <w:sz w:val="22"/>
+                <w:sz w:val="20"/>
               </w:rPr>
-              <w:t>4</w:t>
+              <w:t>基础设施</w:t>
             </w:r>
           </w:p>
         </w:tc>
@@ -784,9 +5111,9 @@
               <w:rPr>
                 <w:rFonts w:ascii="宋体" w:hAnsi="宋体" w:eastAsia="宋体"/>
                 <w:b w:val="0"/>
-                <w:sz w:val="22"/>
+                <w:sz w:val="20"/>
               </w:rPr>
-              <w:t>收益型</w:t>
+              <w:t>哈密市政府</w:t>
             </w:r>
           </w:p>
         </w:tc>
@@ -804,9 +5131,9 @@
               <w:rPr>
                 <w:rFonts w:ascii="宋体" w:hAnsi="宋体" w:eastAsia="宋体"/>
                 <w:b w:val="0"/>
-                <w:sz w:val="22"/>
+                <w:sz w:val="20"/>
               </w:rPr>
-              <w:t>高等教育/科研机构数（所）</w:t>
+              <w:t>新疆煤炭交易中心算力平台</w:t>
             </w:r>
           </w:p>
         </w:tc>
@@ -822,9 +5149,9 @@
               <w:rPr>
                 <w:rFonts w:ascii="宋体" w:hAnsi="宋体" w:eastAsia="宋体"/>
                 <w:b w:val="0"/>
-                <w:sz w:val="22"/>
+                <w:sz w:val="20"/>
               </w:rPr>
-              <w:t>2</w:t>
+              <w:t>—</w:t>
             </w:r>
           </w:p>
         </w:tc>
@@ -840,9 +5167,9 @@
               <w:rPr>
                 <w:rFonts w:ascii="宋体" w:hAnsi="宋体" w:eastAsia="宋体"/>
                 <w:b w:val="0"/>
-                <w:sz w:val="22"/>
+                <w:sz w:val="20"/>
               </w:rPr>
-              <w:t>0</w:t>
+              <w:t>200P</w:t>
             </w:r>
           </w:p>
         </w:tc>
@@ -858,9 +5185,9 @@
               <w:rPr>
                 <w:rFonts w:ascii="宋体" w:hAnsi="宋体" w:eastAsia="宋体"/>
                 <w:b w:val="0"/>
-                <w:sz w:val="22"/>
+                <w:sz w:val="20"/>
               </w:rPr>
-              <w:t>1</w:t>
+              <w:t>煤炭交易</w:t>
             </w:r>
           </w:p>
         </w:tc>
@@ -876,15 +5203,396 @@
               <w:rPr>
                 <w:rFonts w:ascii="宋体" w:hAnsi="宋体" w:eastAsia="宋体"/>
                 <w:b w:val="0"/>
-                <w:sz w:val="22"/>
+                <w:sz w:val="20"/>
               </w:rPr>
-              <w:t>收益型</w:t>
+              <w:t>哈密市政府</w:t>
+            </w:r>
+          </w:p>
+        </w:tc>
+      </w:tr>
+      <w:tr>
+        <w:tc>
+          <w:tcPr>
+            <w:tcW w:type="dxa" w:w="1728"/>
+          </w:tcPr>
+          <w:p>
+            <w:pPr>
+              <w:jc w:val="center"/>
+            </w:pPr>
+            <w:r>
+              <w:rPr>
+                <w:rFonts w:ascii="宋体" w:hAnsi="宋体" w:eastAsia="宋体"/>
+                <w:b w:val="0"/>
+                <w:sz w:val="20"/>
+              </w:rPr>
+              <w:t>5座智算中心（合计）</w:t>
+            </w:r>
+          </w:p>
+        </w:tc>
+        <w:tc>
+          <w:tcPr>
+            <w:tcW w:type="dxa" w:w="1728"/>
+          </w:tcPr>
+          <w:p>
+            <w:pPr>
+              <w:jc w:val="center"/>
+            </w:pPr>
+            <w:r>
+              <w:rPr>
+                <w:rFonts w:ascii="宋体" w:hAnsi="宋体" w:eastAsia="宋体"/>
+                <w:b w:val="0"/>
+                <w:sz w:val="20"/>
+              </w:rPr>
+              <w:t>—</w:t>
+            </w:r>
+          </w:p>
+        </w:tc>
+        <w:tc>
+          <w:tcPr>
+            <w:tcW w:type="dxa" w:w="1728"/>
+          </w:tcPr>
+          <w:p>
+            <w:pPr>
+              <w:jc w:val="center"/>
+            </w:pPr>
+            <w:r>
+              <w:rPr>
+                <w:rFonts w:ascii="宋体" w:hAnsi="宋体" w:eastAsia="宋体"/>
+                <w:b w:val="0"/>
+                <w:sz w:val="20"/>
+              </w:rPr>
+              <w:t>20,000P+</w:t>
+            </w:r>
+          </w:p>
+        </w:tc>
+        <w:tc>
+          <w:tcPr>
+            <w:tcW w:type="dxa" w:w="1728"/>
+          </w:tcPr>
+          <w:p>
+            <w:pPr>
+              <w:jc w:val="center"/>
+            </w:pPr>
+            <w:r>
+              <w:rPr>
+                <w:rFonts w:ascii="宋体" w:hAnsi="宋体" w:eastAsia="宋体"/>
+                <w:b w:val="0"/>
+                <w:sz w:val="20"/>
+              </w:rPr>
+              <w:t>智算集群</w:t>
+            </w:r>
+          </w:p>
+        </w:tc>
+        <w:tc>
+          <w:tcPr>
+            <w:tcW w:type="dxa" w:w="1728"/>
+          </w:tcPr>
+          <w:p>
+            <w:pPr>
+              <w:jc w:val="center"/>
+            </w:pPr>
+            <w:r>
+              <w:rPr>
+                <w:rFonts w:ascii="宋体" w:hAnsi="宋体" w:eastAsia="宋体"/>
+                <w:b w:val="0"/>
+                <w:sz w:val="20"/>
+              </w:rPr>
+              <w:t>百度百科</w:t>
+            </w:r>
+          </w:p>
+        </w:tc>
+      </w:tr>
+      <w:tr>
+        <w:tc>
+          <w:tcPr>
+            <w:tcW w:type="dxa" w:w="1728"/>
+          </w:tcPr>
+          <w:p>
+            <w:pPr>
+              <w:jc w:val="center"/>
+            </w:pPr>
+            <w:r>
+              <w:rPr>
+                <w:rFonts w:ascii="宋体" w:hAnsi="宋体" w:eastAsia="宋体"/>
+                <w:b w:val="0"/>
+                <w:sz w:val="20"/>
+              </w:rPr>
+              <w:t>220kV变电站项目</w:t>
+            </w:r>
+          </w:p>
+        </w:tc>
+        <w:tc>
+          <w:tcPr>
+            <w:tcW w:type="dxa" w:w="1728"/>
+          </w:tcPr>
+          <w:p>
+            <w:pPr>
+              <w:jc w:val="center"/>
+            </w:pPr>
+            <w:r>
+              <w:rPr>
+                <w:rFonts w:ascii="宋体" w:hAnsi="宋体" w:eastAsia="宋体"/>
+                <w:b w:val="0"/>
+                <w:sz w:val="20"/>
+              </w:rPr>
+              <w:t>3.8亿</w:t>
+            </w:r>
+          </w:p>
+        </w:tc>
+        <w:tc>
+          <w:tcPr>
+            <w:tcW w:type="dxa" w:w="1728"/>
+          </w:tcPr>
+          <w:p>
+            <w:pPr>
+              <w:jc w:val="center"/>
+            </w:pPr>
+            <w:r>
+              <w:rPr>
+                <w:rFonts w:ascii="宋体" w:hAnsi="宋体" w:eastAsia="宋体"/>
+                <w:b w:val="0"/>
+                <w:sz w:val="20"/>
+              </w:rPr>
+              <w:t>—</w:t>
+            </w:r>
+          </w:p>
+        </w:tc>
+        <w:tc>
+          <w:tcPr>
+            <w:tcW w:type="dxa" w:w="1728"/>
+          </w:tcPr>
+          <w:p>
+            <w:pPr>
+              <w:jc w:val="center"/>
+            </w:pPr>
+            <w:r>
+              <w:rPr>
+                <w:rFonts w:ascii="宋体" w:hAnsi="宋体" w:eastAsia="宋体"/>
+                <w:b w:val="0"/>
+                <w:sz w:val="20"/>
+              </w:rPr>
+              <w:t>电力设施</w:t>
+            </w:r>
+          </w:p>
+        </w:tc>
+        <w:tc>
+          <w:tcPr>
+            <w:tcW w:type="dxa" w:w="1728"/>
+          </w:tcPr>
+          <w:p>
+            <w:pPr>
+              <w:jc w:val="center"/>
+            </w:pPr>
+            <w:r>
+              <w:rPr>
+                <w:rFonts w:ascii="宋体" w:hAnsi="宋体" w:eastAsia="宋体"/>
+                <w:b w:val="0"/>
+                <w:sz w:val="20"/>
+              </w:rPr>
+              <w:t>哈密市政府</w:t>
+            </w:r>
+          </w:p>
+        </w:tc>
+      </w:tr>
+      <w:tr>
+        <w:tc>
+          <w:tcPr>
+            <w:tcW w:type="dxa" w:w="1728"/>
+          </w:tcPr>
+          <w:p>
+            <w:pPr>
+              <w:jc w:val="center"/>
+            </w:pPr>
+            <w:r>
+              <w:rPr>
+                <w:rFonts w:ascii="宋体" w:hAnsi="宋体" w:eastAsia="宋体"/>
+                <w:b w:val="0"/>
+                <w:sz w:val="20"/>
+              </w:rPr>
+              <w:t>V2V视联网三网合一</w:t>
+            </w:r>
+          </w:p>
+        </w:tc>
+        <w:tc>
+          <w:tcPr>
+            <w:tcW w:type="dxa" w:w="1728"/>
+          </w:tcPr>
+          <w:p>
+            <w:pPr>
+              <w:jc w:val="center"/>
+            </w:pPr>
+            <w:r>
+              <w:rPr>
+                <w:rFonts w:ascii="宋体" w:hAnsi="宋体" w:eastAsia="宋体"/>
+                <w:b w:val="0"/>
+                <w:sz w:val="20"/>
+              </w:rPr>
+              <w:t>0.97亿</w:t>
+            </w:r>
+          </w:p>
+        </w:tc>
+        <w:tc>
+          <w:tcPr>
+            <w:tcW w:type="dxa" w:w="1728"/>
+          </w:tcPr>
+          <w:p>
+            <w:pPr>
+              <w:jc w:val="center"/>
+            </w:pPr>
+            <w:r>
+              <w:rPr>
+                <w:rFonts w:ascii="宋体" w:hAnsi="宋体" w:eastAsia="宋体"/>
+                <w:b w:val="0"/>
+                <w:sz w:val="20"/>
+              </w:rPr>
+              <w:t>—</w:t>
+            </w:r>
+          </w:p>
+        </w:tc>
+        <w:tc>
+          <w:tcPr>
+            <w:tcW w:type="dxa" w:w="1728"/>
+          </w:tcPr>
+          <w:p>
+            <w:pPr>
+              <w:jc w:val="center"/>
+            </w:pPr>
+            <w:r>
+              <w:rPr>
+                <w:rFonts w:ascii="宋体" w:hAnsi="宋体" w:eastAsia="宋体"/>
+                <w:b w:val="0"/>
+                <w:sz w:val="20"/>
+              </w:rPr>
+              <w:t>通讯网络</w:t>
+            </w:r>
+          </w:p>
+        </w:tc>
+        <w:tc>
+          <w:tcPr>
+            <w:tcW w:type="dxa" w:w="1728"/>
+          </w:tcPr>
+          <w:p>
+            <w:pPr>
+              <w:jc w:val="center"/>
+            </w:pPr>
+            <w:r>
+              <w:rPr>
+                <w:rFonts w:ascii="宋体" w:hAnsi="宋体" w:eastAsia="宋体"/>
+                <w:b w:val="0"/>
+                <w:sz w:val="20"/>
+              </w:rPr>
+              <w:t>哈密市政府</w:t>
+            </w:r>
+          </w:p>
+        </w:tc>
+      </w:tr>
+      <w:tr>
+        <w:tc>
+          <w:tcPr>
+            <w:tcW w:type="dxa" w:w="1728"/>
+          </w:tcPr>
+          <w:p>
+            <w:pPr>
+              <w:jc w:val="center"/>
+            </w:pPr>
+            <w:r>
+              <w:rPr>
+                <w:rFonts w:ascii="宋体" w:hAnsi="宋体" w:eastAsia="宋体"/>
+                <w:b w:val="0"/>
+                <w:sz w:val="20"/>
+              </w:rPr>
+              <w:t>央企入疆首批签约项目</w:t>
+            </w:r>
+          </w:p>
+        </w:tc>
+        <w:tc>
+          <w:tcPr>
+            <w:tcW w:type="dxa" w:w="1728"/>
+          </w:tcPr>
+          <w:p>
+            <w:pPr>
+              <w:jc w:val="center"/>
+            </w:pPr>
+            <w:r>
+              <w:rPr>
+                <w:rFonts w:ascii="宋体" w:hAnsi="宋体" w:eastAsia="宋体"/>
+                <w:b w:val="0"/>
+                <w:sz w:val="20"/>
+              </w:rPr>
+              <w:t>—</w:t>
+            </w:r>
+          </w:p>
+        </w:tc>
+        <w:tc>
+          <w:tcPr>
+            <w:tcW w:type="dxa" w:w="1728"/>
+          </w:tcPr>
+          <w:p>
+            <w:pPr>
+              <w:jc w:val="center"/>
+            </w:pPr>
+            <w:r>
+              <w:rPr>
+                <w:rFonts w:ascii="宋体" w:hAnsi="宋体" w:eastAsia="宋体"/>
+                <w:b w:val="0"/>
+                <w:sz w:val="20"/>
+              </w:rPr>
+              <w:t>—</w:t>
+            </w:r>
+          </w:p>
+        </w:tc>
+        <w:tc>
+          <w:tcPr>
+            <w:tcW w:type="dxa" w:w="1728"/>
+          </w:tcPr>
+          <w:p>
+            <w:pPr>
+              <w:jc w:val="center"/>
+            </w:pPr>
+            <w:r>
+              <w:rPr>
+                <w:rFonts w:ascii="宋体" w:hAnsi="宋体" w:eastAsia="宋体"/>
+                <w:b w:val="0"/>
+                <w:sz w:val="20"/>
+              </w:rPr>
+              <w:t>产业投资</w:t>
+            </w:r>
+          </w:p>
+        </w:tc>
+        <w:tc>
+          <w:tcPr>
+            <w:tcW w:type="dxa" w:w="1728"/>
+          </w:tcPr>
+          <w:p>
+            <w:pPr>
+              <w:jc w:val="center"/>
+            </w:pPr>
+            <w:r>
+              <w:rPr>
+                <w:rFonts w:ascii="宋体" w:hAnsi="宋体" w:eastAsia="宋体"/>
+                <w:b w:val="0"/>
+                <w:sz w:val="20"/>
+              </w:rPr>
+              <w:t>央视新闻2026.04</w:t>
             </w:r>
           </w:p>
         </w:tc>
       </w:tr>
     </w:tbl>
-    <w:p/>
+    <w:p>
+      <w:pPr>
+        <w:spacing w:after="80" w:line="360" w:lineRule="auto"/>
+        <w:ind w:firstLine="420"/>
+      </w:pPr>
+      <w:r>
+        <w:rPr>
+          <w:rFonts w:ascii="宋体" w:hAnsi="宋体" w:eastAsia="宋体"/>
+          <w:b w:val="0"/>
+          <w:sz w:val="20"/>
+        </w:rPr>
+        <w:t>数据来源：新华网（2025.06.05）关于克拉玛依算力1.7万P的报道；新华网（2026.04.21）关于伊吾算力与营收的报道；央视网（2026.04.23）关于伊吾算力新城、央企1,700亿投资新疆的报道；中国日报网（2025.04）关于克拉玛依180+企业、50亿基金、2,000亿投资规模的报道；百度百科·哈密(伊吾)算力创新示范区词条。</w:t>
+      </w:r>
+    </w:p>
     <w:p>
       <w:pPr>
         <w:pStyle w:val="Heading1"/>
@@ -896,1300 +5604,427 @@
           <w:color w:val="0D5E33"/>
           <w:sz w:val="32"/>
         </w:rPr>
-        <w:t>二、数据来源说明</w:t>
+        <w:t>七、数据来源综合目录</w:t>
       </w:r>
     </w:p>
     <w:p>
       <w:pPr>
         <w:pStyle w:val="ListBullet"/>
+        <w:spacing w:line="336" w:lineRule="auto"/>
       </w:pPr>
       <w:r>
         <w:rPr>
           <w:rFonts w:ascii="宋体" w:hAnsi="宋体" w:eastAsia="宋体"/>
           <w:b w:val="0"/>
-          <w:sz w:val="22"/>
+          <w:sz w:val="20"/>
         </w:rPr>
-        <w:t>行政层级指数：根据国务院《市行政区划等级标准》及新疆维吾尔自治区政府公开信息评定。</w:t>
+        <w:t>中国信息通信研究院.《先进计算暨算力发展指数蓝皮书》（2024年、2026年）</w:t>
       </w:r>
     </w:p>
     <w:p>
       <w:pPr>
         <w:pStyle w:val="ListBullet"/>
+        <w:spacing w:line="336" w:lineRule="auto"/>
       </w:pPr>
       <w:r>
         <w:rPr>
           <w:rFonts w:ascii="宋体" w:hAnsi="宋体" w:eastAsia="宋体"/>
           <w:b w:val="0"/>
-          <w:sz w:val="22"/>
+          <w:sz w:val="20"/>
         </w:rPr>
-        <w:t>一般公共预算收入：克拉玛依市财政局《2024年预算执行情况报告》；伊吾县财政局《2024年预算执行报告》；哈密市统计局《2024年国民经济和社会发展统计公报》。</w:t>
+        <w:t>中国信息通信研究院.《中国综合算力指数》（2024年）</w:t>
       </w:r>
     </w:p>
     <w:p>
       <w:pPr>
         <w:pStyle w:val="ListBullet"/>
+        <w:spacing w:line="336" w:lineRule="auto"/>
       </w:pPr>
       <w:r>
         <w:rPr>
           <w:rFonts w:ascii="宋体" w:hAnsi="宋体" w:eastAsia="宋体"/>
           <w:b w:val="0"/>
-          <w:sz w:val="22"/>
+          <w:sz w:val="20"/>
         </w:rPr>
-        <w:t>数字/算力企业数：新疆维吾尔自治区大数据局《2024年数字经济发展白皮书》；各地区市场监管部门企业注册数据。</w:t>
+        <w:t>国际能源署（IEA）.《能源与人工智能关键问题》（2026年4月）</w:t>
       </w:r>
     </w:p>
     <w:p>
       <w:pPr>
         <w:pStyle w:val="ListBullet"/>
+        <w:spacing w:line="336" w:lineRule="auto"/>
       </w:pPr>
       <w:r>
         <w:rPr>
           <w:rFonts w:ascii="宋体" w:hAnsi="宋体" w:eastAsia="宋体"/>
           <w:b w:val="0"/>
-          <w:sz w:val="22"/>
+          <w:sz w:val="20"/>
         </w:rPr>
-        <w:t>工业用电均价：国家发改委《2024年各地电价表》；新疆电力交易中心2024年公布数据。</w:t>
+        <w:t>美银全球研究（BofA Global Research）.《数据中心重塑全球电力系统》</w:t>
       </w:r>
     </w:p>
     <w:p>
       <w:pPr>
         <w:pStyle w:val="ListBullet"/>
+        <w:spacing w:line="336" w:lineRule="auto"/>
       </w:pPr>
       <w:r>
         <w:rPr>
           <w:rFonts w:ascii="宋体" w:hAnsi="宋体" w:eastAsia="宋体"/>
           <w:b w:val="0"/>
-          <w:sz w:val="22"/>
+          <w:sz w:val="20"/>
         </w:rPr>
-        <w:t>年平均气温：中国气象局《新疆气候公报（2024年）》；各地区气象站观测数据。</w:t>
+        <w:t>Synergy Research Group. 数据中心市场监测数据</w:t>
       </w:r>
     </w:p>
     <w:p>
       <w:pPr>
         <w:pStyle w:val="ListBullet"/>
+        <w:spacing w:line="336" w:lineRule="auto"/>
       </w:pPr>
       <w:r>
         <w:rPr>
           <w:rFonts w:ascii="宋体" w:hAnsi="宋体" w:eastAsia="宋体"/>
           <w:b w:val="0"/>
-          <w:sz w:val="22"/>
+          <w:sz w:val="20"/>
         </w:rPr>
-        <w:t>可用产业用地：新疆自然资源厅《2024年建设用地供应计划》；各地区工业园区管委会数据。</w:t>
+        <w:t>国家发改委.《2024年各地电价表》</w:t>
       </w:r>
     </w:p>
     <w:p>
       <w:pPr>
         <w:pStyle w:val="ListBullet"/>
+        <w:spacing w:line="336" w:lineRule="auto"/>
       </w:pPr>
       <w:r>
         <w:rPr>
           <w:rFonts w:ascii="宋体" w:hAnsi="宋体" w:eastAsia="宋体"/>
           <w:b w:val="0"/>
-          <w:sz w:val="22"/>
+          <w:sz w:val="20"/>
         </w:rPr>
-        <w:t>算力应用场景数：国家数据局《2024年全国算力应用场景调查》；各地区大数据发展局统计。</w:t>
+        <w:t>国家数据局.《2024年全国算力应用场景调查》</w:t>
       </w:r>
     </w:p>
     <w:p>
       <w:pPr>
         <w:pStyle w:val="ListBullet"/>
+        <w:spacing w:line="336" w:lineRule="auto"/>
       </w:pPr>
       <w:r>
         <w:rPr>
           <w:rFonts w:ascii="宋体" w:hAnsi="宋体" w:eastAsia="宋体"/>
           <w:b w:val="0"/>
-          <w:sz w:val="22"/>
+          <w:sz w:val="20"/>
         </w:rPr>
-        <w:t>高等教育/科研机构数：教育部《2024年全国高等学校名单》；科技部《科研机构名录》。</w:t>
-      </w:r>
-    </w:p>
-    <w:p/>
-    <w:p>
-      <w:pPr>
-        <w:pStyle w:val="Heading1"/>
-      </w:pPr>
-      <w:r>
-        <w:rPr>
-          <w:rFonts w:ascii="宋体" w:hAnsi="宋体" w:eastAsia="宋体"/>
-          <w:b/>
-          <w:color w:val="0D5E33"/>
-          <w:sz w:val="32"/>
-        </w:rPr>
-        <w:t>三、权重分配方案</w:t>
-      </w:r>
-    </w:p>
-    <w:p>
-      <w:r>
-        <w:rPr>
-          <w:rFonts w:ascii="宋体" w:hAnsi="宋体" w:eastAsia="宋体"/>
-          <w:b w:val="0"/>
-          <w:sz w:val="22"/>
-        </w:rPr>
-        <w:t>基于层次分析法（AHP）与专家咨询，确定以下权重分配方案：</w:t>
-      </w:r>
-    </w:p>
-    <w:tbl>
-      <w:tblPr>
-        <w:tblStyle w:val="TableGrid"/>
-        <w:tblW w:type="auto" w:w="0"/>
-        <w:jc w:val="center"/>
-        <w:tblLook w:firstColumn="1" w:firstRow="1" w:lastColumn="0" w:lastRow="0" w:noHBand="0" w:noVBand="1" w:val="04A0"/>
-      </w:tblPr>
-      <w:tblGrid>
-        <w:gridCol w:w="2160"/>
-        <w:gridCol w:w="2160"/>
-        <w:gridCol w:w="2160"/>
-        <w:gridCol w:w="2160"/>
-      </w:tblGrid>
-      <w:tr>
-        <w:tc>
-          <w:tcPr>
-            <w:tcW w:type="dxa" w:w="2160"/>
-          </w:tcPr>
-          <w:p>
-            <w:pPr>
-              <w:jc w:val="center"/>
-            </w:pPr>
-            <w:r>
-              <w:rPr>
-                <w:rFonts w:ascii="宋体" w:hAnsi="宋体" w:eastAsia="宋体"/>
-                <w:b/>
-                <w:sz w:val="22"/>
-              </w:rPr>
-              <w:t>维度</w:t>
-            </w:r>
-          </w:p>
-        </w:tc>
-        <w:tc>
-          <w:tcPr>
-            <w:tcW w:type="dxa" w:w="2160"/>
-          </w:tcPr>
-          <w:p>
-            <w:pPr>
-              <w:jc w:val="center"/>
-            </w:pPr>
-            <w:r>
-              <w:rPr>
-                <w:rFonts w:ascii="宋体" w:hAnsi="宋体" w:eastAsia="宋体"/>
-                <w:b/>
-                <w:sz w:val="22"/>
-              </w:rPr>
-              <w:t>维度权重</w:t>
-            </w:r>
-          </w:p>
-        </w:tc>
-        <w:tc>
-          <w:tcPr>
-            <w:tcW w:type="dxa" w:w="2160"/>
-          </w:tcPr>
-          <w:p>
-            <w:pPr>
-              <w:jc w:val="center"/>
-            </w:pPr>
-            <w:r>
-              <w:rPr>
-                <w:rFonts w:ascii="宋体" w:hAnsi="宋体" w:eastAsia="宋体"/>
-                <w:b/>
-                <w:sz w:val="22"/>
-              </w:rPr>
-              <w:t>指标</w:t>
-            </w:r>
-          </w:p>
-        </w:tc>
-        <w:tc>
-          <w:tcPr>
-            <w:tcW w:type="dxa" w:w="2160"/>
-          </w:tcPr>
-          <w:p>
-            <w:pPr>
-              <w:jc w:val="center"/>
-            </w:pPr>
-            <w:r>
-              <w:rPr>
-                <w:rFonts w:ascii="宋体" w:hAnsi="宋体" w:eastAsia="宋体"/>
-                <w:b/>
-                <w:sz w:val="22"/>
-              </w:rPr>
-              <w:t>指标权重</w:t>
-            </w:r>
-          </w:p>
-        </w:tc>
-      </w:tr>
-      <w:tr>
-        <w:tc>
-          <w:tcPr>
-            <w:tcW w:type="dxa" w:w="2160"/>
-          </w:tcPr>
-          <w:p>
-            <w:pPr>
-              <w:jc w:val="center"/>
-            </w:pPr>
-            <w:r>
-              <w:rPr>
-                <w:rFonts w:ascii="宋体" w:hAnsi="宋体" w:eastAsia="宋体"/>
-                <w:b w:val="0"/>
-                <w:sz w:val="22"/>
-              </w:rPr>
-              <w:t>资源转化</w:t>
-            </w:r>
-          </w:p>
-        </w:tc>
-        <w:tc>
-          <w:tcPr>
-            <w:tcW w:type="dxa" w:w="2160"/>
-          </w:tcPr>
-          <w:p>
-            <w:pPr>
-              <w:jc w:val="center"/>
-            </w:pPr>
-            <w:r>
-              <w:rPr>
-                <w:rFonts w:ascii="宋体" w:hAnsi="宋体" w:eastAsia="宋体"/>
-                <w:b w:val="0"/>
-                <w:sz w:val="22"/>
-              </w:rPr>
-              <w:t>30%</w:t>
-            </w:r>
-          </w:p>
-        </w:tc>
-        <w:tc>
-          <w:tcPr>
-            <w:tcW w:type="dxa" w:w="2160"/>
-          </w:tcPr>
-          <w:p>
-            <w:pPr>
-              <w:jc w:val="center"/>
-            </w:pPr>
-            <w:r>
-              <w:rPr>
-                <w:rFonts w:ascii="宋体" w:hAnsi="宋体" w:eastAsia="宋体"/>
-                <w:b w:val="0"/>
-                <w:sz w:val="22"/>
-              </w:rPr>
-              <w:t>工业用电均价</w:t>
-            </w:r>
-          </w:p>
-        </w:tc>
-        <w:tc>
-          <w:tcPr>
-            <w:tcW w:type="dxa" w:w="2160"/>
-          </w:tcPr>
-          <w:p>
-            <w:pPr>
-              <w:jc w:val="center"/>
-            </w:pPr>
-            <w:r>
-              <w:rPr>
-                <w:rFonts w:ascii="宋体" w:hAnsi="宋体" w:eastAsia="宋体"/>
-                <w:b w:val="0"/>
-                <w:sz w:val="22"/>
-              </w:rPr>
-              <w:t>12%</w:t>
-            </w:r>
-          </w:p>
-        </w:tc>
-      </w:tr>
-      <w:tr>
-        <w:tc>
-          <w:tcPr>
-            <w:tcW w:type="dxa" w:w="2160"/>
-          </w:tcPr>
-          <w:p>
-            <w:pPr>
-              <w:jc w:val="center"/>
-            </w:pPr>
-            <w:r>
-              <w:rPr>
-                <w:rFonts w:ascii="宋体" w:hAnsi="宋体" w:eastAsia="宋体"/>
-                <w:b w:val="0"/>
-                <w:sz w:val="22"/>
-              </w:rPr>
-            </w:r>
-          </w:p>
-        </w:tc>
-        <w:tc>
-          <w:tcPr>
-            <w:tcW w:type="dxa" w:w="2160"/>
-          </w:tcPr>
-          <w:p>
-            <w:pPr>
-              <w:jc w:val="center"/>
-            </w:pPr>
-            <w:r>
-              <w:rPr>
-                <w:rFonts w:ascii="宋体" w:hAnsi="宋体" w:eastAsia="宋体"/>
-                <w:b w:val="0"/>
-                <w:sz w:val="22"/>
-              </w:rPr>
-            </w:r>
-          </w:p>
-        </w:tc>
-        <w:tc>
-          <w:tcPr>
-            <w:tcW w:type="dxa" w:w="2160"/>
-          </w:tcPr>
-          <w:p>
-            <w:pPr>
-              <w:jc w:val="center"/>
-            </w:pPr>
-            <w:r>
-              <w:rPr>
-                <w:rFonts w:ascii="宋体" w:hAnsi="宋体" w:eastAsia="宋体"/>
-                <w:b w:val="0"/>
-                <w:sz w:val="22"/>
-              </w:rPr>
-              <w:t>年平均气温</w:t>
-            </w:r>
-          </w:p>
-        </w:tc>
-        <w:tc>
-          <w:tcPr>
-            <w:tcW w:type="dxa" w:w="2160"/>
-          </w:tcPr>
-          <w:p>
-            <w:pPr>
-              <w:jc w:val="center"/>
-            </w:pPr>
-            <w:r>
-              <w:rPr>
-                <w:rFonts w:ascii="宋体" w:hAnsi="宋体" w:eastAsia="宋体"/>
-                <w:b w:val="0"/>
-                <w:sz w:val="22"/>
-              </w:rPr>
-              <w:t>10%</w:t>
-            </w:r>
-          </w:p>
-        </w:tc>
-      </w:tr>
-      <w:tr>
-        <w:tc>
-          <w:tcPr>
-            <w:tcW w:type="dxa" w:w="2160"/>
-          </w:tcPr>
-          <w:p>
-            <w:pPr>
-              <w:jc w:val="center"/>
-            </w:pPr>
-            <w:r>
-              <w:rPr>
-                <w:rFonts w:ascii="宋体" w:hAnsi="宋体" w:eastAsia="宋体"/>
-                <w:b w:val="0"/>
-                <w:sz w:val="22"/>
-              </w:rPr>
-            </w:r>
-          </w:p>
-        </w:tc>
-        <w:tc>
-          <w:tcPr>
-            <w:tcW w:type="dxa" w:w="2160"/>
-          </w:tcPr>
-          <w:p>
-            <w:pPr>
-              <w:jc w:val="center"/>
-            </w:pPr>
-            <w:r>
-              <w:rPr>
-                <w:rFonts w:ascii="宋体" w:hAnsi="宋体" w:eastAsia="宋体"/>
-                <w:b w:val="0"/>
-                <w:sz w:val="22"/>
-              </w:rPr>
-            </w:r>
-          </w:p>
-        </w:tc>
-        <w:tc>
-          <w:tcPr>
-            <w:tcW w:type="dxa" w:w="2160"/>
-          </w:tcPr>
-          <w:p>
-            <w:pPr>
-              <w:jc w:val="center"/>
-            </w:pPr>
-            <w:r>
-              <w:rPr>
-                <w:rFonts w:ascii="宋体" w:hAnsi="宋体" w:eastAsia="宋体"/>
-                <w:b w:val="0"/>
-                <w:sz w:val="22"/>
-              </w:rPr>
-              <w:t>可用产业用地</w:t>
-            </w:r>
-          </w:p>
-        </w:tc>
-        <w:tc>
-          <w:tcPr>
-            <w:tcW w:type="dxa" w:w="2160"/>
-          </w:tcPr>
-          <w:p>
-            <w:pPr>
-              <w:jc w:val="center"/>
-            </w:pPr>
-            <w:r>
-              <w:rPr>
-                <w:rFonts w:ascii="宋体" w:hAnsi="宋体" w:eastAsia="宋体"/>
-                <w:b w:val="0"/>
-                <w:sz w:val="22"/>
-              </w:rPr>
-              <w:t>8%</w:t>
-            </w:r>
-          </w:p>
-        </w:tc>
-      </w:tr>
-      <w:tr>
-        <w:tc>
-          <w:tcPr>
-            <w:tcW w:type="dxa" w:w="2160"/>
-          </w:tcPr>
-          <w:p>
-            <w:pPr>
-              <w:jc w:val="center"/>
-            </w:pPr>
-            <w:r>
-              <w:rPr>
-                <w:rFonts w:ascii="宋体" w:hAnsi="宋体" w:eastAsia="宋体"/>
-                <w:b w:val="0"/>
-                <w:sz w:val="22"/>
-              </w:rPr>
-              <w:t>公共支撑</w:t>
-            </w:r>
-          </w:p>
-        </w:tc>
-        <w:tc>
-          <w:tcPr>
-            <w:tcW w:type="dxa" w:w="2160"/>
-          </w:tcPr>
-          <w:p>
-            <w:pPr>
-              <w:jc w:val="center"/>
-            </w:pPr>
-            <w:r>
-              <w:rPr>
-                <w:rFonts w:ascii="宋体" w:hAnsi="宋体" w:eastAsia="宋体"/>
-                <w:b w:val="0"/>
-                <w:sz w:val="22"/>
-              </w:rPr>
-              <w:t>25%</w:t>
-            </w:r>
-          </w:p>
-        </w:tc>
-        <w:tc>
-          <w:tcPr>
-            <w:tcW w:type="dxa" w:w="2160"/>
-          </w:tcPr>
-          <w:p>
-            <w:pPr>
-              <w:jc w:val="center"/>
-            </w:pPr>
-            <w:r>
-              <w:rPr>
-                <w:rFonts w:ascii="宋体" w:hAnsi="宋体" w:eastAsia="宋体"/>
-                <w:b w:val="0"/>
-                <w:sz w:val="22"/>
-              </w:rPr>
-              <w:t>一般公共预算收入</w:t>
-            </w:r>
-          </w:p>
-        </w:tc>
-        <w:tc>
-          <w:tcPr>
-            <w:tcW w:type="dxa" w:w="2160"/>
-          </w:tcPr>
-          <w:p>
-            <w:pPr>
-              <w:jc w:val="center"/>
-            </w:pPr>
-            <w:r>
-              <w:rPr>
-                <w:rFonts w:ascii="宋体" w:hAnsi="宋体" w:eastAsia="宋体"/>
-                <w:b w:val="0"/>
-                <w:sz w:val="22"/>
-              </w:rPr>
-              <w:t>15%</w:t>
-            </w:r>
-          </w:p>
-        </w:tc>
-      </w:tr>
-      <w:tr>
-        <w:tc>
-          <w:tcPr>
-            <w:tcW w:type="dxa" w:w="2160"/>
-          </w:tcPr>
-          <w:p>
-            <w:pPr>
-              <w:jc w:val="center"/>
-            </w:pPr>
-            <w:r>
-              <w:rPr>
-                <w:rFonts w:ascii="宋体" w:hAnsi="宋体" w:eastAsia="宋体"/>
-                <w:b w:val="0"/>
-                <w:sz w:val="22"/>
-              </w:rPr>
-            </w:r>
-          </w:p>
-        </w:tc>
-        <w:tc>
-          <w:tcPr>
-            <w:tcW w:type="dxa" w:w="2160"/>
-          </w:tcPr>
-          <w:p>
-            <w:pPr>
-              <w:jc w:val="center"/>
-            </w:pPr>
-            <w:r>
-              <w:rPr>
-                <w:rFonts w:ascii="宋体" w:hAnsi="宋体" w:eastAsia="宋体"/>
-                <w:b w:val="0"/>
-                <w:sz w:val="22"/>
-              </w:rPr>
-            </w:r>
-          </w:p>
-        </w:tc>
-        <w:tc>
-          <w:tcPr>
-            <w:tcW w:type="dxa" w:w="2160"/>
-          </w:tcPr>
-          <w:p>
-            <w:pPr>
-              <w:jc w:val="center"/>
-            </w:pPr>
-            <w:r>
-              <w:rPr>
-                <w:rFonts w:ascii="宋体" w:hAnsi="宋体" w:eastAsia="宋体"/>
-                <w:b w:val="0"/>
-                <w:sz w:val="22"/>
-              </w:rPr>
-              <w:t>行政层级指数</w:t>
-            </w:r>
-          </w:p>
-        </w:tc>
-        <w:tc>
-          <w:tcPr>
-            <w:tcW w:type="dxa" w:w="2160"/>
-          </w:tcPr>
-          <w:p>
-            <w:pPr>
-              <w:jc w:val="center"/>
-            </w:pPr>
-            <w:r>
-              <w:rPr>
-                <w:rFonts w:ascii="宋体" w:hAnsi="宋体" w:eastAsia="宋体"/>
-                <w:b w:val="0"/>
-                <w:sz w:val="22"/>
-              </w:rPr>
-              <w:t>10%</w:t>
-            </w:r>
-          </w:p>
-        </w:tc>
-      </w:tr>
-      <w:tr>
-        <w:tc>
-          <w:tcPr>
-            <w:tcW w:type="dxa" w:w="2160"/>
-          </w:tcPr>
-          <w:p>
-            <w:pPr>
-              <w:jc w:val="center"/>
-            </w:pPr>
-            <w:r>
-              <w:rPr>
-                <w:rFonts w:ascii="宋体" w:hAnsi="宋体" w:eastAsia="宋体"/>
-                <w:b w:val="0"/>
-                <w:sz w:val="22"/>
-              </w:rPr>
-              <w:t>生态构建</w:t>
-            </w:r>
-          </w:p>
-        </w:tc>
-        <w:tc>
-          <w:tcPr>
-            <w:tcW w:type="dxa" w:w="2160"/>
-          </w:tcPr>
-          <w:p>
-            <w:pPr>
-              <w:jc w:val="center"/>
-            </w:pPr>
-            <w:r>
-              <w:rPr>
-                <w:rFonts w:ascii="宋体" w:hAnsi="宋体" w:eastAsia="宋体"/>
-                <w:b w:val="0"/>
-                <w:sz w:val="22"/>
-              </w:rPr>
-              <w:t>30%</w:t>
-            </w:r>
-          </w:p>
-        </w:tc>
-        <w:tc>
-          <w:tcPr>
-            <w:tcW w:type="dxa" w:w="2160"/>
-          </w:tcPr>
-          <w:p>
-            <w:pPr>
-              <w:jc w:val="center"/>
-            </w:pPr>
-            <w:r>
-              <w:rPr>
-                <w:rFonts w:ascii="宋体" w:hAnsi="宋体" w:eastAsia="宋体"/>
-                <w:b w:val="0"/>
-                <w:sz w:val="22"/>
-              </w:rPr>
-              <w:t>数字/算力企业数</w:t>
-            </w:r>
-          </w:p>
-        </w:tc>
-        <w:tc>
-          <w:tcPr>
-            <w:tcW w:type="dxa" w:w="2160"/>
-          </w:tcPr>
-          <w:p>
-            <w:pPr>
-              <w:jc w:val="center"/>
-            </w:pPr>
-            <w:r>
-              <w:rPr>
-                <w:rFonts w:ascii="宋体" w:hAnsi="宋体" w:eastAsia="宋体"/>
-                <w:b w:val="0"/>
-                <w:sz w:val="22"/>
-              </w:rPr>
-              <w:t>12%</w:t>
-            </w:r>
-          </w:p>
-        </w:tc>
-      </w:tr>
-      <w:tr>
-        <w:tc>
-          <w:tcPr>
-            <w:tcW w:type="dxa" w:w="2160"/>
-          </w:tcPr>
-          <w:p>
-            <w:pPr>
-              <w:jc w:val="center"/>
-            </w:pPr>
-            <w:r>
-              <w:rPr>
-                <w:rFonts w:ascii="宋体" w:hAnsi="宋体" w:eastAsia="宋体"/>
-                <w:b w:val="0"/>
-                <w:sz w:val="22"/>
-              </w:rPr>
-            </w:r>
-          </w:p>
-        </w:tc>
-        <w:tc>
-          <w:tcPr>
-            <w:tcW w:type="dxa" w:w="2160"/>
-          </w:tcPr>
-          <w:p>
-            <w:pPr>
-              <w:jc w:val="center"/>
-            </w:pPr>
-            <w:r>
-              <w:rPr>
-                <w:rFonts w:ascii="宋体" w:hAnsi="宋体" w:eastAsia="宋体"/>
-                <w:b w:val="0"/>
-                <w:sz w:val="22"/>
-              </w:rPr>
-            </w:r>
-          </w:p>
-        </w:tc>
-        <w:tc>
-          <w:tcPr>
-            <w:tcW w:type="dxa" w:w="2160"/>
-          </w:tcPr>
-          <w:p>
-            <w:pPr>
-              <w:jc w:val="center"/>
-            </w:pPr>
-            <w:r>
-              <w:rPr>
-                <w:rFonts w:ascii="宋体" w:hAnsi="宋体" w:eastAsia="宋体"/>
-                <w:b w:val="0"/>
-                <w:sz w:val="22"/>
-              </w:rPr>
-              <w:t>算力应用场景数</w:t>
-            </w:r>
-          </w:p>
-        </w:tc>
-        <w:tc>
-          <w:tcPr>
-            <w:tcW w:type="dxa" w:w="2160"/>
-          </w:tcPr>
-          <w:p>
-            <w:pPr>
-              <w:jc w:val="center"/>
-            </w:pPr>
-            <w:r>
-              <w:rPr>
-                <w:rFonts w:ascii="宋体" w:hAnsi="宋体" w:eastAsia="宋体"/>
-                <w:b w:val="0"/>
-                <w:sz w:val="22"/>
-              </w:rPr>
-              <w:t>10%</w:t>
-            </w:r>
-          </w:p>
-        </w:tc>
-      </w:tr>
-      <w:tr>
-        <w:tc>
-          <w:tcPr>
-            <w:tcW w:type="dxa" w:w="2160"/>
-          </w:tcPr>
-          <w:p>
-            <w:pPr>
-              <w:jc w:val="center"/>
-            </w:pPr>
-            <w:r>
-              <w:rPr>
-                <w:rFonts w:ascii="宋体" w:hAnsi="宋体" w:eastAsia="宋体"/>
-                <w:b w:val="0"/>
-                <w:sz w:val="22"/>
-              </w:rPr>
-            </w:r>
-          </w:p>
-        </w:tc>
-        <w:tc>
-          <w:tcPr>
-            <w:tcW w:type="dxa" w:w="2160"/>
-          </w:tcPr>
-          <w:p>
-            <w:pPr>
-              <w:jc w:val="center"/>
-            </w:pPr>
-            <w:r>
-              <w:rPr>
-                <w:rFonts w:ascii="宋体" w:hAnsi="宋体" w:eastAsia="宋体"/>
-                <w:b w:val="0"/>
-                <w:sz w:val="22"/>
-              </w:rPr>
-            </w:r>
-          </w:p>
-        </w:tc>
-        <w:tc>
-          <w:tcPr>
-            <w:tcW w:type="dxa" w:w="2160"/>
-          </w:tcPr>
-          <w:p>
-            <w:pPr>
-              <w:jc w:val="center"/>
-            </w:pPr>
-            <w:r>
-              <w:rPr>
-                <w:rFonts w:ascii="宋体" w:hAnsi="宋体" w:eastAsia="宋体"/>
-                <w:b w:val="0"/>
-                <w:sz w:val="22"/>
-              </w:rPr>
-              <w:t>高等教育/科研机构数</w:t>
-            </w:r>
-          </w:p>
-        </w:tc>
-        <w:tc>
-          <w:tcPr>
-            <w:tcW w:type="dxa" w:w="2160"/>
-          </w:tcPr>
-          <w:p>
-            <w:pPr>
-              <w:jc w:val="center"/>
-            </w:pPr>
-            <w:r>
-              <w:rPr>
-                <w:rFonts w:ascii="宋体" w:hAnsi="宋体" w:eastAsia="宋体"/>
-                <w:b w:val="0"/>
-                <w:sz w:val="22"/>
-              </w:rPr>
-              <w:t>8%</w:t>
-            </w:r>
-          </w:p>
-        </w:tc>
-      </w:tr>
-      <w:tr>
-        <w:tc>
-          <w:tcPr>
-            <w:tcW w:type="dxa" w:w="2160"/>
-          </w:tcPr>
-          <w:p>
-            <w:pPr>
-              <w:jc w:val="center"/>
-            </w:pPr>
-            <w:r>
-              <w:rPr>
-                <w:rFonts w:ascii="宋体" w:hAnsi="宋体" w:eastAsia="宋体"/>
-                <w:b w:val="0"/>
-                <w:sz w:val="22"/>
-              </w:rPr>
-              <w:t>弹性调节</w:t>
-            </w:r>
-          </w:p>
-        </w:tc>
-        <w:tc>
-          <w:tcPr>
-            <w:tcW w:type="dxa" w:w="2160"/>
-          </w:tcPr>
-          <w:p>
-            <w:pPr>
-              <w:jc w:val="center"/>
-            </w:pPr>
-            <w:r>
-              <w:rPr>
-                <w:rFonts w:ascii="宋体" w:hAnsi="宋体" w:eastAsia="宋体"/>
-                <w:b w:val="0"/>
-                <w:sz w:val="22"/>
-              </w:rPr>
-              <w:t>15%</w:t>
-            </w:r>
-          </w:p>
-        </w:tc>
-        <w:tc>
-          <w:tcPr>
-            <w:tcW w:type="dxa" w:w="2160"/>
-          </w:tcPr>
-          <w:p>
-            <w:pPr>
-              <w:jc w:val="center"/>
-            </w:pPr>
-            <w:r>
-              <w:rPr>
-                <w:rFonts w:ascii="宋体" w:hAnsi="宋体" w:eastAsia="宋体"/>
-                <w:b w:val="0"/>
-                <w:sz w:val="22"/>
-              </w:rPr>
-              <w:t>（以上三项按比例分配）</w:t>
-            </w:r>
-          </w:p>
-        </w:tc>
-        <w:tc>
-          <w:tcPr>
-            <w:tcW w:type="dxa" w:w="2160"/>
-          </w:tcPr>
-          <w:p>
-            <w:pPr>
-              <w:jc w:val="center"/>
-            </w:pPr>
-            <w:r>
-              <w:rPr>
-                <w:rFonts w:ascii="宋体" w:hAnsi="宋体" w:eastAsia="宋体"/>
-                <w:b w:val="0"/>
-                <w:sz w:val="22"/>
-              </w:rPr>
-              <w:t>15%</w:t>
-            </w:r>
-          </w:p>
-        </w:tc>
-      </w:tr>
-    </w:tbl>
-    <w:p/>
-    <w:p>
-      <w:pPr>
-        <w:pStyle w:val="Heading1"/>
-      </w:pPr>
-      <w:r>
-        <w:rPr>
-          <w:rFonts w:ascii="宋体" w:hAnsi="宋体" w:eastAsia="宋体"/>
-          <w:b/>
-          <w:color w:val="0D5E33"/>
-          <w:sz w:val="32"/>
-        </w:rPr>
-        <w:t>四、政策文件索引</w:t>
+        <w:t>教育部.《2024年全国高等学校名单》</w:t>
       </w:r>
     </w:p>
     <w:p>
       <w:pPr>
         <w:pStyle w:val="ListBullet"/>
+        <w:spacing w:line="336" w:lineRule="auto"/>
       </w:pPr>
       <w:r>
         <w:rPr>
           <w:rFonts w:ascii="宋体" w:hAnsi="宋体" w:eastAsia="宋体"/>
           <w:b w:val="0"/>
-          <w:sz w:val="22"/>
+          <w:sz w:val="20"/>
         </w:rPr>
-        <w:t>《东数西算工程实施方案》（发改高技〔2022〕201号）</w:t>
+        <w:t>科技部.《科研机构名录》</w:t>
       </w:r>
     </w:p>
     <w:p>
       <w:pPr>
         <w:pStyle w:val="ListBullet"/>
+        <w:spacing w:line="336" w:lineRule="auto"/>
       </w:pPr>
       <w:r>
         <w:rPr>
           <w:rFonts w:ascii="宋体" w:hAnsi="宋体" w:eastAsia="宋体"/>
           <w:b w:val="0"/>
-          <w:sz w:val="22"/>
+          <w:sz w:val="20"/>
         </w:rPr>
-        <w:t>《全国一体化大数据中心协同创新体系算力枢纽实施方案》（发改高技〔2021〕709号）</w:t>
+        <w:t>新疆维吾尔自治区大数据局.《2024年数字经济发展白皮书》</w:t>
       </w:r>
     </w:p>
     <w:p>
       <w:pPr>
         <w:pStyle w:val="ListBullet"/>
+        <w:spacing w:line="336" w:lineRule="auto"/>
       </w:pPr>
       <w:r>
         <w:rPr>
           <w:rFonts w:ascii="宋体" w:hAnsi="宋体" w:eastAsia="宋体"/>
           <w:b w:val="0"/>
-          <w:sz w:val="22"/>
+          <w:sz w:val="20"/>
         </w:rPr>
-        <w:t>《新疆维吾尔自治区数字经济发展规划（2024-2028年）》</w:t>
+        <w:t>新疆自然资源厅.《2024年建设用地供应计划》</w:t>
       </w:r>
     </w:p>
     <w:p>
       <w:pPr>
         <w:pStyle w:val="ListBullet"/>
+        <w:spacing w:line="336" w:lineRule="auto"/>
       </w:pPr>
       <w:r>
         <w:rPr>
           <w:rFonts w:ascii="宋体" w:hAnsi="宋体" w:eastAsia="宋体"/>
           <w:b w:val="0"/>
-          <w:sz w:val="22"/>
+          <w:sz w:val="20"/>
         </w:rPr>
-        <w:t>《克拉玛依市数字经济发展三年行动方案（2024-2026年）》</w:t>
+        <w:t>新疆维吾尔自治区政府网站：www.xinjiang.gov.cn</w:t>
       </w:r>
     </w:p>
     <w:p>
       <w:pPr>
         <w:pStyle w:val="ListBullet"/>
+        <w:spacing w:line="336" w:lineRule="auto"/>
       </w:pPr>
       <w:r>
         <w:rPr>
           <w:rFonts w:ascii="宋体" w:hAnsi="宋体" w:eastAsia="宋体"/>
           <w:b w:val="0"/>
-          <w:sz w:val="22"/>
+          <w:sz w:val="20"/>
         </w:rPr>
-        <w:t>《哈密市数字经济产业发展规划（2023-2027年）》</w:t>
+        <w:t>克拉玛依市人民政府.《政府工作报告》（2022年、2023年、2024年、2025年）</w:t>
       </w:r>
     </w:p>
     <w:p>
       <w:pPr>
         <w:pStyle w:val="ListBullet"/>
+        <w:spacing w:line="336" w:lineRule="auto"/>
       </w:pPr>
       <w:r>
         <w:rPr>
           <w:rFonts w:ascii="宋体" w:hAnsi="宋体" w:eastAsia="宋体"/>
           <w:b w:val="0"/>
-          <w:sz w:val="22"/>
+          <w:sz w:val="20"/>
         </w:rPr>
-        <w:t>《伊吾县数字经济与算力产业发展实施意见》</w:t>
+        <w:t>克拉玛依市财政局.《2024年预算执行情况报告》</w:t>
       </w:r>
     </w:p>
     <w:p>
       <w:pPr>
         <w:pStyle w:val="ListBullet"/>
+        <w:spacing w:line="336" w:lineRule="auto"/>
       </w:pPr>
       <w:r>
         <w:rPr>
           <w:rFonts w:ascii="宋体" w:hAnsi="宋体" w:eastAsia="宋体"/>
           <w:b w:val="0"/>
-          <w:sz w:val="22"/>
+          <w:sz w:val="20"/>
         </w:rPr>
-        <w:t>《绿色数据中心建设指南》（工信部联节〔2023〕56号）</w:t>
+        <w:t>克拉玛依市工信局.《云计算产业发展白皮书》</w:t>
       </w:r>
     </w:p>
     <w:p>
       <w:pPr>
         <w:pStyle w:val="ListBullet"/>
+        <w:spacing w:line="336" w:lineRule="auto"/>
       </w:pPr>
       <w:r>
         <w:rPr>
           <w:rFonts w:ascii="宋体" w:hAnsi="宋体" w:eastAsia="宋体"/>
           <w:b w:val="0"/>
-          <w:sz w:val="22"/>
+          <w:sz w:val="20"/>
         </w:rPr>
-        <w:t>《新疆绿色算力产业发展行动计划（2024-2026年）》</w:t>
+        <w:t>克拉玛依市人民政府（2025.02.13）.《绿色算力扶持政策》</w:t>
       </w:r>
     </w:p>
     <w:p>
       <w:pPr>
         <w:pStyle w:val="ListBullet"/>
+        <w:spacing w:line="336" w:lineRule="auto"/>
       </w:pPr>
       <w:r>
         <w:rPr>
           <w:rFonts w:ascii="宋体" w:hAnsi="宋体" w:eastAsia="宋体"/>
           <w:b w:val="0"/>
-          <w:sz w:val="22"/>
+          <w:sz w:val="20"/>
         </w:rPr>
-        <w:t>《算力基础设施高质量发展行动计划》（工信部联通信〔2023〕180号）</w:t>
+        <w:t>克拉玛依云计算产业园区. 年度统计数据</w:t>
       </w:r>
     </w:p>
     <w:p>
       <w:pPr>
         <w:pStyle w:val="ListBullet"/>
+        <w:spacing w:line="336" w:lineRule="auto"/>
       </w:pPr>
       <w:r>
         <w:rPr>
           <w:rFonts w:ascii="宋体" w:hAnsi="宋体" w:eastAsia="宋体"/>
           <w:b w:val="0"/>
-          <w:sz w:val="22"/>
+          <w:sz w:val="20"/>
         </w:rPr>
-        <w:t>《关于促进数据产业高质量发展的指导意见》（数据局〔2024〕15号）</w:t>
+        <w:t>上海市政府合作交流办. 2025年专栏</w:t>
       </w:r>
     </w:p>
     <w:p>
       <w:pPr>
         <w:pStyle w:val="ListBullet"/>
+        <w:spacing w:line="336" w:lineRule="auto"/>
       </w:pPr>
       <w:r>
         <w:rPr>
           <w:rFonts w:ascii="宋体" w:hAnsi="宋体" w:eastAsia="宋体"/>
           <w:b w:val="0"/>
-          <w:sz w:val="22"/>
+          <w:sz w:val="20"/>
         </w:rPr>
-        <w:t>《新疆可再生能源电力消纳保障实施方案》</w:t>
+        <w:t>哈密市统计局.《国民经济和社会发展统计公报》（2021年、2022年、2023年、2024年）</w:t>
       </w:r>
     </w:p>
     <w:p>
       <w:pPr>
         <w:pStyle w:val="ListBullet"/>
+        <w:spacing w:line="336" w:lineRule="auto"/>
       </w:pPr>
       <w:r>
         <w:rPr>
           <w:rFonts w:ascii="宋体" w:hAnsi="宋体" w:eastAsia="宋体"/>
           <w:b w:val="0"/>
-          <w:sz w:val="22"/>
+          <w:sz w:val="20"/>
         </w:rPr>
-        <w:t>《中国（新疆）自由贸易试验区总体方案》</w:t>
-      </w:r>
-    </w:p>
-    <w:p/>
-    <w:p>
-      <w:pPr>
-        <w:pStyle w:val="Heading1"/>
-      </w:pPr>
-      <w:r>
-        <w:rPr>
-          <w:rFonts w:ascii="宋体" w:hAnsi="宋体" w:eastAsia="宋体"/>
-          <w:b/>
-          <w:color w:val="0D5E33"/>
-          <w:sz w:val="32"/>
-        </w:rPr>
-        <w:t>五、学术引用</w:t>
+        <w:t>哈密市财政局. 预算执行报告</w:t>
       </w:r>
     </w:p>
     <w:p>
       <w:pPr>
         <w:pStyle w:val="ListBullet"/>
+        <w:spacing w:line="336" w:lineRule="auto"/>
       </w:pPr>
       <w:r>
         <w:rPr>
           <w:rFonts w:ascii="宋体" w:hAnsi="宋体" w:eastAsia="宋体"/>
           <w:b w:val="0"/>
-          <w:sz w:val="22"/>
+          <w:sz w:val="20"/>
         </w:rPr>
-        <w:t>Hwang, C.L., &amp; Yoon, K. (1981). Multiple Attribute Decision Making: Methods and Applications. Springer-Verlag.</w:t>
+        <w:t>国网哈密供电公司. 电力交易数据</w:t>
       </w:r>
     </w:p>
     <w:p>
       <w:pPr>
         <w:pStyle w:val="ListBullet"/>
+        <w:spacing w:line="336" w:lineRule="auto"/>
       </w:pPr>
       <w:r>
         <w:rPr>
           <w:rFonts w:ascii="宋体" w:hAnsi="宋体" w:eastAsia="宋体"/>
           <w:b w:val="0"/>
-          <w:sz w:val="22"/>
+          <w:sz w:val="20"/>
         </w:rPr>
-        <w:t>Opricovic, S., &amp; Tzeng, G.H. (2004). Compromise solution by MCDM methods: A comparative analysis. European Journal of Operational Research, 156(2), 445-455.</w:t>
+        <w:t>百度百科·哈密(伊吾)算力创新示范区词条</w:t>
       </w:r>
     </w:p>
     <w:p>
       <w:pPr>
         <w:pStyle w:val="ListBullet"/>
+        <w:spacing w:line="336" w:lineRule="auto"/>
       </w:pPr>
       <w:r>
         <w:rPr>
           <w:rFonts w:ascii="宋体" w:hAnsi="宋体" w:eastAsia="宋体"/>
           <w:b w:val="0"/>
-          <w:sz w:val="22"/>
+          <w:sz w:val="20"/>
         </w:rPr>
-        <w:t>Chen, Y., et al. (2023). Green computing evaluation framework based on TOPSIS. Journal of Cleaner Production, 385, 135702.</w:t>
+        <w:t>新华网新疆频道（2025.06.05）. 克拉玛依算力报道</w:t>
       </w:r>
     </w:p>
     <w:p>
       <w:pPr>
         <w:pStyle w:val="ListBullet"/>
+        <w:spacing w:line="336" w:lineRule="auto"/>
       </w:pPr>
       <w:r>
         <w:rPr>
           <w:rFonts w:ascii="宋体" w:hAnsi="宋体" w:eastAsia="宋体"/>
           <w:b w:val="0"/>
-          <w:sz w:val="22"/>
+          <w:sz w:val="20"/>
         </w:rPr>
-        <w:t>Zavadskas, E.K., et al. (2016). Multi-criteria decision-making for sustainable energy. Renewable and Sustainable Energy Reviews, 59, 125-136.</w:t>
+        <w:t>新华网（2026.04.21）. 伊吾算力报道</w:t>
       </w:r>
     </w:p>
     <w:p>
       <w:pPr>
         <w:pStyle w:val="ListBullet"/>
+        <w:spacing w:line="336" w:lineRule="auto"/>
       </w:pPr>
       <w:r>
         <w:rPr>
           <w:rFonts w:ascii="宋体" w:hAnsi="宋体" w:eastAsia="宋体"/>
           <w:b w:val="0"/>
-          <w:sz w:val="22"/>
+          <w:sz w:val="20"/>
         </w:rPr>
-        <w:t>Wang, X., et al. (2024). Optimal site selection for green data centers. Energy Policy, 184, 113859.</w:t>
+        <w:t>央视网（2026.04.23）. 伊吾算力新城/央企1,700亿报道</w:t>
       </w:r>
     </w:p>
     <w:p>
       <w:pPr>
         <w:pStyle w:val="ListBullet"/>
+        <w:spacing w:line="336" w:lineRule="auto"/>
       </w:pPr>
       <w:r>
         <w:rPr>
           <w:rFonts w:ascii="宋体" w:hAnsi="宋体" w:eastAsia="宋体"/>
           <w:b w:val="0"/>
-          <w:sz w:val="22"/>
+          <w:sz w:val="20"/>
         </w:rPr>
-        <w:t>Li, Z., et al. (2023). Evaluation of computing power hubs in Western China. Resources Policy, 82, 103525.</w:t>
+        <w:t>中国日报网（2025.04）. 克拉玛依数字经济报道</w:t>
       </w:r>
     </w:p>
     <w:p>
       <w:pPr>
         <w:pStyle w:val="ListBullet"/>
+        <w:spacing w:line="336" w:lineRule="auto"/>
       </w:pPr>
       <w:r>
         <w:rPr>
           <w:rFonts w:ascii="宋体" w:hAnsi="宋体" w:eastAsia="宋体"/>
           <w:b w:val="0"/>
-          <w:sz w:val="22"/>
+          <w:sz w:val="20"/>
         </w:rPr>
-        <w:t>张华等. (2024). 基于TOPSIS的绿色算力评估模型研究. 计算机应用研究, 41(3), 721-728.</w:t>
+        <w:t>中国新闻网·新疆. 碳和/丝路新云/克融云算企业数据</w:t>
       </w:r>
     </w:p>
     <w:p>
       <w:pPr>
         <w:pStyle w:val="ListBullet"/>
+        <w:spacing w:line="336" w:lineRule="auto"/>
       </w:pPr>
       <w:r>
         <w:rPr>
           <w:rFonts w:ascii="宋体" w:hAnsi="宋体" w:eastAsia="宋体"/>
           <w:b w:val="0"/>
-          <w:sz w:val="22"/>
+          <w:sz w:val="20"/>
         </w:rPr>
-        <w:t>王明等. (2023). 新疆绿色算力产业集群发展路径研究. 新疆社会科学, 2023(4), 56-67.</w:t>
+        <w:t>腾讯新闻（2026.04.21）. 伊吾算力深度报道</w:t>
       </w:r>
     </w:p>
     <w:p>
       <w:pPr>
         <w:pStyle w:val="ListBullet"/>
+        <w:spacing w:line="336" w:lineRule="auto"/>
       </w:pPr>
       <w:r>
         <w:rPr>
           <w:rFonts w:ascii="宋体" w:hAnsi="宋体" w:eastAsia="宋体"/>
           <w:b w:val="0"/>
-          <w:sz w:val="22"/>
+          <w:sz w:val="20"/>
         </w:rPr>
-        <w:t>赵磊等. (2024). 面向东数西算的数据中心选址多准则决策分析. 系统工程理论与实践, 44(2), 389-402.</w:t>
+        <w:t>新疆日报/天山网. 克拉玛依10万P目标报道</w:t>
       </w:r>
     </w:p>
     <w:p>
       <w:pPr>
         <w:pStyle w:val="ListBullet"/>
+        <w:spacing w:line="336" w:lineRule="auto"/>
       </w:pPr>
       <w:r>
         <w:rPr>
           <w:rFonts w:ascii="宋体" w:hAnsi="宋体" w:eastAsia="宋体"/>
           <w:b w:val="0"/>
-          <w:sz w:val="22"/>
+          <w:sz w:val="20"/>
         </w:rPr>
-        <w:t>刘强等. (2023). 算力基础设施评价指标体系构建研究. 科技管理研究, 43(15), 68-76.</w:t>
-      </w:r>
-    </w:p>
-    <w:p>
-      <w:pPr>
-        <w:pStyle w:val="ListBullet"/>
-      </w:pPr>
-      <w:r>
-        <w:rPr>
-          <w:rFonts w:ascii="宋体" w:hAnsi="宋体" w:eastAsia="宋体"/>
-          <w:b w:val="0"/>
-          <w:sz w:val="22"/>
-        </w:rPr>
-        <w:t>陈静等. (2024). 可再生能源在数据中心中的应用效果评估. 中国能源, 46(1), 34-43.</w:t>
-      </w:r>
-    </w:p>
-    <w:p>
-      <w:pPr>
-        <w:pStyle w:val="ListBullet"/>
-      </w:pPr>
-      <w:r>
-        <w:rPr>
-          <w:rFonts w:ascii="宋体" w:hAnsi="宋体" w:eastAsia="宋体"/>
-          <w:b w:val="0"/>
-          <w:sz w:val="22"/>
-        </w:rPr>
-        <w:t>Brown, T., et al. (2024). Sustainable computing infrastructure: A multi-criteria approach. IEEE Transactions on Sustainable Computing, 9(2), 112-126.</w:t>
-      </w:r>
-    </w:p>
-    <w:p>
-      <w:pPr>
-        <w:pStyle w:val="ListBullet"/>
-      </w:pPr>
-      <w:r>
-        <w:rPr>
-          <w:rFonts w:ascii="宋体" w:hAnsi="宋体" w:eastAsia="宋体"/>
-          <w:b w:val="0"/>
-          <w:sz w:val="22"/>
-        </w:rPr>
-        <w:t>Kim, S., &amp; Park, J. (2023). Green data center location selection using hybrid MCDM. Expert Systems with Applications, 213, 119245.</w:t>
-      </w:r>
-    </w:p>
-    <w:p>
-      <w:pPr>
-        <w:pStyle w:val="ListBullet"/>
-      </w:pPr>
-      <w:r>
-        <w:rPr>
-          <w:rFonts w:ascii="宋体" w:hAnsi="宋体" w:eastAsia="宋体"/>
-          <w:b w:val="0"/>
-          <w:sz w:val="22"/>
-        </w:rPr>
-        <w:t>杨光等. (2024). 新疆数字经济发展与绿色算力协同研究. 干旱区地理, 47(5), 1024-1036.</w:t>
-      </w:r>
-    </w:p>
-    <w:p>
-      <w:pPr>
-        <w:pStyle w:val="ListBullet"/>
-      </w:pPr>
-      <w:r>
-        <w:rPr>
-          <w:rFonts w:ascii="宋体" w:hAnsi="宋体" w:eastAsia="宋体"/>
-          <w:b w:val="0"/>
-          <w:sz w:val="22"/>
-        </w:rPr>
-        <w:t>国家信息中心. (2024). 中国绿色算力发展研究报告. 国家信息中心出版社.</w:t>
-      </w:r>
-    </w:p>
-    <w:p>
-      <w:pPr>
-        <w:pStyle w:val="ListBullet"/>
-      </w:pPr>
-      <w:r>
-        <w:rPr>
-          <w:rFonts w:ascii="宋体" w:hAnsi="宋体" w:eastAsia="宋体"/>
-          <w:b w:val="0"/>
-          <w:sz w:val="22"/>
-        </w:rPr>
-        <w:t>中国信通院. (2024). 中国算力发展指数白皮书. 中国信息通信研究院.</w:t>
-      </w:r>
-    </w:p>
-    <w:p>
-      <w:pPr>
-        <w:pStyle w:val="ListBullet"/>
-      </w:pPr>
-      <w:r>
-        <w:rPr>
-          <w:rFonts w:ascii="宋体" w:hAnsi="宋体" w:eastAsia="宋体"/>
-          <w:b w:val="0"/>
-          <w:sz w:val="22"/>
-        </w:rPr>
-        <w:t>新疆发改委. (2024). 新疆绿色算力产业规划研究. 新疆人民出版社.</w:t>
-      </w:r>
-    </w:p>
-    <w:p>
-      <w:pPr>
-        <w:pStyle w:val="ListBullet"/>
-      </w:pPr>
-      <w:r>
-        <w:rPr>
-          <w:rFonts w:ascii="宋体" w:hAnsi="宋体" w:eastAsia="宋体"/>
-          <w:b w:val="0"/>
-          <w:sz w:val="22"/>
-        </w:rPr>
-        <w:t>贾俊等. (2024). 基于熵权-TOPSIS的绿色数据中心综合评价. 计算机科学与探索, 18(6), 1542-1556.</w:t>
+        <w:t>中国气象局.《新疆气候公报（2024年）》</w:t>
       </w:r>
     </w:p>
     <w:sectPr>
